--- a/public-submissions/invisible-invaders-sand-investigation-guide.docx
+++ b/public-submissions/invisible-invaders-sand-investigation-guide.docx
@@ -29,7 +29,7 @@
         <w:t xml:space="preserve">Piter Garcia and Aastha</w:t>
       </w:r>
       <w:r>
-        <w:br/>
+        <w:t xml:space="preserve"> </w:t>
       </w:r>
       <w:r>
         <w:rPr>
@@ -45,7 +45,7 @@
         <w:t xml:space="preserve">Get Real! Science Camp - Invisible Invaders</w:t>
       </w:r>
       <w:r>
-        <w:br/>
+        <w:t xml:space="preserve"> </w:t>
       </w:r>
       <w:r>
         <w:rPr>
@@ -61,7 +61,7 @@
         <w:t xml:space="preserve">Collect, sieve, density-separate, filter, and examine Charlotte Beach sand with campers</w:t>
       </w:r>
       <w:r>
-        <w:br/>
+        <w:t xml:space="preserve"> </w:t>
       </w:r>
       <w:r>
         <w:rPr>
@@ -74,7 +74,7 @@
         <w:t xml:space="preserve"> </w:t>
       </w:r>
       <w:r>
-        <w:t xml:space="preserve">July 22, 2026</w:t>
+        <w:t xml:space="preserve">July 23, 2026</w:t>
       </w:r>
     </w:p>
     <w:p>
@@ -176,14 +176,6 @@
         <w:tblStyle w:val="Table"/>
         <w:tblW w:type="auto" w:w="0"/>
         <w:tblLook w:firstRow="1" w:lastRow="0" w:firstColumn="0" w:lastColumn="0" w:noHBand="0" w:noVBand="0" w:val="0020"/>
-        <w:tblBorders>
-          <w:top w:val="single" w:sz="4" w:space="0" w:color="B7C4D2"/>
-          <w:left w:val="single" w:sz="4" w:space="0" w:color="B7C4D2"/>
-          <w:bottom w:val="single" w:sz="4" w:space="0" w:color="B7C4D2"/>
-          <w:right w:val="single" w:sz="4" w:space="0" w:color="B7C4D2"/>
-          <w:insideH w:val="single" w:sz="4" w:space="0" w:color="B7C4D2"/>
-          <w:insideV w:val="single" w:sz="4" w:space="0" w:color="B7C4D2"/>
-        </w:tblBorders>
       </w:tblPr>
       <w:tblGrid>
         <w:gridCol w:w="2640"/>
@@ -193,100 +185,48 @@
       <w:tr>
         <w:trPr>
           <w:tblHeader w:val="on"/>
-          <w:tblHeader w:val="true"/>
-          <w:cantSplit/>
         </w:trPr>
         <w:tc>
-          <w:tcPr>
-            <w:tcMar>
-              <w:top w:w="55" w:type="dxa"/>
-              <w:start w:w="70" w:type="dxa"/>
-              <w:bottom w:w="55" w:type="dxa"/>
-              <w:end w:w="70" w:type="dxa"/>
-            </w:tcMar>
-            <w:shd w:fill="D9EAF7"/>
-          </w:tcPr>
-          <w:p>
-            <w:pPr>
-              <w:pStyle w:val="Compact"/>
-              <w:spacing w:before="0" w:after="30" w:line="240" w:lineRule="auto"/>
-            </w:pPr>
-            <w:r>
-              <w:rPr>
-                <w:b/>
-                <w:color w:val="1F4E79"/>
-              </w:rPr>
+          <w:tcPr/>
+          <w:p>
+            <w:pPr>
+              <w:pStyle w:val="Compact"/>
+            </w:pPr>
+            <w:r>
               <w:t xml:space="preserve">Camp moment</w:t>
             </w:r>
           </w:p>
         </w:tc>
         <w:tc>
-          <w:tcPr>
-            <w:tcMar>
-              <w:top w:w="55" w:type="dxa"/>
-              <w:start w:w="70" w:type="dxa"/>
-              <w:bottom w:w="55" w:type="dxa"/>
-              <w:end w:w="70" w:type="dxa"/>
-            </w:tcMar>
-            <w:shd w:fill="D9EAF7"/>
-          </w:tcPr>
-          <w:p>
-            <w:pPr>
-              <w:pStyle w:val="Compact"/>
-              <w:spacing w:before="0" w:after="30" w:line="240" w:lineRule="auto"/>
-            </w:pPr>
-            <w:r>
-              <w:rPr>
-                <w:b/>
-                <w:color w:val="1F4E79"/>
-              </w:rPr>
+          <w:tcPr/>
+          <w:p>
+            <w:pPr>
+              <w:pStyle w:val="Compact"/>
+            </w:pPr>
+            <w:r>
               <w:t xml:space="preserve">What campers do</w:t>
             </w:r>
           </w:p>
         </w:tc>
         <w:tc>
-          <w:tcPr>
-            <w:tcMar>
-              <w:top w:w="55" w:type="dxa"/>
-              <w:start w:w="70" w:type="dxa"/>
-              <w:bottom w:w="55" w:type="dxa"/>
-              <w:end w:w="70" w:type="dxa"/>
-            </w:tcMar>
-            <w:shd w:fill="D9EAF7"/>
-          </w:tcPr>
-          <w:p>
-            <w:pPr>
-              <w:pStyle w:val="Compact"/>
-              <w:spacing w:before="0" w:after="30" w:line="240" w:lineRule="auto"/>
+          <w:tcPr/>
+          <w:p>
+            <w:pPr>
+              <w:pStyle w:val="Compact"/>
               <w:jc w:val="right"/>
             </w:pPr>
             <w:r>
-              <w:rPr>
-                <w:b/>
-                <w:color w:val="1F4E79"/>
-              </w:rPr>
               <w:t xml:space="preserve">Approximate time</w:t>
             </w:r>
           </w:p>
         </w:tc>
       </w:tr>
       <w:tr>
-        <w:trPr>
-          <w:cantSplit/>
-        </w:trPr>
-        <w:tc>
-          <w:tcPr>
-            <w:tcMar>
-              <w:top w:w="55" w:type="dxa"/>
-              <w:start w:w="70" w:type="dxa"/>
-              <w:bottom w:w="55" w:type="dxa"/>
-              <w:end w:w="70" w:type="dxa"/>
-            </w:tcMar>
-          </w:tcPr>
-          <w:p>
-            <w:pPr>
-              <w:pStyle w:val="Compact"/>
-              <w:spacing w:before="0" w:after="30" w:line="240" w:lineRule="auto"/>
+        <w:tc>
+          <w:tcPr/>
+          <w:p>
+            <w:pPr>
+              <w:pStyle w:val="Compact"/>
             </w:pPr>
             <w:r>
               <w:rPr>
@@ -298,62 +238,35 @@
           </w:p>
         </w:tc>
         <w:tc>
-          <w:tcPr>
-            <w:tcMar>
-              <w:top w:w="55" w:type="dxa"/>
-              <w:start w:w="70" w:type="dxa"/>
-              <w:bottom w:w="55" w:type="dxa"/>
-              <w:end w:w="70" w:type="dxa"/>
-            </w:tcMar>
-          </w:tcPr>
-          <w:p>
-            <w:pPr>
-              <w:pStyle w:val="Compact"/>
-              <w:spacing w:before="0" w:after="30" w:line="240" w:lineRule="auto"/>
-            </w:pPr>
-            <w:r>
-              <w:t xml:space="preserve">Collect, label, map, and seal three consistent sand samples</w:t>
-            </w:r>
-          </w:p>
-        </w:tc>
-        <w:tc>
-          <w:tcPr>
-            <w:tcMar>
-              <w:top w:w="55" w:type="dxa"/>
-              <w:start w:w="70" w:type="dxa"/>
-              <w:bottom w:w="55" w:type="dxa"/>
-              <w:end w:w="70" w:type="dxa"/>
-            </w:tcMar>
-          </w:tcPr>
-          <w:p>
-            <w:pPr>
-              <w:pStyle w:val="Compact"/>
-              <w:spacing w:before="0" w:after="30" w:line="240" w:lineRule="auto"/>
+          <w:tcPr/>
+          <w:p>
+            <w:pPr>
+              <w:pStyle w:val="Compact"/>
+            </w:pPr>
+            <w:r>
+              <w:t xml:space="preserve">Collect, label, map, and seal six traceable pair samples</w:t>
+            </w:r>
+          </w:p>
+        </w:tc>
+        <w:tc>
+          <w:tcPr/>
+          <w:p>
+            <w:pPr>
+              <w:pStyle w:val="Compact"/>
               <w:jc w:val="right"/>
             </w:pPr>
             <w:r>
-              <w:t xml:space="preserve">10 minutes within the Friday routine</w:t>
+              <w:t xml:space="preserve">8 minutes within the Friday routine</w:t>
             </w:r>
           </w:p>
         </w:tc>
       </w:tr>
       <w:tr>
-        <w:trPr>
-          <w:cantSplit/>
-        </w:trPr>
-        <w:tc>
-          <w:tcPr>
-            <w:tcMar>
-              <w:top w:w="55" w:type="dxa"/>
-              <w:start w:w="70" w:type="dxa"/>
-              <w:bottom w:w="55" w:type="dxa"/>
-              <w:end w:w="70" w:type="dxa"/>
-            </w:tcMar>
-          </w:tcPr>
-          <w:p>
-            <w:pPr>
-              <w:pStyle w:val="Compact"/>
-              <w:spacing w:before="0" w:after="30" w:line="240" w:lineRule="auto"/>
+        <w:tc>
+          <w:tcPr/>
+          <w:p>
+            <w:pPr>
+              <w:pStyle w:val="Compact"/>
             </w:pPr>
             <w:r>
               <w:rPr>
@@ -365,18 +278,10 @@
           </w:p>
         </w:tc>
         <w:tc>
-          <w:tcPr>
-            <w:tcMar>
-              <w:top w:w="55" w:type="dxa"/>
-              <w:start w:w="70" w:type="dxa"/>
-              <w:bottom w:w="55" w:type="dxa"/>
-              <w:end w:w="70" w:type="dxa"/>
-            </w:tcMar>
-          </w:tcPr>
-          <w:p>
-            <w:pPr>
-              <w:pStyle w:val="Compact"/>
-              <w:spacing w:before="0" w:after="30" w:line="240" w:lineRule="auto"/>
+          <w:tcPr/>
+          <w:p>
+            <w:pPr>
+              <w:pStyle w:val="Compact"/>
             </w:pPr>
             <w:r>
               <w:t xml:space="preserve">Sieve, sort visible material, add prepared brine, mix, and begin settling</w:t>
@@ -384,18 +289,10 @@
           </w:p>
         </w:tc>
         <w:tc>
-          <w:tcPr>
-            <w:tcMar>
-              <w:top w:w="55" w:type="dxa"/>
-              <w:start w:w="70" w:type="dxa"/>
-              <w:bottom w:w="55" w:type="dxa"/>
-              <w:end w:w="70" w:type="dxa"/>
-            </w:tcMar>
-          </w:tcPr>
-          <w:p>
-            <w:pPr>
-              <w:pStyle w:val="Compact"/>
-              <w:spacing w:before="0" w:after="30" w:line="240" w:lineRule="auto"/>
+          <w:tcPr/>
+          <w:p>
+            <w:pPr>
+              <w:pStyle w:val="Compact"/>
               <w:jc w:val="right"/>
             </w:pPr>
             <w:r>
@@ -405,22 +302,11 @@
         </w:tc>
       </w:tr>
       <w:tr>
-        <w:trPr>
-          <w:cantSplit/>
-        </w:trPr>
-        <w:tc>
-          <w:tcPr>
-            <w:tcMar>
-              <w:top w:w="55" w:type="dxa"/>
-              <w:start w:w="70" w:type="dxa"/>
-              <w:bottom w:w="55" w:type="dxa"/>
-              <w:end w:w="70" w:type="dxa"/>
-            </w:tcMar>
-          </w:tcPr>
-          <w:p>
-            <w:pPr>
-              <w:pStyle w:val="Compact"/>
-              <w:spacing w:before="0" w:after="30" w:line="240" w:lineRule="auto"/>
+        <w:tc>
+          <w:tcPr/>
+          <w:p>
+            <w:pPr>
+              <w:pStyle w:val="Compact"/>
             </w:pPr>
             <w:r>
               <w:rPr>
@@ -432,18 +318,10 @@
           </w:p>
         </w:tc>
         <w:tc>
-          <w:tcPr>
-            <w:tcMar>
-              <w:top w:w="55" w:type="dxa"/>
-              <w:start w:w="70" w:type="dxa"/>
-              <w:bottom w:w="55" w:type="dxa"/>
-              <w:end w:w="70" w:type="dxa"/>
-            </w:tcMar>
-          </w:tcPr>
-          <w:p>
-            <w:pPr>
-              <w:pStyle w:val="Compact"/>
-              <w:spacing w:before="0" w:after="30" w:line="240" w:lineRule="auto"/>
+          <w:tcPr/>
+          <w:p>
+            <w:pPr>
+              <w:pStyle w:val="Compact"/>
             </w:pPr>
             <w:r>
               <w:t xml:space="preserve">Observe the layers without disturbing them, then filter the upper liquid</w:t>
@@ -451,18 +329,10 @@
           </w:p>
         </w:tc>
         <w:tc>
-          <w:tcPr>
-            <w:tcMar>
-              <w:top w:w="55" w:type="dxa"/>
-              <w:start w:w="70" w:type="dxa"/>
-              <w:bottom w:w="55" w:type="dxa"/>
-              <w:end w:w="70" w:type="dxa"/>
-            </w:tcMar>
-          </w:tcPr>
-          <w:p>
-            <w:pPr>
-              <w:pStyle w:val="Compact"/>
-              <w:spacing w:before="0" w:after="30" w:line="240" w:lineRule="auto"/>
+          <w:tcPr/>
+          <w:p>
+            <w:pPr>
+              <w:pStyle w:val="Compact"/>
               <w:jc w:val="right"/>
             </w:pPr>
             <w:r>
@@ -472,22 +342,11 @@
         </w:tc>
       </w:tr>
       <w:tr>
-        <w:trPr>
-          <w:cantSplit/>
-        </w:trPr>
-        <w:tc>
-          <w:tcPr>
-            <w:tcMar>
-              <w:top w:w="55" w:type="dxa"/>
-              <w:start w:w="70" w:type="dxa"/>
-              <w:bottom w:w="55" w:type="dxa"/>
-              <w:end w:w="70" w:type="dxa"/>
-            </w:tcMar>
-          </w:tcPr>
-          <w:p>
-            <w:pPr>
-              <w:pStyle w:val="Compact"/>
-              <w:spacing w:before="0" w:after="30" w:line="240" w:lineRule="auto"/>
+        <w:tc>
+          <w:tcPr/>
+          <w:p>
+            <w:pPr>
+              <w:pStyle w:val="Compact"/>
             </w:pPr>
             <w:r>
               <w:rPr>
@@ -499,18 +358,10 @@
           </w:p>
         </w:tc>
         <w:tc>
-          <w:tcPr>
-            <w:tcMar>
-              <w:top w:w="55" w:type="dxa"/>
-              <w:start w:w="70" w:type="dxa"/>
-              <w:bottom w:w="55" w:type="dxa"/>
-              <w:end w:w="70" w:type="dxa"/>
-            </w:tcMar>
-          </w:tcPr>
-          <w:p>
-            <w:pPr>
-              <w:pStyle w:val="Compact"/>
-              <w:spacing w:before="0" w:after="30" w:line="240" w:lineRule="auto"/>
+          <w:tcPr/>
+          <w:p>
+            <w:pPr>
+              <w:pStyle w:val="Compact"/>
             </w:pPr>
             <w:r>
               <w:t xml:space="preserve">Examine the dried filters, make tape-lift slides, record suspected particles, compare the blank, and revise the model</w:t>
@@ -518,18 +369,10 @@
           </w:p>
         </w:tc>
         <w:tc>
-          <w:tcPr>
-            <w:tcMar>
-              <w:top w:w="55" w:type="dxa"/>
-              <w:start w:w="70" w:type="dxa"/>
-              <w:bottom w:w="55" w:type="dxa"/>
-              <w:end w:w="70" w:type="dxa"/>
-            </w:tcMar>
-          </w:tcPr>
-          <w:p>
-            <w:pPr>
-              <w:pStyle w:val="Compact"/>
-              <w:spacing w:before="0" w:after="30" w:line="240" w:lineRule="auto"/>
+          <w:tcPr/>
+          <w:p>
+            <w:pPr>
+              <w:pStyle w:val="Compact"/>
               <w:jc w:val="right"/>
             </w:pPr>
             <w:r>
@@ -580,7 +423,6 @@
           <w:ilvl w:val="0"/>
           <w:numId w:val="1001"/>
         </w:numPr>
-        <w:spacing w:line="240" w:lineRule="auto" w:after="30" w:before="100"/>
       </w:pPr>
       <w:r>
         <w:rPr>
@@ -603,7 +445,6 @@
           <w:ilvl w:val="0"/>
           <w:numId w:val="1001"/>
         </w:numPr>
-        <w:spacing w:line="240" w:lineRule="auto" w:after="30"/>
       </w:pPr>
       <w:r>
         <w:rPr>
@@ -626,7 +467,6 @@
           <w:ilvl w:val="0"/>
           <w:numId w:val="1001"/>
         </w:numPr>
-        <w:spacing w:line="240" w:lineRule="auto" w:after="30"/>
       </w:pPr>
       <w:r>
         <w:rPr>
@@ -649,7 +489,6 @@
           <w:ilvl w:val="0"/>
           <w:numId w:val="1001"/>
         </w:numPr>
-        <w:spacing w:line="240" w:lineRule="auto" w:after="30"/>
       </w:pPr>
       <w:r>
         <w:rPr>
@@ -672,7 +511,6 @@
           <w:ilvl w:val="0"/>
           <w:numId w:val="1001"/>
         </w:numPr>
-        <w:spacing w:line="240" w:lineRule="auto" w:after="30"/>
       </w:pPr>
       <w:r>
         <w:rPr>
@@ -695,7 +533,6 @@
           <w:ilvl w:val="0"/>
           <w:numId w:val="1001"/>
         </w:numPr>
-        <w:spacing w:line="240" w:lineRule="auto" w:after="100"/>
       </w:pPr>
       <w:r>
         <w:rPr>
@@ -728,7 +565,6 @@
           <w:ilvl w:val="0"/>
           <w:numId w:val="1002"/>
         </w:numPr>
-        <w:spacing w:line="240" w:lineRule="auto" w:after="30" w:before="100"/>
       </w:pPr>
       <w:r>
         <w:t xml:space="preserve">🟩</w:t>
@@ -740,7 +576,6 @@
         <w:rPr>
           <w:b/>
           <w:bCs/>
-          <w:color w:val="2E7D32"/>
         </w:rPr>
         <w:t xml:space="preserve">EARTH SYSTEMS:</w:t>
       </w:r>
@@ -758,7 +593,6 @@
           <w:ilvl w:val="0"/>
           <w:numId w:val="1002"/>
         </w:numPr>
-        <w:spacing w:line="240" w:lineRule="auto" w:after="30"/>
       </w:pPr>
       <w:r>
         <w:t xml:space="preserve">🟧</w:t>
@@ -770,7 +604,6 @@
         <w:rPr>
           <w:b/>
           <w:bCs/>
-          <w:color w:val="C65D00"/>
         </w:rPr>
         <w:t xml:space="preserve">WATER:</w:t>
       </w:r>
@@ -788,7 +621,6 @@
           <w:ilvl w:val="0"/>
           <w:numId w:val="1002"/>
         </w:numPr>
-        <w:spacing w:line="240" w:lineRule="auto" w:after="30"/>
       </w:pPr>
       <w:r>
         <w:t xml:space="preserve">🟦</w:t>
@@ -800,7 +632,6 @@
         <w:rPr>
           <w:b/>
           <w:bCs/>
-          <w:color w:val="1565C0"/>
         </w:rPr>
         <w:t xml:space="preserve">LIVING ORGANISMS:</w:t>
       </w:r>
@@ -818,7 +649,6 @@
           <w:ilvl w:val="0"/>
           <w:numId w:val="1002"/>
         </w:numPr>
-        <w:spacing w:line="240" w:lineRule="auto" w:after="100"/>
       </w:pPr>
       <w:r>
         <w:t xml:space="preserve">🟪</w:t>
@@ -830,7 +660,6 @@
         <w:rPr>
           <w:b/>
           <w:bCs/>
-          <w:color w:val="6A3D9A"/>
         </w:rPr>
         <w:t xml:space="preserve">HUMAN INFRASTRUCTURE:</w:t>
       </w:r>
@@ -864,14 +693,6 @@
         <w:tblStyle w:val="Table"/>
         <w:tblW w:type="auto" w:w="0"/>
         <w:tblLook w:firstRow="1" w:lastRow="0" w:firstColumn="0" w:lastColumn="0" w:noHBand="0" w:noVBand="0" w:val="0020"/>
-        <w:tblBorders>
-          <w:top w:val="single" w:sz="4" w:space="0" w:color="B7C4D2"/>
-          <w:left w:val="single" w:sz="4" w:space="0" w:color="B7C4D2"/>
-          <w:bottom w:val="single" w:sz="4" w:space="0" w:color="B7C4D2"/>
-          <w:right w:val="single" w:sz="4" w:space="0" w:color="B7C4D2"/>
-          <w:insideH w:val="single" w:sz="4" w:space="0" w:color="B7C4D2"/>
-          <w:insideV w:val="single" w:sz="4" w:space="0" w:color="B7C4D2"/>
-        </w:tblBorders>
       </w:tblPr>
       <w:tblGrid>
         <w:gridCol w:w="3960"/>
@@ -880,75 +701,36 @@
       <w:tr>
         <w:trPr>
           <w:tblHeader w:val="on"/>
-          <w:tblHeader w:val="true"/>
-          <w:cantSplit/>
         </w:trPr>
         <w:tc>
-          <w:tcPr>
-            <w:tcMar>
-              <w:top w:w="55" w:type="dxa"/>
-              <w:start w:w="70" w:type="dxa"/>
-              <w:bottom w:w="55" w:type="dxa"/>
-              <w:end w:w="70" w:type="dxa"/>
-            </w:tcMar>
-            <w:shd w:fill="D9EAF7"/>
-          </w:tcPr>
-          <w:p>
-            <w:pPr>
-              <w:pStyle w:val="Compact"/>
-              <w:spacing w:before="0" w:after="30" w:line="240" w:lineRule="auto"/>
-            </w:pPr>
-            <w:r>
-              <w:rPr>
-                <w:b/>
-                <w:color w:val="1F4E79"/>
-              </w:rPr>
+          <w:tcPr/>
+          <w:p>
+            <w:pPr>
+              <w:pStyle w:val="Compact"/>
+            </w:pPr>
+            <w:r>
               <w:t xml:space="preserve">Demonstrated move</w:t>
             </w:r>
           </w:p>
         </w:tc>
         <w:tc>
-          <w:tcPr>
-            <w:tcMar>
-              <w:top w:w="55" w:type="dxa"/>
-              <w:start w:w="70" w:type="dxa"/>
-              <w:bottom w:w="55" w:type="dxa"/>
-              <w:end w:w="70" w:type="dxa"/>
-            </w:tcMar>
-            <w:shd w:fill="D9EAF7"/>
-          </w:tcPr>
-          <w:p>
-            <w:pPr>
-              <w:pStyle w:val="Compact"/>
-              <w:spacing w:before="0" w:after="30" w:line="240" w:lineRule="auto"/>
-            </w:pPr>
-            <w:r>
-              <w:rPr>
-                <w:b/>
-                <w:color w:val="1F4E79"/>
-              </w:rPr>
+          <w:tcPr/>
+          <w:p>
+            <w:pPr>
+              <w:pStyle w:val="Compact"/>
+            </w:pPr>
+            <w:r>
               <w:t xml:space="preserve">Transcript location</w:t>
             </w:r>
           </w:p>
         </w:tc>
       </w:tr>
       <w:tr>
-        <w:trPr>
-          <w:cantSplit/>
-        </w:trPr>
-        <w:tc>
-          <w:tcPr>
-            <w:tcMar>
-              <w:top w:w="55" w:type="dxa"/>
-              <w:start w:w="70" w:type="dxa"/>
-              <w:bottom w:w="55" w:type="dxa"/>
-              <w:end w:w="70" w:type="dxa"/>
-            </w:tcMar>
-          </w:tcPr>
-          <w:p>
-            <w:pPr>
-              <w:pStyle w:val="Compact"/>
-              <w:spacing w:before="0" w:after="30" w:line="240" w:lineRule="auto"/>
+        <w:tc>
+          <w:tcPr/>
+          <w:p>
+            <w:pPr>
+              <w:pStyle w:val="Compact"/>
             </w:pPr>
             <w:r>
               <w:t xml:space="preserve">Collect the upper approximately 1 cm of sand systematically across a sampling square</w:t>
@@ -956,18 +738,10 @@
           </w:p>
         </w:tc>
         <w:tc>
-          <w:tcPr>
-            <w:tcMar>
-              <w:top w:w="55" w:type="dxa"/>
-              <w:start w:w="70" w:type="dxa"/>
-              <w:bottom w:w="55" w:type="dxa"/>
-              <w:end w:w="70" w:type="dxa"/>
-            </w:tcMar>
-          </w:tcPr>
-          <w:p>
-            <w:pPr>
-              <w:pStyle w:val="Compact"/>
-              <w:spacing w:before="0" w:after="30" w:line="240" w:lineRule="auto"/>
+          <w:tcPr/>
+          <w:p>
+            <w:pPr>
+              <w:pStyle w:val="Compact"/>
             </w:pPr>
             <w:hyperlink r:id="rId22">
               <w:r>
@@ -981,22 +755,11 @@
         </w:tc>
       </w:tr>
       <w:tr>
-        <w:trPr>
-          <w:cantSplit/>
-        </w:trPr>
-        <w:tc>
-          <w:tcPr>
-            <w:tcMar>
-              <w:top w:w="55" w:type="dxa"/>
-              <w:start w:w="70" w:type="dxa"/>
-              <w:bottom w:w="55" w:type="dxa"/>
-              <w:end w:w="70" w:type="dxa"/>
-            </w:tcMar>
-          </w:tcPr>
-          <w:p>
-            <w:pPr>
-              <w:pStyle w:val="Compact"/>
-              <w:spacing w:before="0" w:after="30" w:line="240" w:lineRule="auto"/>
+        <w:tc>
+          <w:tcPr/>
+          <w:p>
+            <w:pPr>
+              <w:pStyle w:val="Compact"/>
             </w:pPr>
             <w:r>
               <w:t xml:space="preserve">Stack the sieves largest to medium to smallest; stop before a sieve is more than halfway full; shake consistently</w:t>
@@ -1004,18 +767,10 @@
           </w:p>
         </w:tc>
         <w:tc>
-          <w:tcPr>
-            <w:tcMar>
-              <w:top w:w="55" w:type="dxa"/>
-              <w:start w:w="70" w:type="dxa"/>
-              <w:bottom w:w="55" w:type="dxa"/>
-              <w:end w:w="70" w:type="dxa"/>
-            </w:tcMar>
-          </w:tcPr>
-          <w:p>
-            <w:pPr>
-              <w:pStyle w:val="Compact"/>
-              <w:spacing w:before="0" w:after="30" w:line="240" w:lineRule="auto"/>
+          <w:tcPr/>
+          <w:p>
+            <w:pPr>
+              <w:pStyle w:val="Compact"/>
             </w:pPr>
             <w:hyperlink r:id="rId22">
               <w:r>
@@ -1029,22 +784,11 @@
         </w:tc>
       </w:tr>
       <w:tr>
-        <w:trPr>
-          <w:cantSplit/>
-        </w:trPr>
-        <w:tc>
-          <w:tcPr>
-            <w:tcMar>
-              <w:top w:w="55" w:type="dxa"/>
-              <w:start w:w="70" w:type="dxa"/>
-              <w:bottom w:w="55" w:type="dxa"/>
-              <w:end w:w="70" w:type="dxa"/>
-            </w:tcMar>
-          </w:tcPr>
-          <w:p>
-            <w:pPr>
-              <w:pStyle w:val="Compact"/>
-              <w:spacing w:before="0" w:after="30" w:line="240" w:lineRule="auto"/>
+        <w:tc>
+          <w:tcPr/>
+          <w:p>
+            <w:pPr>
+              <w:pStyle w:val="Compact"/>
             </w:pPr>
             <w:r>
               <w:t xml:space="preserve">Sort visible natural material and suspected human-made material with tweezers</w:t>
@@ -1052,18 +796,10 @@
           </w:p>
         </w:tc>
         <w:tc>
-          <w:tcPr>
-            <w:tcMar>
-              <w:top w:w="55" w:type="dxa"/>
-              <w:start w:w="70" w:type="dxa"/>
-              <w:bottom w:w="55" w:type="dxa"/>
-              <w:end w:w="70" w:type="dxa"/>
-            </w:tcMar>
-          </w:tcPr>
-          <w:p>
-            <w:pPr>
-              <w:pStyle w:val="Compact"/>
-              <w:spacing w:before="0" w:after="30" w:line="240" w:lineRule="auto"/>
+          <w:tcPr/>
+          <w:p>
+            <w:pPr>
+              <w:pStyle w:val="Compact"/>
             </w:pPr>
             <w:hyperlink r:id="rId22">
               <w:r>
@@ -1077,22 +813,11 @@
         </w:tc>
       </w:tr>
       <w:tr>
-        <w:trPr>
-          <w:cantSplit/>
-        </w:trPr>
-        <w:tc>
-          <w:tcPr>
-            <w:tcMar>
-              <w:top w:w="55" w:type="dxa"/>
-              <w:start w:w="70" w:type="dxa"/>
-              <w:bottom w:w="55" w:type="dxa"/>
-              <w:end w:w="70" w:type="dxa"/>
-            </w:tcMar>
-          </w:tcPr>
-          <w:p>
-            <w:pPr>
-              <w:pStyle w:val="Compact"/>
-              <w:spacing w:before="0" w:after="30" w:line="240" w:lineRule="auto"/>
+        <w:tc>
+          <w:tcPr/>
+          <w:p>
+            <w:pPr>
+              <w:pStyle w:val="Compact"/>
             </w:pPr>
             <w:r>
               <w:t xml:space="preserve">Return fine sand to a jar, add saltwater, mix, and let it settle overnight</w:t>
@@ -1100,18 +825,10 @@
           </w:p>
         </w:tc>
         <w:tc>
-          <w:tcPr>
-            <w:tcMar>
-              <w:top w:w="55" w:type="dxa"/>
-              <w:start w:w="70" w:type="dxa"/>
-              <w:bottom w:w="55" w:type="dxa"/>
-              <w:end w:w="70" w:type="dxa"/>
-            </w:tcMar>
-          </w:tcPr>
-          <w:p>
-            <w:pPr>
-              <w:pStyle w:val="Compact"/>
-              <w:spacing w:before="0" w:after="30" w:line="240" w:lineRule="auto"/>
+          <w:tcPr/>
+          <w:p>
+            <w:pPr>
+              <w:pStyle w:val="Compact"/>
             </w:pPr>
             <w:hyperlink r:id="rId22">
               <w:r>
@@ -1125,22 +842,11 @@
         </w:tc>
       </w:tr>
       <w:tr>
-        <w:trPr>
-          <w:cantSplit/>
-        </w:trPr>
-        <w:tc>
-          <w:tcPr>
-            <w:tcMar>
-              <w:top w:w="55" w:type="dxa"/>
-              <w:start w:w="70" w:type="dxa"/>
-              <w:bottom w:w="55" w:type="dxa"/>
-              <w:end w:w="70" w:type="dxa"/>
-            </w:tcMar>
-          </w:tcPr>
-          <w:p>
-            <w:pPr>
-              <w:pStyle w:val="Compact"/>
-              <w:spacing w:before="0" w:after="30" w:line="240" w:lineRule="auto"/>
+        <w:tc>
+          <w:tcPr/>
+          <w:p>
+            <w:pPr>
+              <w:pStyle w:val="Compact"/>
             </w:pPr>
             <w:r>
               <w:t xml:space="preserve">Explain that denser material settles and lower-density material may float, while acknowledging that not every plastic floats</w:t>
@@ -1148,18 +854,10 @@
           </w:p>
         </w:tc>
         <w:tc>
-          <w:tcPr>
-            <w:tcMar>
-              <w:top w:w="55" w:type="dxa"/>
-              <w:start w:w="70" w:type="dxa"/>
-              <w:bottom w:w="55" w:type="dxa"/>
-              <w:end w:w="70" w:type="dxa"/>
-            </w:tcMar>
-          </w:tcPr>
-          <w:p>
-            <w:pPr>
-              <w:pStyle w:val="Compact"/>
-              <w:spacing w:before="0" w:after="30" w:line="240" w:lineRule="auto"/>
+          <w:tcPr/>
+          <w:p>
+            <w:pPr>
+              <w:pStyle w:val="Compact"/>
             </w:pPr>
             <w:hyperlink r:id="rId22">
               <w:r>
@@ -1173,22 +871,11 @@
         </w:tc>
       </w:tr>
       <w:tr>
-        <w:trPr>
-          <w:cantSplit/>
-        </w:trPr>
-        <w:tc>
-          <w:tcPr>
-            <w:tcMar>
-              <w:top w:w="55" w:type="dxa"/>
-              <w:start w:w="70" w:type="dxa"/>
-              <w:bottom w:w="55" w:type="dxa"/>
-              <w:end w:w="70" w:type="dxa"/>
-            </w:tcMar>
-          </w:tcPr>
-          <w:p>
-            <w:pPr>
-              <w:pStyle w:val="Compact"/>
-              <w:spacing w:before="0" w:after="30" w:line="240" w:lineRule="auto"/>
+        <w:tc>
+          <w:tcPr/>
+          <w:p>
+            <w:pPr>
+              <w:pStyle w:val="Compact"/>
             </w:pPr>
             <w:r>
               <w:t xml:space="preserve">Put filter paper in a porcelain funnel with tweezers, pour the separated liquid through it, and remember that natural material will also be captured</w:t>
@@ -1196,18 +883,10 @@
           </w:p>
         </w:tc>
         <w:tc>
-          <w:tcPr>
-            <w:tcMar>
-              <w:top w:w="55" w:type="dxa"/>
-              <w:start w:w="70" w:type="dxa"/>
-              <w:bottom w:w="55" w:type="dxa"/>
-              <w:end w:w="70" w:type="dxa"/>
-            </w:tcMar>
-          </w:tcPr>
-          <w:p>
-            <w:pPr>
-              <w:pStyle w:val="Compact"/>
-              <w:spacing w:before="0" w:after="30" w:line="240" w:lineRule="auto"/>
+          <w:tcPr/>
+          <w:p>
+            <w:pPr>
+              <w:pStyle w:val="Compact"/>
             </w:pPr>
             <w:hyperlink r:id="rId22">
               <w:r>
@@ -1221,22 +900,11 @@
         </w:tc>
       </w:tr>
       <w:tr>
-        <w:trPr>
-          <w:cantSplit/>
-        </w:trPr>
-        <w:tc>
-          <w:tcPr>
-            <w:tcMar>
-              <w:top w:w="55" w:type="dxa"/>
-              <w:start w:w="70" w:type="dxa"/>
-              <w:bottom w:w="55" w:type="dxa"/>
-              <w:end w:w="70" w:type="dxa"/>
-            </w:tcMar>
-          </w:tcPr>
-          <w:p>
-            <w:pPr>
-              <w:pStyle w:val="Compact"/>
-              <w:spacing w:before="0" w:after="30" w:line="240" w:lineRule="auto"/>
+        <w:tc>
+          <w:tcPr/>
+          <w:p>
+            <w:pPr>
+              <w:pStyle w:val="Compact"/>
             </w:pPr>
             <w:r>
               <w:t xml:space="preserve">Use clear tape to transfer dried filter evidence to a labeled slide, then examine and measure suspected particles under magnification</w:t>
@@ -1244,18 +912,10 @@
           </w:p>
         </w:tc>
         <w:tc>
-          <w:tcPr>
-            <w:tcMar>
-              <w:top w:w="55" w:type="dxa"/>
-              <w:start w:w="70" w:type="dxa"/>
-              <w:bottom w:w="55" w:type="dxa"/>
-              <w:end w:w="70" w:type="dxa"/>
-            </w:tcMar>
-          </w:tcPr>
-          <w:p>
-            <w:pPr>
-              <w:pStyle w:val="Compact"/>
-              <w:spacing w:before="0" w:after="30" w:line="240" w:lineRule="auto"/>
+          <w:tcPr/>
+          <w:p>
+            <w:pPr>
+              <w:pStyle w:val="Compact"/>
             </w:pPr>
             <w:hyperlink r:id="rId22">
               <w:r>
@@ -1287,13 +947,13 @@
         <w:t xml:space="preserve">Materials</w:t>
       </w:r>
     </w:p>
-    <w:bookmarkStart w:id="24" w:name="X1b02cc40aa0805948c230c6b333c2f3a5309bd6"/>
+    <w:bookmarkStart w:id="24" w:name="Xfc56a619c9304be349d9d70d89817c3c88ea8c4"/>
     <w:p>
       <w:pPr>
         <w:pStyle w:val="Heading3"/>
       </w:pPr>
       <w:r>
-        <w:t xml:space="preserve">For three field samples plus one procedural blank</w:t>
+        <w:t xml:space="preserve">For six field samples plus one procedural blank</w:t>
       </w:r>
     </w:p>
     <w:p>
@@ -1303,49 +963,25 @@
           <w:ilvl w:val="0"/>
           <w:numId w:val="1003"/>
         </w:numPr>
-        <w:spacing w:line="240" w:lineRule="auto" w:after="30" w:before="100"/>
-      </w:pPr>
-      <w:r>
-        <w:t xml:space="preserve">4 clean 500 mL glass processing jars with tight lids, labeled</w:t>
-      </w:r>
-      <w:r>
-        <w:t xml:space="preserve"> </w:t>
-      </w:r>
-      <w:r>
-        <w:rPr>
-          <w:b/>
-          <w:bCs/>
-        </w:rPr>
-        <w:t xml:space="preserve">SAMPLE 1</w:t>
-      </w:r>
-      <w:r>
-        <w:t xml:space="preserve">,</w:t>
-      </w:r>
-      <w:r>
-        <w:t xml:space="preserve"> </w:t>
-      </w:r>
-      <w:r>
-        <w:rPr>
-          <w:b/>
-          <w:bCs/>
-        </w:rPr>
-        <w:t xml:space="preserve">SAMPLE 2</w:t>
-      </w:r>
-      <w:r>
-        <w:t xml:space="preserve">,</w:t>
-      </w:r>
-      <w:r>
-        <w:t xml:space="preserve"> </w:t>
-      </w:r>
-      <w:r>
-        <w:rPr>
-          <w:b/>
-          <w:bCs/>
-        </w:rPr>
-        <w:t xml:space="preserve">SAMPLE 3</w:t>
-      </w:r>
-      <w:r>
-        <w:t xml:space="preserve">, and</w:t>
+      </w:pPr>
+      <w:r>
+        <w:t xml:space="preserve">7 clean 500 mL glass processing jars with tight lids, labeled</w:t>
+      </w:r>
+      <w:r>
+        <w:t xml:space="preserve"> </w:t>
+      </w:r>
+      <w:r>
+        <w:rPr>
+          <w:b/>
+          <w:bCs/>
+        </w:rPr>
+        <w:t xml:space="preserve">SAMPLE 1-6</w:t>
+      </w:r>
+      <w:r>
+        <w:t xml:space="preserve"> </w:t>
+      </w:r>
+      <w:r>
+        <w:t xml:space="preserve">and</w:t>
       </w:r>
       <w:r>
         <w:t xml:space="preserve"> </w:t>
@@ -1365,10 +1001,9 @@
           <w:ilvl w:val="0"/>
           <w:numId w:val="1003"/>
         </w:numPr>
-        <w:spacing w:line="240" w:lineRule="auto" w:after="30"/>
-      </w:pPr>
-      <w:r>
-        <w:t xml:space="preserve">the three sealed Field Friday sand jars and map records</w:t>
+      </w:pPr>
+      <w:r>
+        <w:t xml:space="preserve">the six sealed Field Friday sand jars and matching map/record cards</w:t>
       </w:r>
     </w:p>
     <w:p>
@@ -1378,7 +1013,6 @@
           <w:ilvl w:val="0"/>
           <w:numId w:val="1003"/>
         </w:numPr>
-        <w:spacing w:line="240" w:lineRule="auto" w:after="30"/>
       </w:pPr>
       <w:r>
         <w:t xml:space="preserve">shared</w:t>
@@ -1407,7 +1041,6 @@
           <w:ilvl w:val="0"/>
           <w:numId w:val="1003"/>
         </w:numPr>
-        <w:spacing w:line="240" w:lineRule="auto" w:after="30"/>
       </w:pPr>
       <w:r>
         <w:t xml:space="preserve">distilled or deionized water</w:t>
@@ -1420,10 +1053,9 @@
           <w:ilvl w:val="0"/>
           <w:numId w:val="1003"/>
         </w:numPr>
-        <w:spacing w:line="240" w:lineRule="auto" w:after="30"/>
-      </w:pPr>
-      <w:r>
-        <w:t xml:space="preserve">at least 1.0 L of adult-prepared concentrated saltwater, plus extra for rinsing or a spill</w:t>
+      </w:pPr>
+      <w:r>
+        <w:t xml:space="preserve">2.0 L of adult-prepared concentrated saltwater, providing the 1.4 L planned for six samples plus the blank and a measured reserve for rinsing or a spill</w:t>
       </w:r>
     </w:p>
     <w:p>
@@ -1433,7 +1065,6 @@
           <w:ilvl w:val="0"/>
           <w:numId w:val="1003"/>
         </w:numPr>
-        <w:spacing w:line="240" w:lineRule="auto" w:after="30"/>
       </w:pPr>
       <w:r>
         <w:t xml:space="preserve">graduated cylinder or marked glass measuring cup</w:t>
@@ -1446,7 +1077,6 @@
           <w:ilvl w:val="0"/>
           <w:numId w:val="1003"/>
         </w:numPr>
-        <w:spacing w:line="240" w:lineRule="auto" w:after="30"/>
       </w:pPr>
       <w:r>
         <w:t xml:space="preserve">balance, weighing paper or clean metal/glass weighing dish, and scoop for preparing saltwater</w:t>
@@ -1459,7 +1089,6 @@
           <w:ilvl w:val="0"/>
           <w:numId w:val="1003"/>
         </w:numPr>
-        <w:spacing w:line="240" w:lineRule="auto" w:after="30"/>
       </w:pPr>
       <w:r>
         <w:t xml:space="preserve">stacked metal sieves, largest mesh on top, then medium, then smallest</w:t>
@@ -1472,7 +1101,6 @@
           <w:ilvl w:val="0"/>
           <w:numId w:val="1003"/>
         </w:numPr>
-        <w:spacing w:line="240" w:lineRule="auto" w:after="30"/>
       </w:pPr>
       <w:r>
         <w:t xml:space="preserve">clean metal spoons or scoops, ideally one per sample</w:t>
@@ -1485,10 +1113,9 @@
           <w:ilvl w:val="0"/>
           <w:numId w:val="1003"/>
         </w:numPr>
-        <w:spacing w:line="240" w:lineRule="auto" w:after="30"/>
-      </w:pPr>
-      <w:r>
-        <w:t xml:space="preserve">4 stable trays or clean clipboard backups</w:t>
+      </w:pPr>
+      <w:r>
+        <w:t xml:space="preserve">at least 3 stable trays or clean clipboard backups; process samples in clearly labeled batches if seven trays are unavailable</w:t>
       </w:r>
     </w:p>
     <w:p>
@@ -1498,7 +1125,6 @@
           <w:ilvl w:val="0"/>
           <w:numId w:val="1003"/>
         </w:numPr>
-        <w:spacing w:line="240" w:lineRule="auto" w:after="30"/>
       </w:pPr>
       <w:r>
         <w:t xml:space="preserve">white glass, metal, or clean paper sorting surfaces</w:t>
@@ -1511,7 +1137,6 @@
           <w:ilvl w:val="0"/>
           <w:numId w:val="1003"/>
         </w:numPr>
-        <w:spacing w:line="240" w:lineRule="auto" w:after="30"/>
       </w:pPr>
       <w:r>
         <w:t xml:space="preserve">clean tweezers or forceps</w:t>
@@ -1524,10 +1149,9 @@
           <w:ilvl w:val="0"/>
           <w:numId w:val="1003"/>
         </w:numPr>
-        <w:spacing w:line="240" w:lineRule="auto" w:after="30"/>
-      </w:pPr>
-      <w:r>
-        <w:t xml:space="preserve">1-4 porcelain or glass funnels; the current inventory confirms their presence but not the count, so reserve and test them before camp. Ideally use one per sample and blank. If only one is available, process the BLANK first and use the instructor-approved cleaning procedure between samples.</w:t>
+      </w:pPr>
+      <w:r>
+        <w:t xml:space="preserve">1-7 porcelain or glass funnels; the current inventory confirms their presence but not the count, so reserve and test them before camp. Ideally use one per active sample and blank. If only one is available, process the BLANK first and use the instructor-approved cleaning procedure between samples.</w:t>
       </w:r>
     </w:p>
     <w:p>
@@ -1537,7 +1161,6 @@
           <w:ilvl w:val="0"/>
           <w:numId w:val="1003"/>
         </w:numPr>
-        <w:spacing w:line="240" w:lineRule="auto" w:after="30"/>
       </w:pPr>
       <w:r>
         <w:t xml:space="preserve">90 mm qualitative filter papers verified to fit the funnels</w:t>
@@ -1550,10 +1173,9 @@
           <w:ilvl w:val="0"/>
           <w:numId w:val="1003"/>
         </w:numPr>
-        <w:spacing w:line="240" w:lineRule="auto" w:after="30"/>
-      </w:pPr>
-      <w:r>
-        <w:t xml:space="preserve">4 clean glass receiving jars or beakers</w:t>
+      </w:pPr>
+      <w:r>
+        <w:t xml:space="preserve">7 clean glass receiving jars or beakers</w:t>
       </w:r>
     </w:p>
     <w:p>
@@ -1563,7 +1185,6 @@
           <w:ilvl w:val="0"/>
           <w:numId w:val="1003"/>
         </w:numPr>
-        <w:spacing w:line="240" w:lineRule="auto" w:after="30"/>
       </w:pPr>
       <w:r>
         <w:t xml:space="preserve">clean aluminum foil for loose covers</w:t>
@@ -1576,7 +1197,6 @@
           <w:ilvl w:val="0"/>
           <w:numId w:val="1003"/>
         </w:numPr>
-        <w:spacing w:line="240" w:lineRule="auto" w:after="30"/>
       </w:pPr>
       <w:r>
         <w:t xml:space="preserve">pre-cleaned microscope slides</w:t>
@@ -1589,7 +1209,6 @@
           <w:ilvl w:val="0"/>
           <w:numId w:val="1003"/>
         </w:numPr>
-        <w:spacing w:line="240" w:lineRule="auto" w:after="30"/>
       </w:pPr>
       <w:r>
         <w:t xml:space="preserve">crystal-clear tape and dispensers</w:t>
@@ -1602,7 +1221,6 @@
           <w:ilvl w:val="0"/>
           <w:numId w:val="1003"/>
         </w:numPr>
-        <w:spacing w:line="240" w:lineRule="auto" w:after="30"/>
       </w:pPr>
       <w:r>
         <w:t xml:space="preserve">dissecting microscopes or equivalent magnification; one camera/projected view is strongly preferred</w:t>
@@ -1615,7 +1233,6 @@
           <w:ilvl w:val="0"/>
           <w:numId w:val="1003"/>
         </w:numPr>
-        <w:spacing w:line="240" w:lineRule="auto" w:after="30"/>
       </w:pPr>
       <w:r>
         <w:t xml:space="preserve">hand lenses and enlarged-image backup</w:t>
@@ -1628,7 +1245,6 @@
           <w:ilvl w:val="0"/>
           <w:numId w:val="1003"/>
         </w:numPr>
-        <w:spacing w:line="240" w:lineRule="auto" w:after="30"/>
       </w:pPr>
       <w:r>
         <w:t xml:space="preserve">metric ruler or microscope measurement software</w:t>
@@ -1641,7 +1257,6 @@
           <w:ilvl w:val="0"/>
           <w:numId w:val="1003"/>
         </w:numPr>
-        <w:spacing w:line="240" w:lineRule="auto" w:after="30"/>
       </w:pPr>
       <w:r>
         <w:t xml:space="preserve">goggles and powder-free, latex-free gloves in several sizes</w:t>
@@ -1654,7 +1269,6 @@
           <w:ilvl w:val="0"/>
           <w:numId w:val="1003"/>
         </w:numPr>
-        <w:spacing w:line="240" w:lineRule="auto" w:after="30"/>
       </w:pPr>
       <w:r>
         <w:t xml:space="preserve">permanent marker, written sample labels, timer, clipboards, and data sheets</w:t>
@@ -1667,7 +1281,6 @@
           <w:ilvl w:val="0"/>
           <w:numId w:val="1003"/>
         </w:numPr>
-        <w:spacing w:line="240" w:lineRule="auto" w:after="30"/>
       </w:pPr>
       <w:r>
         <w:t xml:space="preserve">labeled liquid-waste and solid-waste containers approved by the instructors</w:t>
@@ -1680,7 +1293,6 @@
           <w:ilvl w:val="0"/>
           <w:numId w:val="1003"/>
         </w:numPr>
-        <w:spacing w:line="240" w:lineRule="auto" w:after="100"/>
       </w:pPr>
       <w:r>
         <w:t xml:space="preserve">visual step cards and role cards</w:t>
@@ -1703,7 +1315,6 @@
           <w:ilvl w:val="0"/>
           <w:numId w:val="1004"/>
         </w:numPr>
-        <w:spacing w:line="240" w:lineRule="auto" w:after="30" w:before="100"/>
       </w:pPr>
       <w:r>
         <w:t xml:space="preserve">glitter, slime, foam beads, yarn, fuzzy craft material, and loose synthetic fabric</w:t>
@@ -1716,7 +1327,6 @@
           <w:ilvl w:val="0"/>
           <w:numId w:val="1004"/>
         </w:numPr>
-        <w:spacing w:line="240" w:lineRule="auto" w:after="30"/>
       </w:pPr>
       <w:r>
         <w:t xml:space="preserve">food and drinks</w:t>
@@ -1729,7 +1339,6 @@
           <w:ilvl w:val="0"/>
           <w:numId w:val="1004"/>
         </w:numPr>
-        <w:spacing w:line="240" w:lineRule="auto" w:after="30"/>
       </w:pPr>
       <w:r>
         <w:t xml:space="preserve">fans or open windows that blow fibers across uncovered samples</w:t>
@@ -1742,7 +1351,6 @@
           <w:ilvl w:val="0"/>
           <w:numId w:val="1004"/>
         </w:numPr>
-        <w:spacing w:line="240" w:lineRule="auto" w:after="30"/>
       </w:pPr>
       <w:r>
         <w:t xml:space="preserve">plastic funnels, plastic sorting trays, and fraying synthetic wipes when glass, porcelain, metal, paper, or foil can do the job</w:t>
@@ -1755,7 +1363,6 @@
           <w:ilvl w:val="0"/>
           <w:numId w:val="1004"/>
         </w:numPr>
-        <w:spacing w:line="240" w:lineRule="auto" w:after="100"/>
       </w:pPr>
       <w:r>
         <w:t xml:space="preserve">unrelated open sample jars</w:t>
@@ -1796,7 +1403,6 @@
           <w:ilvl w:val="0"/>
           <w:numId w:val="1005"/>
         </w:numPr>
-        <w:spacing w:line="240" w:lineRule="auto" w:after="30" w:before="100"/>
       </w:pPr>
       <w:r>
         <w:t xml:space="preserve">the chosen sand amount and brine volume leave at least one-third of the jar empty for mixing;</w:t>
@@ -1809,7 +1415,6 @@
           <w:ilvl w:val="0"/>
           <w:numId w:val="1005"/>
         </w:numPr>
-        <w:spacing w:line="240" w:lineRule="auto" w:after="30"/>
       </w:pPr>
       <w:r>
         <w:t xml:space="preserve">lids do not leak;</w:t>
@@ -1822,7 +1427,6 @@
           <w:ilvl w:val="0"/>
           <w:numId w:val="1005"/>
         </w:numPr>
-        <w:spacing w:line="240" w:lineRule="auto" w:after="30"/>
       </w:pPr>
       <w:r>
         <w:t xml:space="preserve">the sieve stack, funnels, and filter paper fit;</w:t>
@@ -1835,7 +1439,6 @@
           <w:ilvl w:val="0"/>
           <w:numId w:val="1005"/>
         </w:numPr>
-        <w:spacing w:line="240" w:lineRule="auto" w:after="30"/>
       </w:pPr>
       <w:r>
         <w:t xml:space="preserve">filtering does not take longer than the available block;</w:t>
@@ -1848,7 +1451,6 @@
           <w:ilvl w:val="0"/>
           <w:numId w:val="1005"/>
         </w:numPr>
-        <w:spacing w:line="240" w:lineRule="auto" w:after="30"/>
       </w:pPr>
       <w:r>
         <w:t xml:space="preserve">filters dry under a loose foil cover;</w:t>
@@ -1861,7 +1463,6 @@
           <w:ilvl w:val="0"/>
           <w:numId w:val="1005"/>
         </w:numPr>
-        <w:spacing w:line="240" w:lineRule="auto" w:after="30"/>
       </w:pPr>
       <w:r>
         <w:t xml:space="preserve">clear tape adheres to a dry filter and remains readable under the available microscope; and</w:t>
@@ -1874,7 +1475,6 @@
           <w:ilvl w:val="0"/>
           <w:numId w:val="1005"/>
         </w:numPr>
-        <w:spacing w:line="240" w:lineRule="auto" w:after="100"/>
       </w:pPr>
       <w:r>
         <w:t xml:space="preserve">the camera, software, and paper backup all work.</w:t>
@@ -1905,7 +1505,6 @@
           <w:ilvl w:val="0"/>
           <w:numId w:val="1006"/>
         </w:numPr>
-        <w:spacing w:line="240" w:lineRule="auto" w:after="30" w:before="100"/>
       </w:pPr>
       <w:r>
         <w:t xml:space="preserve">Measure</w:t>
@@ -1944,7 +1543,6 @@
           <w:ilvl w:val="0"/>
           <w:numId w:val="1006"/>
         </w:numPr>
-        <w:spacing w:line="240" w:lineRule="auto" w:after="30"/>
       </w:pPr>
       <w:r>
         <w:t xml:space="preserve">Add the salt gradually to water in a clean glass container.</w:t>
@@ -1957,7 +1555,6 @@
           <w:ilvl w:val="0"/>
           <w:numId w:val="1006"/>
         </w:numPr>
-        <w:spacing w:line="240" w:lineRule="auto" w:after="30"/>
       </w:pPr>
       <w:r>
         <w:t xml:space="preserve">Stir or cap and shake until the solution is clear. If a small amount will not dissolve, let it settle and decant only the clear brine.</w:t>
@@ -1970,7 +1567,6 @@
           <w:ilvl w:val="0"/>
           <w:numId w:val="1006"/>
         </w:numPr>
-        <w:spacing w:line="240" w:lineRule="auto" w:after="30"/>
       </w:pPr>
       <w:r>
         <w:t xml:space="preserve">Label the container</w:t>
@@ -1996,7 +1592,6 @@
           <w:ilvl w:val="0"/>
           <w:numId w:val="1006"/>
         </w:numPr>
-        <w:spacing w:line="240" w:lineRule="auto" w:after="100"/>
       </w:pPr>
       <w:r>
         <w:t xml:space="preserve">Keep it covered until use.</w:t>
@@ -2005,7 +1600,6 @@
     <w:p>
       <w:pPr>
         <w:pStyle w:val="FirstParagraph"/>
-        <w:spacing w:before="100"/>
       </w:pPr>
       <w:r>
         <w:t xml:space="preserve">Do not call the solution exactly 5 M unless it was prepared to a measured final solution volume. NOAA's full laboratory method uses approximately 5 M sodium chloride with controlled laboratory heating; camp uses a simpler room-temperature concentrated brine and records how it was made.</w:t>
@@ -2036,7 +1630,6 @@
           <w:ilvl w:val="0"/>
           <w:numId w:val="1007"/>
         </w:numPr>
-        <w:spacing w:line="240" w:lineRule="auto" w:after="30" w:before="100"/>
       </w:pPr>
       <w:r>
         <w:t xml:space="preserve">Tare a clean container.</w:t>
@@ -2049,7 +1642,6 @@
           <w:ilvl w:val="0"/>
           <w:numId w:val="1007"/>
         </w:numPr>
-        <w:spacing w:line="240" w:lineRule="auto" w:after="30"/>
       </w:pPr>
       <w:r>
         <w:t xml:space="preserve">Measure exactly 50.0 mL of brine.</w:t>
@@ -2062,7 +1654,6 @@
           <w:ilvl w:val="0"/>
           <w:numId w:val="1007"/>
         </w:numPr>
-        <w:spacing w:line="240" w:lineRule="auto" w:after="30"/>
       </w:pPr>
       <w:r>
         <w:t xml:space="preserve">Weigh it in grams.</w:t>
@@ -2075,7 +1666,6 @@
           <w:ilvl w:val="0"/>
           <w:numId w:val="1007"/>
         </w:numPr>
-        <w:spacing w:line="240" w:lineRule="auto" w:after="30"/>
       </w:pPr>
       <w:r>
         <w:t xml:space="preserve">Calculate</w:t>
@@ -2101,7 +1691,6 @@
           <w:ilvl w:val="0"/>
           <w:numId w:val="1007"/>
         </w:numPr>
-        <w:spacing w:line="240" w:lineRule="auto" w:after="100"/>
       </w:pPr>
       <w:r>
         <w:t xml:space="preserve">Record the result instead of assuming every batch is identical.</w:t>
@@ -2110,7 +1699,6 @@
     <w:p>
       <w:pPr>
         <w:pStyle w:val="FirstParagraph"/>
-        <w:spacing w:before="100"/>
       </w:pPr>
       <w:r>
         <w:t xml:space="preserve">The teaching point is comparative: concentrated saltwater is denser than fresh water. The class does not need to force the result to a particular number.</w:t>
@@ -2131,7 +1719,7 @@
         <w:pStyle w:val="FirstParagraph"/>
       </w:pPr>
       <w:r>
-        <w:t xml:space="preserve">Pilot this starting standard and then use the same values for SAMPLE 1-3:</w:t>
+        <w:t xml:space="preserve">Pilot this starting standard and then use the same values for SAMPLE 1-6:</w:t>
       </w:r>
     </w:p>
     <w:p>
@@ -2141,7 +1729,6 @@
           <w:ilvl w:val="0"/>
           <w:numId w:val="1008"/>
         </w:numPr>
-        <w:spacing w:line="240" w:lineRule="auto" w:after="30" w:before="100"/>
       </w:pPr>
       <w:r>
         <w:rPr>
@@ -2164,7 +1751,6 @@
           <w:ilvl w:val="0"/>
           <w:numId w:val="1008"/>
         </w:numPr>
-        <w:spacing w:line="240" w:lineRule="auto" w:after="30"/>
       </w:pPr>
       <w:r>
         <w:rPr>
@@ -2187,7 +1773,6 @@
           <w:ilvl w:val="0"/>
           <w:numId w:val="1008"/>
         </w:numPr>
-        <w:spacing w:line="240" w:lineRule="auto" w:after="30"/>
       </w:pPr>
       <w:r>
         <w:t xml:space="preserve">at least</w:t>
@@ -2210,7 +1795,6 @@
           <w:ilvl w:val="0"/>
           <w:numId w:val="1008"/>
         </w:numPr>
-        <w:spacing w:line="240" w:lineRule="auto" w:after="30"/>
       </w:pPr>
       <w:r>
         <w:rPr>
@@ -2227,7 +1811,6 @@
           <w:ilvl w:val="0"/>
           <w:numId w:val="1008"/>
         </w:numPr>
-        <w:spacing w:line="240" w:lineRule="auto" w:after="100"/>
       </w:pPr>
       <w:r>
         <w:rPr>
@@ -2243,7 +1826,6 @@
     <w:p>
       <w:pPr>
         <w:pStyle w:val="FirstParagraph"/>
-        <w:spacing w:before="100"/>
       </w:pPr>
       <w:r>
         <w:t xml:space="preserve">If the jar size or available sample requires a different ratio, Piter, Aastha, and the instructors must choose the replacement during the pilot and write it on every data sheet. Do not change the ratio for only one sample.</w:t>
@@ -2267,7 +1849,6 @@
           <w:ilvl w:val="0"/>
           <w:numId w:val="1009"/>
         </w:numPr>
-        <w:spacing w:line="240" w:lineRule="auto" w:after="30" w:before="100"/>
       </w:pPr>
       <w:r>
         <w:rPr>
@@ -2290,7 +1871,6 @@
           <w:ilvl w:val="0"/>
           <w:numId w:val="1009"/>
         </w:numPr>
-        <w:spacing w:line="240" w:lineRule="auto" w:after="30"/>
       </w:pPr>
       <w:r>
         <w:rPr>
@@ -2313,7 +1893,6 @@
           <w:ilvl w:val="0"/>
           <w:numId w:val="1009"/>
         </w:numPr>
-        <w:spacing w:line="240" w:lineRule="auto" w:after="30"/>
       </w:pPr>
       <w:r>
         <w:rPr>
@@ -2336,7 +1915,6 @@
           <w:ilvl w:val="0"/>
           <w:numId w:val="1009"/>
         </w:numPr>
-        <w:spacing w:line="240" w:lineRule="auto" w:after="30"/>
       </w:pPr>
       <w:r>
         <w:rPr>
@@ -2359,7 +1937,6 @@
           <w:ilvl w:val="0"/>
           <w:numId w:val="1009"/>
         </w:numPr>
-        <w:spacing w:line="240" w:lineRule="auto" w:after="30"/>
       </w:pPr>
       <w:r>
         <w:rPr>
@@ -2382,7 +1959,6 @@
           <w:ilvl w:val="0"/>
           <w:numId w:val="1009"/>
         </w:numPr>
-        <w:spacing w:line="240" w:lineRule="auto" w:after="30"/>
       </w:pPr>
       <w:r>
         <w:rPr>
@@ -2405,7 +1981,6 @@
           <w:ilvl w:val="0"/>
           <w:numId w:val="1009"/>
         </w:numPr>
-        <w:spacing w:line="240" w:lineRule="auto" w:after="30"/>
       </w:pPr>
       <w:r>
         <w:rPr>
@@ -2428,7 +2003,6 @@
           <w:ilvl w:val="0"/>
           <w:numId w:val="1009"/>
         </w:numPr>
-        <w:spacing w:line="240" w:lineRule="auto" w:after="30"/>
       </w:pPr>
       <w:r>
         <w:rPr>
@@ -2451,7 +2025,6 @@
           <w:ilvl w:val="0"/>
           <w:numId w:val="1009"/>
         </w:numPr>
-        <w:spacing w:line="240" w:lineRule="auto" w:after="30"/>
       </w:pPr>
       <w:r>
         <w:rPr>
@@ -2474,7 +2047,6 @@
           <w:ilvl w:val="0"/>
           <w:numId w:val="1009"/>
         </w:numPr>
-        <w:spacing w:line="240" w:lineRule="auto" w:after="100"/>
       </w:pPr>
       <w:r>
         <w:rPr>
@@ -2528,7 +2100,6 @@
           <w:ilvl w:val="0"/>
           <w:numId w:val="1010"/>
         </w:numPr>
-        <w:spacing w:line="240" w:lineRule="auto" w:after="30" w:before="100"/>
       </w:pPr>
       <w:r>
         <w:t xml:space="preserve">Put each sample on its own tray.</w:t>
@@ -2541,7 +2112,6 @@
           <w:ilvl w:val="0"/>
           <w:numId w:val="1010"/>
         </w:numPr>
-        <w:spacing w:line="240" w:lineRule="auto" w:after="30"/>
       </w:pPr>
       <w:r>
         <w:t xml:space="preserve">Label the processing jar, receiving jar, filter-paper envelope or foil cover, slides, and data sheet with the same ID.</w:t>
@@ -2554,7 +2124,6 @@
           <w:ilvl w:val="0"/>
           <w:numId w:val="1010"/>
         </w:numPr>
-        <w:spacing w:line="240" w:lineRule="auto" w:after="30"/>
       </w:pPr>
       <w:r>
         <w:t xml:space="preserve">Prepare</w:t>
@@ -2583,7 +2152,6 @@
           <w:ilvl w:val="0"/>
           <w:numId w:val="1010"/>
         </w:numPr>
-        <w:spacing w:line="240" w:lineRule="auto" w:after="100"/>
       </w:pPr>
       <w:r>
         <w:t xml:space="preserve">Record date, team, sample site, collector, processing people, and clothing/glove colors.</w:t>
@@ -2592,7 +2160,6 @@
     <w:p>
       <w:pPr>
         <w:pStyle w:val="FirstParagraph"/>
-        <w:spacing w:before="100"/>
       </w:pPr>
       <w:r>
         <w:rPr>
@@ -2665,10 +2232,9 @@
           <w:ilvl w:val="0"/>
           <w:numId w:val="1011"/>
         </w:numPr>
-        <w:spacing w:line="240" w:lineRule="auto" w:after="30" w:before="100"/>
-      </w:pPr>
-      <w:r>
-        <w:t xml:space="preserve">Match SAMPLE 1-3 to the map before collecting.</w:t>
+      </w:pPr>
+      <w:r>
+        <w:t xml:space="preserve">Match each pair's SAMPLE 1-6 ID to its map/record card before collecting.</w:t>
       </w:r>
     </w:p>
     <w:p>
@@ -2678,7 +2244,6 @@
           <w:ilvl w:val="0"/>
           <w:numId w:val="1011"/>
         </w:numPr>
-        <w:spacing w:line="240" w:lineRule="auto" w:after="30"/>
       </w:pPr>
       <w:r>
         <w:t xml:space="preserve">Place the sampling square at the instructor-approved site.</w:t>
@@ -2691,7 +2256,6 @@
           <w:ilvl w:val="0"/>
           <w:numId w:val="1011"/>
         </w:numPr>
-        <w:spacing w:line="240" w:lineRule="auto" w:after="30"/>
       </w:pPr>
       <w:r>
         <w:t xml:space="preserve">Use a clean metal scoop to collect the upper approximately</w:t>
@@ -2720,7 +2284,6 @@
           <w:ilvl w:val="0"/>
           <w:numId w:val="1011"/>
         </w:numPr>
-        <w:spacing w:line="240" w:lineRule="auto" w:after="30"/>
       </w:pPr>
       <w:r>
         <w:t xml:space="preserve">Record site, time, weather, surface condition, nearby activity, tool, and anything that might contaminate the sample.</w:t>
@@ -2733,7 +2296,6 @@
           <w:ilvl w:val="0"/>
           <w:numId w:val="1011"/>
         </w:numPr>
-        <w:spacing w:line="240" w:lineRule="auto" w:after="30"/>
       </w:pPr>
       <w:r>
         <w:t xml:space="preserve">Seal the jar before moving to the next site.</w:t>
@@ -2746,16 +2308,14 @@
           <w:ilvl w:val="0"/>
           <w:numId w:val="1011"/>
         </w:numPr>
-        <w:spacing w:line="240" w:lineRule="auto" w:after="100"/>
-      </w:pPr>
-      <w:r>
-        <w:t xml:space="preserve">Keep SAMPLE 1-3 separate from the prepared MODEL A-D jars.</w:t>
+      </w:pPr>
+      <w:r>
+        <w:t xml:space="preserve">Keep SAMPLE 1-6 separate from the prepared reference models and mystery clue.</w:t>
       </w:r>
     </w:p>
     <w:p>
       <w:pPr>
         <w:pStyle w:val="FirstParagraph"/>
-        <w:spacing w:before="100"/>
       </w:pPr>
       <w:r>
         <w:rPr>
@@ -2788,7 +2348,6 @@
           <w:ilvl w:val="0"/>
           <w:numId w:val="1012"/>
         </w:numPr>
-        <w:spacing w:line="240" w:lineRule="auto" w:after="30" w:before="100"/>
       </w:pPr>
       <w:r>
         <w:t xml:space="preserve">Check whether the sand can move freely through the sieves. If it is wet and clumped, air-dry it under a loose clean foil cover. Do not change the method for only one sample.</w:t>
@@ -2801,7 +2360,6 @@
           <w:ilvl w:val="0"/>
           <w:numId w:val="1012"/>
         </w:numPr>
-        <w:spacing w:line="240" w:lineRule="auto" w:after="30"/>
       </w:pPr>
       <w:r>
         <w:t xml:space="preserve">Stack the metal sieves from largest mesh to smallest mesh over the collection pan. Read and record each labeled mesh opening before beginning.</w:t>
@@ -2814,7 +2372,6 @@
           <w:ilvl w:val="0"/>
           <w:numId w:val="1012"/>
         </w:numPr>
-        <w:spacing w:line="240" w:lineRule="auto" w:after="30"/>
       </w:pPr>
       <w:r>
         <w:t xml:space="preserve">Add one measured sample. Stop before the top sieve is halfway full.</w:t>
@@ -2827,7 +2384,6 @@
           <w:ilvl w:val="0"/>
           <w:numId w:val="1012"/>
         </w:numPr>
-        <w:spacing w:line="240" w:lineRule="auto" w:after="30"/>
       </w:pPr>
       <w:r>
         <w:t xml:space="preserve">Close the stack. One camper holds it level while another times</w:t>
@@ -2856,7 +2412,6 @@
           <w:ilvl w:val="0"/>
           <w:numId w:val="1012"/>
         </w:numPr>
-        <w:spacing w:line="240" w:lineRule="auto" w:after="30"/>
       </w:pPr>
       <w:r>
         <w:t xml:space="preserve">Open one sieve at a time over its labeled tray.</w:t>
@@ -2869,7 +2424,6 @@
           <w:ilvl w:val="0"/>
           <w:numId w:val="1012"/>
         </w:numPr>
-        <w:spacing w:line="240" w:lineRule="auto" w:after="30"/>
       </w:pPr>
       <w:r>
         <w:t xml:space="preserve">Use tweezers to move visible material to</w:t>
@@ -2914,7 +2468,6 @@
           <w:ilvl w:val="0"/>
           <w:numId w:val="1012"/>
         </w:numPr>
-        <w:spacing w:line="240" w:lineRule="auto" w:after="30"/>
       </w:pPr>
       <w:r>
         <w:t xml:space="preserve">Record leaves, twigs, shells, stones, and each suspected fiber, fragment, film, foam, or pellet.</w:t>
@@ -2927,10 +2480,9 @@
           <w:ilvl w:val="0"/>
           <w:numId w:val="1012"/>
         </w:numPr>
-        <w:spacing w:line="240" w:lineRule="auto" w:after="100"/>
-      </w:pPr>
-      <w:r>
-        <w:t xml:space="preserve">Dr. April directed us to proceed with the bottom two sieve fractions and treat them the same. For our three-site camp comparison, combine those bottom two fractions from each site in that site's processing jar and write</w:t>
+      </w:pPr>
+      <w:r>
+        <w:t xml:space="preserve">Dr. April directed us to proceed with the bottom two sieve fractions and treat them the same. For our six-sample camp comparison, combine those bottom two fractions from each pair sample in that sample's processing jar and write</w:t>
       </w:r>
       <w:r>
         <w:t xml:space="preserve"> </w:t>
@@ -2952,7 +2504,6 @@
     <w:p>
       <w:pPr>
         <w:pStyle w:val="FirstParagraph"/>
-        <w:spacing w:before="100"/>
       </w:pPr>
       <w:r>
         <w:rPr>
@@ -3003,7 +2554,6 @@
           <w:ilvl w:val="0"/>
           <w:numId w:val="1013"/>
         </w:numPr>
-        <w:spacing w:line="240" w:lineRule="auto" w:after="30" w:before="100"/>
       </w:pPr>
       <w:r>
         <w:t xml:space="preserve">Place the pilot-approved amount of sieved sand in its labeled processing jar.</w:t>
@@ -3016,7 +2566,6 @@
           <w:ilvl w:val="0"/>
           <w:numId w:val="1013"/>
         </w:numPr>
-        <w:spacing w:line="240" w:lineRule="auto" w:after="30"/>
       </w:pPr>
       <w:r>
         <w:t xml:space="preserve">Measure the pilot-approved volume of prepared brine and add it to the jar.</w:t>
@@ -3029,7 +2578,6 @@
           <w:ilvl w:val="0"/>
           <w:numId w:val="1013"/>
         </w:numPr>
-        <w:spacing w:line="240" w:lineRule="auto" w:after="30"/>
       </w:pPr>
       <w:r>
         <w:t xml:space="preserve">Leave at least one-third of the jar empty.</w:t>
@@ -3042,7 +2590,6 @@
           <w:ilvl w:val="0"/>
           <w:numId w:val="1013"/>
         </w:numPr>
-        <w:spacing w:line="240" w:lineRule="auto" w:after="30"/>
       </w:pPr>
       <w:r>
         <w:t xml:space="preserve">Seal the jar. An adult checks the lid.</w:t>
@@ -3055,7 +2602,6 @@
           <w:ilvl w:val="0"/>
           <w:numId w:val="1013"/>
         </w:numPr>
-        <w:spacing w:line="240" w:lineRule="auto" w:after="30"/>
       </w:pPr>
       <w:r>
         <w:t xml:space="preserve">Record the sand amount, brine volume, brine batch, and starting time.</w:t>
@@ -3068,7 +2614,6 @@
           <w:ilvl w:val="0"/>
           <w:numId w:val="1013"/>
         </w:numPr>
-        <w:spacing w:line="240" w:lineRule="auto" w:after="30"/>
       </w:pPr>
       <w:r>
         <w:t xml:space="preserve">Over a tray, complete the same mixing routine for every sample:</w:t>
@@ -3094,7 +2639,6 @@
           <w:ilvl w:val="0"/>
           <w:numId w:val="1013"/>
         </w:numPr>
-        <w:spacing w:line="240" w:lineRule="auto" w:after="100"/>
       </w:pPr>
       <w:r>
         <w:t xml:space="preserve">Process the BLANK beside the samples using the same brine, open-air exposure, tools, timing, funnel, and filter steps, but no sand.</w:t>
@@ -3103,7 +2647,6 @@
     <w:p>
       <w:pPr>
         <w:pStyle w:val="FirstParagraph"/>
-        <w:spacing w:before="100"/>
       </w:pPr>
       <w:r>
         <w:rPr>
@@ -3154,7 +2697,6 @@
           <w:ilvl w:val="0"/>
           <w:numId w:val="1014"/>
         </w:numPr>
-        <w:spacing w:line="240" w:lineRule="auto" w:after="30" w:before="100"/>
       </w:pPr>
       <w:r>
         <w:t xml:space="preserve">Put each sealed jar upright in its labeled tray on a stable shelf away from traffic and direct heat.</w:t>
@@ -3167,7 +2709,6 @@
           <w:ilvl w:val="0"/>
           <w:numId w:val="1014"/>
         </w:numPr>
-        <w:spacing w:line="240" w:lineRule="auto" w:after="30"/>
       </w:pPr>
       <w:r>
         <w:t xml:space="preserve">Record the settling start time.</w:t>
@@ -3180,7 +2721,6 @@
           <w:ilvl w:val="0"/>
           <w:numId w:val="1014"/>
         </w:numPr>
-        <w:spacing w:line="240" w:lineRule="auto" w:after="30"/>
       </w:pPr>
       <w:r>
         <w:t xml:space="preserve">Do not move, tap, open, or compare jars by picking them up.</w:t>
@@ -3193,7 +2733,6 @@
           <w:ilvl w:val="0"/>
           <w:numId w:val="1014"/>
         </w:numPr>
-        <w:spacing w:line="240" w:lineRule="auto" w:after="30"/>
       </w:pPr>
       <w:r>
         <w:t xml:space="preserve">Let the jars settle overnight.</w:t>
@@ -3206,7 +2745,6 @@
           <w:ilvl w:val="0"/>
           <w:numId w:val="1014"/>
         </w:numPr>
-        <w:spacing w:line="240" w:lineRule="auto" w:after="30"/>
       </w:pPr>
       <w:r>
         <w:t xml:space="preserve">The next day, observe before touching. Photograph or draw the surface, water column, and bottom layer.</w:t>
@@ -3219,7 +2757,6 @@
           <w:ilvl w:val="0"/>
           <w:numId w:val="1014"/>
         </w:numPr>
-        <w:spacing w:line="240" w:lineRule="auto" w:after="100"/>
       </w:pPr>
       <w:r>
         <w:t xml:space="preserve">Record the end time and total settling time.</w:t>
@@ -3228,7 +2765,6 @@
     <w:p>
       <w:pPr>
         <w:pStyle w:val="FirstParagraph"/>
-        <w:spacing w:before="100"/>
       </w:pPr>
       <w:r>
         <w:rPr>
@@ -3277,7 +2813,7 @@
         <w:pStyle w:val="FirstParagraph"/>
       </w:pPr>
       <w:r>
-        <w:t xml:space="preserve">Process BLANK first, then SAMPLE 1-3.</w:t>
+        <w:t xml:space="preserve">Process BLANK first, then SAMPLE 1-6.</w:t>
       </w:r>
     </w:p>
     <w:p>
@@ -3287,7 +2823,6 @@
           <w:ilvl w:val="0"/>
           <w:numId w:val="1015"/>
         </w:numPr>
-        <w:spacing w:line="240" w:lineRule="auto" w:after="30" w:before="100"/>
       </w:pPr>
       <w:r>
         <w:t xml:space="preserve">Set a clean porcelain or glass funnel over the matching glass receiving jar.</w:t>
@@ -3300,7 +2835,6 @@
           <w:ilvl w:val="0"/>
           <w:numId w:val="1015"/>
         </w:numPr>
-        <w:spacing w:line="240" w:lineRule="auto" w:after="30"/>
       </w:pPr>
       <w:r>
         <w:t xml:space="preserve">Use clean tweezers to place the matching filter paper into the funnel. Avoid touching the filter surface.</w:t>
@@ -3313,7 +2847,6 @@
           <w:ilvl w:val="0"/>
           <w:numId w:val="1015"/>
         </w:numPr>
-        <w:spacing w:line="240" w:lineRule="auto" w:after="30"/>
       </w:pPr>
       <w:r>
         <w:t xml:space="preserve">Without shaking or remixing, bring the processing jar to the tray.</w:t>
@@ -3326,7 +2859,6 @@
           <w:ilvl w:val="0"/>
           <w:numId w:val="1015"/>
         </w:numPr>
-        <w:spacing w:line="240" w:lineRule="auto" w:after="30"/>
       </w:pPr>
       <w:r>
         <w:t xml:space="preserve">Carefully pour the</w:t>
@@ -3355,7 +2887,6 @@
           <w:ilvl w:val="0"/>
           <w:numId w:val="1015"/>
         </w:numPr>
-        <w:spacing w:line="240" w:lineRule="auto" w:after="30"/>
       </w:pPr>
       <w:r>
         <w:t xml:space="preserve">If floating material sticks to the upper jar wall, use a small, recorded rinse of distilled water to move it onto the same filter.</w:t>
@@ -3368,7 +2899,6 @@
           <w:ilvl w:val="0"/>
           <w:numId w:val="1015"/>
         </w:numPr>
-        <w:spacing w:line="240" w:lineRule="auto" w:after="30"/>
       </w:pPr>
       <w:r>
         <w:t xml:space="preserve">Let all liquid pass through. Do not press, scrape, or rub the filter.</w:t>
@@ -3381,7 +2911,6 @@
           <w:ilvl w:val="0"/>
           <w:numId w:val="1015"/>
         </w:numPr>
-        <w:spacing w:line="240" w:lineRule="auto" w:after="30"/>
       </w:pPr>
       <w:r>
         <w:t xml:space="preserve">Use tweezers to transfer the filter to its labeled clean surface.</w:t>
@@ -3394,7 +2923,6 @@
           <w:ilvl w:val="0"/>
           <w:numId w:val="1015"/>
         </w:numPr>
-        <w:spacing w:line="240" w:lineRule="auto" w:after="30"/>
       </w:pPr>
       <w:r>
         <w:t xml:space="preserve">Cover loosely with clean aluminum foil and air-dry for 12-24 hours.</w:t>
@@ -3407,7 +2935,6 @@
           <w:ilvl w:val="0"/>
           <w:numId w:val="1015"/>
         </w:numPr>
-        <w:spacing w:line="240" w:lineRule="auto" w:after="100"/>
       </w:pPr>
       <w:r>
         <w:t xml:space="preserve">Keep the filtrate and settled sand contained until an instructor approves disposal.</w:t>
@@ -3416,7 +2943,6 @@
     <w:p>
       <w:pPr>
         <w:pStyle w:val="FirstParagraph"/>
-        <w:spacing w:before="100"/>
       </w:pPr>
       <w:r>
         <w:rPr>
@@ -3475,7 +3001,6 @@
           <w:ilvl w:val="0"/>
           <w:numId w:val="1016"/>
         </w:numPr>
-        <w:spacing w:line="240" w:lineRule="auto" w:after="30" w:before="100"/>
       </w:pPr>
       <w:r>
         <w:t xml:space="preserve">Label the slide with sample ID, date, filter fraction, and team.</w:t>
@@ -3488,7 +3013,6 @@
           <w:ilvl w:val="0"/>
           <w:numId w:val="1016"/>
         </w:numPr>
-        <w:spacing w:line="240" w:lineRule="auto" w:after="30"/>
       </w:pPr>
       <w:r>
         <w:t xml:space="preserve">Divide the observation plan into four filter areas: top-left, top-right, bottom-left, and bottom-right. Do not write across the evidence surface.</w:t>
@@ -3501,7 +3025,6 @@
           <w:ilvl w:val="0"/>
           <w:numId w:val="1016"/>
         </w:numPr>
-        <w:spacing w:line="240" w:lineRule="auto" w:after="30"/>
       </w:pPr>
       <w:r>
         <w:t xml:space="preserve">Press one clean piece of crystal-clear tape lightly onto the first area; do not rub.</w:t>
@@ -3514,7 +3037,6 @@
           <w:ilvl w:val="0"/>
           <w:numId w:val="1016"/>
         </w:numPr>
-        <w:spacing w:line="240" w:lineRule="auto" w:after="30"/>
       </w:pPr>
       <w:r>
         <w:t xml:space="preserve">Lift once and place the tape flat on the labeled slide.</w:t>
@@ -3527,7 +3049,6 @@
           <w:ilvl w:val="0"/>
           <w:numId w:val="1016"/>
         </w:numPr>
-        <w:spacing w:line="240" w:lineRule="auto" w:after="30"/>
       </w:pPr>
       <w:r>
         <w:t xml:space="preserve">Repeat with fresh tape or a new slide for each planned area.</w:t>
@@ -3540,7 +3061,6 @@
           <w:ilvl w:val="0"/>
           <w:numId w:val="1016"/>
         </w:numPr>
-        <w:spacing w:line="240" w:lineRule="auto" w:after="100"/>
       </w:pPr>
       <w:r>
         <w:t xml:space="preserve">Record which filter area each tape lift represents.</w:t>
@@ -3549,7 +3069,6 @@
     <w:p>
       <w:pPr>
         <w:pStyle w:val="FirstParagraph"/>
-        <w:spacing w:before="100"/>
       </w:pPr>
       <w:r>
         <w:rPr>
@@ -3582,10 +3101,9 @@
           <w:ilvl w:val="0"/>
           <w:numId w:val="1017"/>
         </w:numPr>
-        <w:spacing w:line="240" w:lineRule="auto" w:after="30" w:before="100"/>
-      </w:pPr>
-      <w:r>
-        <w:t xml:space="preserve">Begin with the BLANK slide, then examine SAMPLE 1-3.</w:t>
+      </w:pPr>
+      <w:r>
+        <w:t xml:space="preserve">Begin with the BLANK slide, then examine SAMPLE 1-6.</w:t>
       </w:r>
     </w:p>
     <w:p>
@@ -3595,7 +3113,6 @@
           <w:ilvl w:val="0"/>
           <w:numId w:val="1017"/>
         </w:numPr>
-        <w:spacing w:line="240" w:lineRule="auto" w:after="30"/>
       </w:pPr>
       <w:r>
         <w:t xml:space="preserve">Use approximately 40X magnification when available, or record the actual magnification used.</w:t>
@@ -3608,7 +3125,6 @@
           <w:ilvl w:val="0"/>
           <w:numId w:val="1017"/>
         </w:numPr>
-        <w:spacing w:line="240" w:lineRule="auto" w:after="30"/>
       </w:pPr>
       <w:r>
         <w:t xml:space="preserve">Scan in a consistent row-by-row path rather than jumping around the slide.</w:t>
@@ -3621,7 +3137,6 @@
           <w:ilvl w:val="0"/>
           <w:numId w:val="1017"/>
         </w:numPr>
-        <w:spacing w:line="240" w:lineRule="auto" w:after="30"/>
       </w:pPr>
       <w:r>
         <w:t xml:space="preserve">For every suspected particle, record:</w:t>
@@ -3634,7 +3149,6 @@
           <w:ilvl w:val="1"/>
           <w:numId w:val="1018"/>
         </w:numPr>
-        <w:spacing w:line="240" w:lineRule="auto" w:after="30"/>
       </w:pPr>
       <w:r>
         <w:t xml:space="preserve">form: fiber, fragment, film, foam, or pellet;</w:t>
@@ -3647,7 +3161,6 @@
           <w:ilvl w:val="1"/>
           <w:numId w:val="1018"/>
         </w:numPr>
-        <w:spacing w:line="240" w:lineRule="auto" w:after="30"/>
       </w:pPr>
       <w:r>
         <w:t xml:space="preserve">color;</w:t>
@@ -3660,7 +3173,6 @@
           <w:ilvl w:val="1"/>
           <w:numId w:val="1018"/>
         </w:numPr>
-        <w:spacing w:line="240" w:lineRule="auto" w:after="30"/>
       </w:pPr>
       <w:r>
         <w:t xml:space="preserve">longest visible length in millimeters when measurement is possible;</w:t>
@@ -3673,7 +3185,6 @@
           <w:ilvl w:val="1"/>
           <w:numId w:val="1018"/>
         </w:numPr>
-        <w:spacing w:line="240" w:lineRule="auto" w:after="30"/>
       </w:pPr>
       <w:r>
         <w:t xml:space="preserve">slide area or tape-lift number;</w:t>
@@ -3686,7 +3197,6 @@
           <w:ilvl w:val="1"/>
           <w:numId w:val="1018"/>
         </w:numPr>
-        <w:spacing w:line="240" w:lineRule="auto" w:after="30"/>
       </w:pPr>
       <w:r>
         <w:t xml:space="preserve">confidence:</w:t>
@@ -3738,7 +3248,6 @@
           <w:ilvl w:val="1"/>
           <w:numId w:val="1018"/>
         </w:numPr>
-        <w:spacing w:line="240" w:lineRule="auto" w:after="30"/>
       </w:pPr>
       <w:r>
         <w:t xml:space="preserve">one reason for the classification.</w:t>
@@ -3751,7 +3260,6 @@
           <w:ilvl w:val="0"/>
           <w:numId w:val="1017"/>
         </w:numPr>
-        <w:spacing w:line="240" w:lineRule="auto" w:after="30"/>
       </w:pPr>
       <w:r>
         <w:t xml:space="preserve">A second camper or facilitator checks at least one slide area. Record disagreements rather than erasing them.</w:t>
@@ -3764,7 +3272,6 @@
           <w:ilvl w:val="0"/>
           <w:numId w:val="1017"/>
         </w:numPr>
-        <w:spacing w:line="240" w:lineRule="auto" w:after="100"/>
       </w:pPr>
       <w:r>
         <w:t xml:space="preserve">Use the microscope camera or shared display so nobody must crowd an eyepiece.</w:t>
@@ -3773,7 +3280,6 @@
     <w:p>
       <w:pPr>
         <w:pStyle w:val="FirstParagraph"/>
-        <w:spacing w:before="100"/>
       </w:pPr>
       <w:r>
         <w:rPr>
@@ -3824,7 +3330,6 @@
           <w:ilvl w:val="0"/>
           <w:numId w:val="1019"/>
         </w:numPr>
-        <w:spacing w:line="240" w:lineRule="auto" w:after="30" w:before="100"/>
       </w:pPr>
       <w:r>
         <w:t xml:space="preserve">Count and describe material found on the BLANK filter.</w:t>
@@ -3837,10 +3342,9 @@
           <w:ilvl w:val="0"/>
           <w:numId w:val="1019"/>
         </w:numPr>
-        <w:spacing w:line="240" w:lineRule="auto" w:after="30"/>
-      </w:pPr>
-      <w:r>
-        <w:t xml:space="preserve">Compare blank colors and forms with SAMPLE 1-3.</w:t>
+      </w:pPr>
+      <w:r>
+        <w:t xml:space="preserve">Compare blank colors and forms with SAMPLE 1-6.</w:t>
       </w:r>
     </w:p>
     <w:p>
@@ -3850,7 +3354,6 @@
           <w:ilvl w:val="0"/>
           <w:numId w:val="1019"/>
         </w:numPr>
-        <w:spacing w:line="240" w:lineRule="auto" w:after="30"/>
       </w:pPr>
       <w:r>
         <w:t xml:space="preserve">If a similar fiber appears in the blank and samples, flag it as a possible handling or airborne contaminant.</w:t>
@@ -3863,7 +3366,6 @@
           <w:ilvl w:val="0"/>
           <w:numId w:val="1019"/>
         </w:numPr>
-        <w:spacing w:line="240" w:lineRule="auto" w:after="100"/>
       </w:pPr>
       <w:r>
         <w:t xml:space="preserve">Do not automatically subtract the blank count. Report the blank beside the sample and explain how it affects confidence.</w:t>
@@ -3872,7 +3374,6 @@
     <w:p>
       <w:pPr>
         <w:pStyle w:val="FirstParagraph"/>
-        <w:spacing w:before="100"/>
       </w:pPr>
       <w:r>
         <w:rPr>
@@ -3965,7 +3466,6 @@
           <w:ilvl w:val="0"/>
           <w:numId w:val="1020"/>
         </w:numPr>
-        <w:spacing w:line="240" w:lineRule="auto" w:after="30" w:before="100"/>
       </w:pPr>
       <w:r>
         <w:t xml:space="preserve">"There are exactly three microplastics at Charlotte Beach."</w:t>
@@ -3978,7 +3478,6 @@
           <w:ilvl w:val="0"/>
           <w:numId w:val="1020"/>
         </w:numPr>
-        <w:spacing w:line="240" w:lineRule="auto" w:after="30"/>
       </w:pPr>
       <w:r>
         <w:t xml:space="preserve">"Every floating particle was plastic."</w:t>
@@ -3991,7 +3490,6 @@
           <w:ilvl w:val="0"/>
           <w:numId w:val="1020"/>
         </w:numPr>
-        <w:spacing w:line="240" w:lineRule="auto" w:after="30"/>
       </w:pPr>
       <w:r>
         <w:t xml:space="preserve">"No floating particles means there was no plastic."</w:t>
@@ -4004,7 +3502,6 @@
           <w:ilvl w:val="0"/>
           <w:numId w:val="1020"/>
         </w:numPr>
-        <w:spacing w:line="240" w:lineRule="auto" w:after="30"/>
       </w:pPr>
       <w:r>
         <w:t xml:space="preserve">"This particle came from a particular person, neighborhood, product, or company."</w:t>
@@ -4017,7 +3514,6 @@
           <w:ilvl w:val="0"/>
           <w:numId w:val="1020"/>
         </w:numPr>
-        <w:spacing w:line="240" w:lineRule="auto" w:after="100"/>
       </w:pPr>
       <w:r>
         <w:t xml:space="preserve">"This sample proves that someone was exposed or harmed."</w:t>
@@ -4047,14 +3543,6 @@
         <w:tblStyle w:val="Table"/>
         <w:tblW w:type="auto" w:w="0"/>
         <w:tblLook w:firstRow="1" w:lastRow="0" w:firstColumn="0" w:lastColumn="0" w:noHBand="0" w:noVBand="0" w:val="0020"/>
-        <w:tblBorders>
-          <w:top w:val="single" w:sz="4" w:space="0" w:color="B7C4D2"/>
-          <w:left w:val="single" w:sz="4" w:space="0" w:color="B7C4D2"/>
-          <w:bottom w:val="single" w:sz="4" w:space="0" w:color="B7C4D2"/>
-          <w:right w:val="single" w:sz="4" w:space="0" w:color="B7C4D2"/>
-          <w:insideH w:val="single" w:sz="4" w:space="0" w:color="B7C4D2"/>
-          <w:insideV w:val="single" w:sz="4" w:space="0" w:color="B7C4D2"/>
-        </w:tblBorders>
       </w:tblPr>
       <w:tblGrid>
         <w:gridCol w:w="2640"/>
@@ -4064,99 +3552,47 @@
       <w:tr>
         <w:trPr>
           <w:tblHeader w:val="on"/>
-          <w:tblHeader w:val="true"/>
-          <w:cantSplit/>
         </w:trPr>
         <w:tc>
-          <w:tcPr>
-            <w:tcMar>
-              <w:top w:w="55" w:type="dxa"/>
-              <w:start w:w="70" w:type="dxa"/>
-              <w:bottom w:w="55" w:type="dxa"/>
-              <w:end w:w="70" w:type="dxa"/>
-            </w:tcMar>
-            <w:shd w:fill="D9EAF7"/>
-          </w:tcPr>
-          <w:p>
-            <w:pPr>
-              <w:pStyle w:val="Compact"/>
-              <w:spacing w:before="0" w:after="30" w:line="240" w:lineRule="auto"/>
-            </w:pPr>
-            <w:r>
-              <w:rPr>
-                <w:b/>
-                <w:color w:val="1F4E79"/>
-              </w:rPr>
+          <w:tcPr/>
+          <w:p>
+            <w:pPr>
+              <w:pStyle w:val="Compact"/>
+            </w:pPr>
+            <w:r>
               <w:t xml:space="preserve">Role</w:t>
             </w:r>
           </w:p>
         </w:tc>
         <w:tc>
-          <w:tcPr>
-            <w:tcMar>
-              <w:top w:w="55" w:type="dxa"/>
-              <w:start w:w="70" w:type="dxa"/>
-              <w:bottom w:w="55" w:type="dxa"/>
-              <w:end w:w="70" w:type="dxa"/>
-            </w:tcMar>
-            <w:shd w:fill="D9EAF7"/>
-          </w:tcPr>
-          <w:p>
-            <w:pPr>
-              <w:pStyle w:val="Compact"/>
-              <w:spacing w:before="0" w:after="30" w:line="240" w:lineRule="auto"/>
-            </w:pPr>
-            <w:r>
-              <w:rPr>
-                <w:b/>
-                <w:color w:val="1F4E79"/>
-              </w:rPr>
+          <w:tcPr/>
+          <w:p>
+            <w:pPr>
+              <w:pStyle w:val="Compact"/>
+            </w:pPr>
+            <w:r>
               <w:t xml:space="preserve">Scientific contribution</w:t>
             </w:r>
           </w:p>
         </w:tc>
         <w:tc>
-          <w:tcPr>
-            <w:tcMar>
-              <w:top w:w="55" w:type="dxa"/>
-              <w:start w:w="70" w:type="dxa"/>
-              <w:bottom w:w="55" w:type="dxa"/>
-              <w:end w:w="70" w:type="dxa"/>
-            </w:tcMar>
-            <w:shd w:fill="D9EAF7"/>
-          </w:tcPr>
-          <w:p>
-            <w:pPr>
-              <w:pStyle w:val="Compact"/>
-              <w:spacing w:before="0" w:after="30" w:line="240" w:lineRule="auto"/>
-            </w:pPr>
-            <w:r>
-              <w:rPr>
-                <w:b/>
-                <w:color w:val="1F4E79"/>
-              </w:rPr>
+          <w:tcPr/>
+          <w:p>
+            <w:pPr>
+              <w:pStyle w:val="Compact"/>
+            </w:pPr>
+            <w:r>
               <w:t xml:space="preserve">Access route</w:t>
             </w:r>
           </w:p>
         </w:tc>
       </w:tr>
       <w:tr>
-        <w:trPr>
-          <w:cantSplit/>
-        </w:trPr>
-        <w:tc>
-          <w:tcPr>
-            <w:tcMar>
-              <w:top w:w="55" w:type="dxa"/>
-              <w:start w:w="70" w:type="dxa"/>
-              <w:bottom w:w="55" w:type="dxa"/>
-              <w:end w:w="70" w:type="dxa"/>
-            </w:tcMar>
-          </w:tcPr>
-          <w:p>
-            <w:pPr>
-              <w:pStyle w:val="Compact"/>
-              <w:spacing w:before="0" w:after="30" w:line="240" w:lineRule="auto"/>
+        <w:tc>
+          <w:tcPr/>
+          <w:p>
+            <w:pPr>
+              <w:pStyle w:val="Compact"/>
             </w:pPr>
             <w:r>
               <w:t xml:space="preserve">Label protector</w:t>
@@ -4164,18 +3600,10 @@
           </w:p>
         </w:tc>
         <w:tc>
-          <w:tcPr>
-            <w:tcMar>
-              <w:top w:w="55" w:type="dxa"/>
-              <w:start w:w="70" w:type="dxa"/>
-              <w:bottom w:w="55" w:type="dxa"/>
-              <w:end w:w="70" w:type="dxa"/>
-            </w:tcMar>
-          </w:tcPr>
-          <w:p>
-            <w:pPr>
-              <w:pStyle w:val="Compact"/>
-              <w:spacing w:before="0" w:after="30" w:line="240" w:lineRule="auto"/>
+          <w:tcPr/>
+          <w:p>
+            <w:pPr>
+              <w:pStyle w:val="Compact"/>
             </w:pPr>
             <w:r>
               <w:t xml:space="preserve">Matches every jar, filter, slide, and data sheet</w:t>
@@ -4183,18 +3611,10 @@
           </w:p>
         </w:tc>
         <w:tc>
-          <w:tcPr>
-            <w:tcMar>
-              <w:top w:w="55" w:type="dxa"/>
-              <w:start w:w="70" w:type="dxa"/>
-              <w:bottom w:w="55" w:type="dxa"/>
-              <w:end w:w="70" w:type="dxa"/>
-            </w:tcMar>
-          </w:tcPr>
-          <w:p>
-            <w:pPr>
-              <w:pStyle w:val="Compact"/>
-              <w:spacing w:before="0" w:after="30" w:line="240" w:lineRule="auto"/>
+          <w:tcPr/>
+          <w:p>
+            <w:pPr>
+              <w:pStyle w:val="Compact"/>
             </w:pPr>
             <w:r>
               <w:t xml:space="preserve">Seated, low-movement</w:t>
@@ -4203,22 +3623,11 @@
         </w:tc>
       </w:tr>
       <w:tr>
-        <w:trPr>
-          <w:cantSplit/>
-        </w:trPr>
-        <w:tc>
-          <w:tcPr>
-            <w:tcMar>
-              <w:top w:w="55" w:type="dxa"/>
-              <w:start w:w="70" w:type="dxa"/>
-              <w:bottom w:w="55" w:type="dxa"/>
-              <w:end w:w="70" w:type="dxa"/>
-            </w:tcMar>
-          </w:tcPr>
-          <w:p>
-            <w:pPr>
-              <w:pStyle w:val="Compact"/>
-              <w:spacing w:before="0" w:after="30" w:line="240" w:lineRule="auto"/>
+        <w:tc>
+          <w:tcPr/>
+          <w:p>
+            <w:pPr>
+              <w:pStyle w:val="Compact"/>
             </w:pPr>
             <w:r>
               <w:t xml:space="preserve">Sampler</w:t>
@@ -4226,18 +3635,10 @@
           </w:p>
         </w:tc>
         <w:tc>
-          <w:tcPr>
-            <w:tcMar>
-              <w:top w:w="55" w:type="dxa"/>
-              <w:start w:w="70" w:type="dxa"/>
-              <w:bottom w:w="55" w:type="dxa"/>
-              <w:end w:w="70" w:type="dxa"/>
-            </w:tcMar>
-          </w:tcPr>
-          <w:p>
-            <w:pPr>
-              <w:pStyle w:val="Compact"/>
-              <w:spacing w:before="0" w:after="30" w:line="240" w:lineRule="auto"/>
+          <w:tcPr/>
+          <w:p>
+            <w:pPr>
+              <w:pStyle w:val="Compact"/>
             </w:pPr>
             <w:r>
               <w:t xml:space="preserve">Uses the consistent field pattern</w:t>
@@ -4245,18 +3646,10 @@
           </w:p>
         </w:tc>
         <w:tc>
-          <w:tcPr>
-            <w:tcMar>
-              <w:top w:w="55" w:type="dxa"/>
-              <w:start w:w="70" w:type="dxa"/>
-              <w:bottom w:w="55" w:type="dxa"/>
-              <w:end w:w="70" w:type="dxa"/>
-            </w:tcMar>
-          </w:tcPr>
-          <w:p>
-            <w:pPr>
-              <w:pStyle w:val="Compact"/>
-              <w:spacing w:before="0" w:after="30" w:line="240" w:lineRule="auto"/>
+          <w:tcPr/>
+          <w:p>
+            <w:pPr>
+              <w:pStyle w:val="Compact"/>
             </w:pPr>
             <w:r>
               <w:t xml:space="preserve">Movement or partnered</w:t>
@@ -4265,22 +3658,11 @@
         </w:tc>
       </w:tr>
       <w:tr>
-        <w:trPr>
-          <w:cantSplit/>
-        </w:trPr>
-        <w:tc>
-          <w:tcPr>
-            <w:tcMar>
-              <w:top w:w="55" w:type="dxa"/>
-              <w:start w:w="70" w:type="dxa"/>
-              <w:bottom w:w="55" w:type="dxa"/>
-              <w:end w:w="70" w:type="dxa"/>
-            </w:tcMar>
-          </w:tcPr>
-          <w:p>
-            <w:pPr>
-              <w:pStyle w:val="Compact"/>
-              <w:spacing w:before="0" w:after="30" w:line="240" w:lineRule="auto"/>
+        <w:tc>
+          <w:tcPr/>
+          <w:p>
+            <w:pPr>
+              <w:pStyle w:val="Compact"/>
             </w:pPr>
             <w:r>
               <w:t xml:space="preserve">Sieve operator</w:t>
@@ -4288,18 +3670,10 @@
           </w:p>
         </w:tc>
         <w:tc>
-          <w:tcPr>
-            <w:tcMar>
-              <w:top w:w="55" w:type="dxa"/>
-              <w:start w:w="70" w:type="dxa"/>
-              <w:bottom w:w="55" w:type="dxa"/>
-              <w:end w:w="70" w:type="dxa"/>
-            </w:tcMar>
-          </w:tcPr>
-          <w:p>
-            <w:pPr>
-              <w:pStyle w:val="Compact"/>
-              <w:spacing w:before="0" w:after="30" w:line="240" w:lineRule="auto"/>
+          <w:tcPr/>
+          <w:p>
+            <w:pPr>
+              <w:pStyle w:val="Compact"/>
             </w:pPr>
             <w:r>
               <w:t xml:space="preserve">Runs the same timed motion</w:t>
@@ -4307,18 +3681,10 @@
           </w:p>
         </w:tc>
         <w:tc>
-          <w:tcPr>
-            <w:tcMar>
-              <w:top w:w="55" w:type="dxa"/>
-              <w:start w:w="70" w:type="dxa"/>
-              <w:bottom w:w="55" w:type="dxa"/>
-              <w:end w:w="70" w:type="dxa"/>
-            </w:tcMar>
-          </w:tcPr>
-          <w:p>
-            <w:pPr>
-              <w:pStyle w:val="Compact"/>
-              <w:spacing w:before="0" w:after="30" w:line="240" w:lineRule="auto"/>
+          <w:tcPr/>
+          <w:p>
+            <w:pPr>
+              <w:pStyle w:val="Compact"/>
             </w:pPr>
             <w:r>
               <w:t xml:space="preserve">Standing, seated-table, or partner-assisted</w:t>
@@ -4327,22 +3693,11 @@
         </w:tc>
       </w:tr>
       <w:tr>
-        <w:trPr>
-          <w:cantSplit/>
-        </w:trPr>
-        <w:tc>
-          <w:tcPr>
-            <w:tcMar>
-              <w:top w:w="55" w:type="dxa"/>
-              <w:start w:w="70" w:type="dxa"/>
-              <w:bottom w:w="55" w:type="dxa"/>
-              <w:end w:w="70" w:type="dxa"/>
-            </w:tcMar>
-          </w:tcPr>
-          <w:p>
-            <w:pPr>
-              <w:pStyle w:val="Compact"/>
-              <w:spacing w:before="0" w:after="30" w:line="240" w:lineRule="auto"/>
+        <w:tc>
+          <w:tcPr/>
+          <w:p>
+            <w:pPr>
+              <w:pStyle w:val="Compact"/>
             </w:pPr>
             <w:r>
               <w:t xml:space="preserve">Timer</w:t>
@@ -4350,18 +3705,10 @@
           </w:p>
         </w:tc>
         <w:tc>
-          <w:tcPr>
-            <w:tcMar>
-              <w:top w:w="55" w:type="dxa"/>
-              <w:start w:w="70" w:type="dxa"/>
-              <w:bottom w:w="55" w:type="dxa"/>
-              <w:end w:w="70" w:type="dxa"/>
-            </w:tcMar>
-          </w:tcPr>
-          <w:p>
-            <w:pPr>
-              <w:pStyle w:val="Compact"/>
-              <w:spacing w:before="0" w:after="30" w:line="240" w:lineRule="auto"/>
+          <w:tcPr/>
+          <w:p>
+            <w:pPr>
+              <w:pStyle w:val="Compact"/>
             </w:pPr>
             <w:r>
               <w:t xml:space="preserve">Protects mixing, settling, and filtering time</w:t>
@@ -4369,18 +3716,10 @@
           </w:p>
         </w:tc>
         <w:tc>
-          <w:tcPr>
-            <w:tcMar>
-              <w:top w:w="55" w:type="dxa"/>
-              <w:start w:w="70" w:type="dxa"/>
-              <w:bottom w:w="55" w:type="dxa"/>
-              <w:end w:w="70" w:type="dxa"/>
-            </w:tcMar>
-          </w:tcPr>
-          <w:p>
-            <w:pPr>
-              <w:pStyle w:val="Compact"/>
-              <w:spacing w:before="0" w:after="30" w:line="240" w:lineRule="auto"/>
+          <w:tcPr/>
+          <w:p>
+            <w:pPr>
+              <w:pStyle w:val="Compact"/>
             </w:pPr>
             <w:r>
               <w:t xml:space="preserve">Visual, audio, or tactile timer</w:t>
@@ -4389,22 +3728,11 @@
         </w:tc>
       </w:tr>
       <w:tr>
-        <w:trPr>
-          <w:cantSplit/>
-        </w:trPr>
-        <w:tc>
-          <w:tcPr>
-            <w:tcMar>
-              <w:top w:w="55" w:type="dxa"/>
-              <w:start w:w="70" w:type="dxa"/>
-              <w:bottom w:w="55" w:type="dxa"/>
-              <w:end w:w="70" w:type="dxa"/>
-            </w:tcMar>
-          </w:tcPr>
-          <w:p>
-            <w:pPr>
-              <w:pStyle w:val="Compact"/>
-              <w:spacing w:before="0" w:after="30" w:line="240" w:lineRule="auto"/>
+        <w:tc>
+          <w:tcPr/>
+          <w:p>
+            <w:pPr>
+              <w:pStyle w:val="Compact"/>
             </w:pPr>
             <w:r>
               <w:t xml:space="preserve">Brine measurer</w:t>
@@ -4412,18 +3740,10 @@
           </w:p>
         </w:tc>
         <w:tc>
-          <w:tcPr>
-            <w:tcMar>
-              <w:top w:w="55" w:type="dxa"/>
-              <w:start w:w="70" w:type="dxa"/>
-              <w:bottom w:w="55" w:type="dxa"/>
-              <w:end w:w="70" w:type="dxa"/>
-            </w:tcMar>
-          </w:tcPr>
-          <w:p>
-            <w:pPr>
-              <w:pStyle w:val="Compact"/>
-              <w:spacing w:before="0" w:after="30" w:line="240" w:lineRule="auto"/>
+          <w:tcPr/>
+          <w:p>
+            <w:pPr>
+              <w:pStyle w:val="Compact"/>
             </w:pPr>
             <w:r>
               <w:t xml:space="preserve">Reads or verifies volume</w:t>
@@ -4431,18 +3751,10 @@
           </w:p>
         </w:tc>
         <w:tc>
-          <w:tcPr>
-            <w:tcMar>
-              <w:top w:w="55" w:type="dxa"/>
-              <w:start w:w="70" w:type="dxa"/>
-              <w:bottom w:w="55" w:type="dxa"/>
-              <w:end w:w="70" w:type="dxa"/>
-            </w:tcMar>
-          </w:tcPr>
-          <w:p>
-            <w:pPr>
-              <w:pStyle w:val="Compact"/>
-              <w:spacing w:before="0" w:after="30" w:line="240" w:lineRule="auto"/>
+          <w:tcPr/>
+          <w:p>
+            <w:pPr>
+              <w:pStyle w:val="Compact"/>
             </w:pPr>
             <w:r>
               <w:t xml:space="preserve">Large-print scale or partner reading</w:t>
@@ -4451,22 +3763,11 @@
         </w:tc>
       </w:tr>
       <w:tr>
-        <w:trPr>
-          <w:cantSplit/>
-        </w:trPr>
-        <w:tc>
-          <w:tcPr>
-            <w:tcMar>
-              <w:top w:w="55" w:type="dxa"/>
-              <w:start w:w="70" w:type="dxa"/>
-              <w:bottom w:w="55" w:type="dxa"/>
-              <w:end w:w="70" w:type="dxa"/>
-            </w:tcMar>
-          </w:tcPr>
-          <w:p>
-            <w:pPr>
-              <w:pStyle w:val="Compact"/>
-              <w:spacing w:before="0" w:after="30" w:line="240" w:lineRule="auto"/>
+        <w:tc>
+          <w:tcPr/>
+          <w:p>
+            <w:pPr>
+              <w:pStyle w:val="Compact"/>
             </w:pPr>
             <w:r>
               <w:t xml:space="preserve">Filter monitor</w:t>
@@ -4474,18 +3775,10 @@
           </w:p>
         </w:tc>
         <w:tc>
-          <w:tcPr>
-            <w:tcMar>
-              <w:top w:w="55" w:type="dxa"/>
-              <w:start w:w="70" w:type="dxa"/>
-              <w:bottom w:w="55" w:type="dxa"/>
-              <w:end w:w="70" w:type="dxa"/>
-            </w:tcMar>
-          </w:tcPr>
-          <w:p>
-            <w:pPr>
-              <w:pStyle w:val="Compact"/>
-              <w:spacing w:before="0" w:after="30" w:line="240" w:lineRule="auto"/>
+          <w:tcPr/>
+          <w:p>
+            <w:pPr>
+              <w:pStyle w:val="Compact"/>
             </w:pPr>
             <w:r>
               <w:t xml:space="preserve">Watches flow and tells the pourer when to stop</w:t>
@@ -4493,18 +3786,10 @@
           </w:p>
         </w:tc>
         <w:tc>
-          <w:tcPr>
-            <w:tcMar>
-              <w:top w:w="55" w:type="dxa"/>
-              <w:start w:w="70" w:type="dxa"/>
-              <w:bottom w:w="55" w:type="dxa"/>
-              <w:end w:w="70" w:type="dxa"/>
-            </w:tcMar>
-          </w:tcPr>
-          <w:p>
-            <w:pPr>
-              <w:pStyle w:val="Compact"/>
-              <w:spacing w:before="0" w:after="30" w:line="240" w:lineRule="auto"/>
+          <w:tcPr/>
+          <w:p>
+            <w:pPr>
+              <w:pStyle w:val="Compact"/>
             </w:pPr>
             <w:r>
               <w:t xml:space="preserve">Touch-free observation</w:t>
@@ -4513,22 +3798,11 @@
         </w:tc>
       </w:tr>
       <w:tr>
-        <w:trPr>
-          <w:cantSplit/>
-        </w:trPr>
-        <w:tc>
-          <w:tcPr>
-            <w:tcMar>
-              <w:top w:w="55" w:type="dxa"/>
-              <w:start w:w="70" w:type="dxa"/>
-              <w:bottom w:w="55" w:type="dxa"/>
-              <w:end w:w="70" w:type="dxa"/>
-            </w:tcMar>
-          </w:tcPr>
-          <w:p>
-            <w:pPr>
-              <w:pStyle w:val="Compact"/>
-              <w:spacing w:before="0" w:after="30" w:line="240" w:lineRule="auto"/>
+        <w:tc>
+          <w:tcPr/>
+          <w:p>
+            <w:pPr>
+              <w:pStyle w:val="Compact"/>
             </w:pPr>
             <w:r>
               <w:t xml:space="preserve">Evidence photographer</w:t>
@@ -4536,18 +3810,10 @@
           </w:p>
         </w:tc>
         <w:tc>
-          <w:tcPr>
-            <w:tcMar>
-              <w:top w:w="55" w:type="dxa"/>
-              <w:start w:w="70" w:type="dxa"/>
-              <w:bottom w:w="55" w:type="dxa"/>
-              <w:end w:w="70" w:type="dxa"/>
-            </w:tcMar>
-          </w:tcPr>
-          <w:p>
-            <w:pPr>
-              <w:pStyle w:val="Compact"/>
-              <w:spacing w:before="0" w:after="30" w:line="240" w:lineRule="auto"/>
+          <w:tcPr/>
+          <w:p>
+            <w:pPr>
+              <w:pStyle w:val="Compact"/>
             </w:pPr>
             <w:r>
               <w:t xml:space="preserve">Records layers, labels, and non-identifying evidence</w:t>
@@ -4555,18 +3821,10 @@
           </w:p>
         </w:tc>
         <w:tc>
-          <w:tcPr>
-            <w:tcMar>
-              <w:top w:w="55" w:type="dxa"/>
-              <w:start w:w="70" w:type="dxa"/>
-              <w:bottom w:w="55" w:type="dxa"/>
-              <w:end w:w="70" w:type="dxa"/>
-            </w:tcMar>
-          </w:tcPr>
-          <w:p>
-            <w:pPr>
-              <w:pStyle w:val="Compact"/>
-              <w:spacing w:before="0" w:after="30" w:line="240" w:lineRule="auto"/>
+          <w:tcPr/>
+          <w:p>
+            <w:pPr>
+              <w:pStyle w:val="Compact"/>
             </w:pPr>
             <w:r>
               <w:t xml:space="preserve">Camera or tablet</w:t>
@@ -4575,22 +3833,11 @@
         </w:tc>
       </w:tr>
       <w:tr>
-        <w:trPr>
-          <w:cantSplit/>
-        </w:trPr>
-        <w:tc>
-          <w:tcPr>
-            <w:tcMar>
-              <w:top w:w="55" w:type="dxa"/>
-              <w:start w:w="70" w:type="dxa"/>
-              <w:bottom w:w="55" w:type="dxa"/>
-              <w:end w:w="70" w:type="dxa"/>
-            </w:tcMar>
-          </w:tcPr>
-          <w:p>
-            <w:pPr>
-              <w:pStyle w:val="Compact"/>
-              <w:spacing w:before="0" w:after="30" w:line="240" w:lineRule="auto"/>
+        <w:tc>
+          <w:tcPr/>
+          <w:p>
+            <w:pPr>
+              <w:pStyle w:val="Compact"/>
             </w:pPr>
             <w:r>
               <w:t xml:space="preserve">Microscope navigator</w:t>
@@ -4598,18 +3845,10 @@
           </w:p>
         </w:tc>
         <w:tc>
-          <w:tcPr>
-            <w:tcMar>
-              <w:top w:w="55" w:type="dxa"/>
-              <w:start w:w="70" w:type="dxa"/>
-              <w:bottom w:w="55" w:type="dxa"/>
-              <w:end w:w="70" w:type="dxa"/>
-            </w:tcMar>
-          </w:tcPr>
-          <w:p>
-            <w:pPr>
-              <w:pStyle w:val="Compact"/>
-              <w:spacing w:before="0" w:after="30" w:line="240" w:lineRule="auto"/>
+          <w:tcPr/>
+          <w:p>
+            <w:pPr>
+              <w:pStyle w:val="Compact"/>
             </w:pPr>
             <w:r>
               <w:t xml:space="preserve">Moves through the slide systematically</w:t>
@@ -4617,18 +3856,10 @@
           </w:p>
         </w:tc>
         <w:tc>
-          <w:tcPr>
-            <w:tcMar>
-              <w:top w:w="55" w:type="dxa"/>
-              <w:start w:w="70" w:type="dxa"/>
-              <w:bottom w:w="55" w:type="dxa"/>
-              <w:end w:w="70" w:type="dxa"/>
-            </w:tcMar>
-          </w:tcPr>
-          <w:p>
-            <w:pPr>
-              <w:pStyle w:val="Compact"/>
-              <w:spacing w:before="0" w:after="30" w:line="240" w:lineRule="auto"/>
+          <w:tcPr/>
+          <w:p>
+            <w:pPr>
+              <w:pStyle w:val="Compact"/>
             </w:pPr>
             <w:r>
               <w:t xml:space="preserve">Eyepiece, shared screen, or enlarged still image</w:t>
@@ -4637,22 +3868,11 @@
         </w:tc>
       </w:tr>
       <w:tr>
-        <w:trPr>
-          <w:cantSplit/>
-        </w:trPr>
-        <w:tc>
-          <w:tcPr>
-            <w:tcMar>
-              <w:top w:w="55" w:type="dxa"/>
-              <w:start w:w="70" w:type="dxa"/>
-              <w:bottom w:w="55" w:type="dxa"/>
-              <w:end w:w="70" w:type="dxa"/>
-            </w:tcMar>
-          </w:tcPr>
-          <w:p>
-            <w:pPr>
-              <w:pStyle w:val="Compact"/>
-              <w:spacing w:before="0" w:after="30" w:line="240" w:lineRule="auto"/>
+        <w:tc>
+          <w:tcPr/>
+          <w:p>
+            <w:pPr>
+              <w:pStyle w:val="Compact"/>
             </w:pPr>
             <w:r>
               <w:t xml:space="preserve">Evidence recorder</w:t>
@@ -4660,18 +3880,10 @@
           </w:p>
         </w:tc>
         <w:tc>
-          <w:tcPr>
-            <w:tcMar>
-              <w:top w:w="55" w:type="dxa"/>
-              <w:start w:w="70" w:type="dxa"/>
-              <w:bottom w:w="55" w:type="dxa"/>
-              <w:end w:w="70" w:type="dxa"/>
-            </w:tcMar>
-          </w:tcPr>
-          <w:p>
-            <w:pPr>
-              <w:pStyle w:val="Compact"/>
-              <w:spacing w:before="0" w:after="30" w:line="240" w:lineRule="auto"/>
+          <w:tcPr/>
+          <w:p>
+            <w:pPr>
+              <w:pStyle w:val="Compact"/>
             </w:pPr>
             <w:r>
               <w:t xml:space="preserve">Draws, writes, types, dictates, points, or records audio</w:t>
@@ -4679,18 +3891,10 @@
           </w:p>
         </w:tc>
         <w:tc>
-          <w:tcPr>
-            <w:tcMar>
-              <w:top w:w="55" w:type="dxa"/>
-              <w:start w:w="70" w:type="dxa"/>
-              <w:bottom w:w="55" w:type="dxa"/>
-              <w:end w:w="70" w:type="dxa"/>
-            </w:tcMar>
-          </w:tcPr>
-          <w:p>
-            <w:pPr>
-              <w:pStyle w:val="Compact"/>
-              <w:spacing w:before="0" w:after="30" w:line="240" w:lineRule="auto"/>
+          <w:tcPr/>
+          <w:p>
+            <w:pPr>
+              <w:pStyle w:val="Compact"/>
             </w:pPr>
             <w:r>
               <w:t xml:space="preserve">Multiple communication modes</w:t>
@@ -4699,22 +3903,11 @@
         </w:tc>
       </w:tr>
       <w:tr>
-        <w:trPr>
-          <w:cantSplit/>
-        </w:trPr>
-        <w:tc>
-          <w:tcPr>
-            <w:tcMar>
-              <w:top w:w="55" w:type="dxa"/>
-              <w:start w:w="70" w:type="dxa"/>
-              <w:bottom w:w="55" w:type="dxa"/>
-              <w:end w:w="70" w:type="dxa"/>
-            </w:tcMar>
-          </w:tcPr>
-          <w:p>
-            <w:pPr>
-              <w:pStyle w:val="Compact"/>
-              <w:spacing w:before="0" w:after="30" w:line="240" w:lineRule="auto"/>
+        <w:tc>
+          <w:tcPr/>
+          <w:p>
+            <w:pPr>
+              <w:pStyle w:val="Compact"/>
             </w:pPr>
             <w:r>
               <w:t xml:space="preserve">Skeptic/checker</w:t>
@@ -4722,18 +3915,10 @@
           </w:p>
         </w:tc>
         <w:tc>
-          <w:tcPr>
-            <w:tcMar>
-              <w:top w:w="55" w:type="dxa"/>
-              <w:start w:w="70" w:type="dxa"/>
-              <w:bottom w:w="55" w:type="dxa"/>
-              <w:end w:w="70" w:type="dxa"/>
-            </w:tcMar>
-          </w:tcPr>
-          <w:p>
-            <w:pPr>
-              <w:pStyle w:val="Compact"/>
-              <w:spacing w:before="0" w:after="30" w:line="240" w:lineRule="auto"/>
+          <w:tcPr/>
+          <w:p>
+            <w:pPr>
+              <w:pStyle w:val="Compact"/>
             </w:pPr>
             <w:r>
               <w:t xml:space="preserve">Asks what else a particle could be and checks the blank</w:t>
@@ -4741,18 +3926,10 @@
           </w:p>
         </w:tc>
         <w:tc>
-          <w:tcPr>
-            <w:tcMar>
-              <w:top w:w="55" w:type="dxa"/>
-              <w:start w:w="70" w:type="dxa"/>
-              <w:bottom w:w="55" w:type="dxa"/>
-              <w:end w:w="70" w:type="dxa"/>
-            </w:tcMar>
-          </w:tcPr>
-          <w:p>
-            <w:pPr>
-              <w:pStyle w:val="Compact"/>
-              <w:spacing w:before="0" w:after="30" w:line="240" w:lineRule="auto"/>
+          <w:tcPr/>
+          <w:p>
+            <w:pPr>
+              <w:pStyle w:val="Compact"/>
             </w:pPr>
             <w:r>
               <w:t xml:space="preserve">Verbal or nonverbal</w:t>
@@ -4761,22 +3938,11 @@
         </w:tc>
       </w:tr>
       <w:tr>
-        <w:trPr>
-          <w:cantSplit/>
-        </w:trPr>
-        <w:tc>
-          <w:tcPr>
-            <w:tcMar>
-              <w:top w:w="55" w:type="dxa"/>
-              <w:start w:w="70" w:type="dxa"/>
-              <w:bottom w:w="55" w:type="dxa"/>
-              <w:end w:w="70" w:type="dxa"/>
-            </w:tcMar>
-          </w:tcPr>
-          <w:p>
-            <w:pPr>
-              <w:pStyle w:val="Compact"/>
-              <w:spacing w:before="0" w:after="30" w:line="240" w:lineRule="auto"/>
+        <w:tc>
+          <w:tcPr/>
+          <w:p>
+            <w:pPr>
+              <w:pStyle w:val="Compact"/>
             </w:pPr>
             <w:r>
               <w:t xml:space="preserve">Seated coordinator</w:t>
@@ -4784,18 +3950,10 @@
           </w:p>
         </w:tc>
         <w:tc>
-          <w:tcPr>
-            <w:tcMar>
-              <w:top w:w="55" w:type="dxa"/>
-              <w:start w:w="70" w:type="dxa"/>
-              <w:bottom w:w="55" w:type="dxa"/>
-              <w:end w:w="70" w:type="dxa"/>
-            </w:tcMar>
-          </w:tcPr>
-          <w:p>
-            <w:pPr>
-              <w:pStyle w:val="Compact"/>
-              <w:spacing w:before="0" w:after="30" w:line="240" w:lineRule="auto"/>
+          <w:tcPr/>
+          <w:p>
+            <w:pPr>
+              <w:pStyle w:val="Compact"/>
             </w:pPr>
             <w:r>
               <w:t xml:space="preserve">Tracks the whole sequence and next step</w:t>
@@ -4803,18 +3961,10 @@
           </w:p>
         </w:tc>
         <w:tc>
-          <w:tcPr>
-            <w:tcMar>
-              <w:top w:w="55" w:type="dxa"/>
-              <w:start w:w="70" w:type="dxa"/>
-              <w:bottom w:w="55" w:type="dxa"/>
-              <w:end w:w="70" w:type="dxa"/>
-            </w:tcMar>
-          </w:tcPr>
-          <w:p>
-            <w:pPr>
-              <w:pStyle w:val="Compact"/>
-              <w:spacing w:before="0" w:after="30" w:line="240" w:lineRule="auto"/>
+          <w:tcPr/>
+          <w:p>
+            <w:pPr>
+              <w:pStyle w:val="Compact"/>
             </w:pPr>
             <w:r>
               <w:t xml:space="preserve">Low-energy route</w:t>
@@ -4867,14 +4017,6 @@
         <w:tblStyle w:val="Table"/>
         <w:tblW w:type="auto" w:w="0"/>
         <w:tblLook w:firstRow="1" w:lastRow="0" w:firstColumn="0" w:lastColumn="0" w:noHBand="0" w:noVBand="0" w:val="0020"/>
-        <w:tblBorders>
-          <w:top w:val="single" w:sz="4" w:space="0" w:color="B7C4D2"/>
-          <w:left w:val="single" w:sz="4" w:space="0" w:color="B7C4D2"/>
-          <w:bottom w:val="single" w:sz="4" w:space="0" w:color="B7C4D2"/>
-          <w:right w:val="single" w:sz="4" w:space="0" w:color="B7C4D2"/>
-          <w:insideH w:val="single" w:sz="4" w:space="0" w:color="B7C4D2"/>
-          <w:insideV w:val="single" w:sz="4" w:space="0" w:color="B7C4D2"/>
-        </w:tblBorders>
       </w:tblPr>
       <w:tblGrid>
         <w:gridCol w:w="3960"/>
@@ -4883,76 +4025,36 @@
       <w:tr>
         <w:trPr>
           <w:tblHeader w:val="on"/>
-          <w:tblHeader w:val="true"/>
-          <w:cantSplit/>
         </w:trPr>
         <w:tc>
-          <w:tcPr>
-            <w:tcMar>
-              <w:top w:w="55" w:type="dxa"/>
-              <w:start w:w="70" w:type="dxa"/>
-              <w:bottom w:w="55" w:type="dxa"/>
-              <w:end w:w="70" w:type="dxa"/>
-            </w:tcMar>
-            <w:shd w:fill="D9EAF7"/>
-          </w:tcPr>
-          <w:p>
-            <w:pPr>
-              <w:pStyle w:val="Compact"/>
-              <w:spacing w:before="0" w:after="30" w:line="240" w:lineRule="auto"/>
-            </w:pPr>
-            <w:r>
-              <w:rPr>
-                <w:b/>
-                <w:color w:val="1F4E79"/>
-              </w:rPr>
+          <w:tcPr/>
+          <w:p>
+            <w:pPr>
+              <w:pStyle w:val="Compact"/>
+            </w:pPr>
+            <w:r>
               <w:t xml:space="preserve">Field</w:t>
             </w:r>
           </w:p>
         </w:tc>
         <w:tc>
-          <w:tcPr>
-            <w:tcMar>
-              <w:top w:w="55" w:type="dxa"/>
-              <w:start w:w="70" w:type="dxa"/>
-              <w:bottom w:w="55" w:type="dxa"/>
-              <w:end w:w="70" w:type="dxa"/>
-            </w:tcMar>
-            <w:shd w:fill="D9EAF7"/>
-          </w:tcPr>
-          <w:p>
-            <w:pPr>
-              <w:pStyle w:val="Compact"/>
-              <w:spacing w:before="0" w:after="30" w:line="240" w:lineRule="auto"/>
-            </w:pPr>
-            <w:r>
-              <w:rPr>
-                <w:b/>
-                <w:color w:val="1F4E79"/>
-              </w:rPr>
+          <w:tcPr/>
+          <w:p>
+            <w:pPr>
+              <w:pStyle w:val="Compact"/>
+            </w:pPr>
+            <w:r>
               <w:t xml:space="preserve">Record</w:t>
             </w:r>
           </w:p>
         </w:tc>
       </w:tr>
       <w:tr>
-        <w:trPr>
-          <w:cantSplit/>
-          <w:trHeight w:val="403" w:hRule="atLeast"/>
-        </w:trPr>
-        <w:tc>
-          <w:tcPr>
-            <w:tcMar>
-              <w:top w:w="55" w:type="dxa"/>
-              <w:start w:w="70" w:type="dxa"/>
-              <w:bottom w:w="55" w:type="dxa"/>
-              <w:end w:w="70" w:type="dxa"/>
-            </w:tcMar>
-          </w:tcPr>
-          <w:p>
-            <w:pPr>
-              <w:pStyle w:val="Compact"/>
-              <w:spacing w:before="0" w:after="30" w:line="240" w:lineRule="auto"/>
+        <w:tc>
+          <w:tcPr/>
+          <w:p>
+            <w:pPr>
+              <w:pStyle w:val="Compact"/>
             </w:pPr>
             <w:r>
               <w:t xml:space="preserve">Sample ID and map site</w:t>
@@ -4960,40 +4062,20 @@
           </w:p>
         </w:tc>
         <w:tc>
-          <w:tcPr>
-            <w:tcMar>
-              <w:top w:w="55" w:type="dxa"/>
-              <w:start w:w="70" w:type="dxa"/>
-              <w:bottom w:w="55" w:type="dxa"/>
-              <w:end w:w="70" w:type="dxa"/>
-            </w:tcMar>
-          </w:tcPr>
-          <w:p>
-            <w:pPr>
-              <w:pStyle w:val="Compact"/>
-              <w:spacing w:before="0" w:after="30" w:line="240" w:lineRule="auto"/>
+          <w:tcPr/>
+          <w:p>
+            <w:pPr>
+              <w:pStyle w:val="Compact"/>
             </w:pPr>
           </w:p>
         </w:tc>
       </w:tr>
       <w:tr>
-        <w:trPr>
-          <w:cantSplit/>
-          <w:trHeight w:val="403" w:hRule="atLeast"/>
-        </w:trPr>
-        <w:tc>
-          <w:tcPr>
-            <w:tcMar>
-              <w:top w:w="55" w:type="dxa"/>
-              <w:start w:w="70" w:type="dxa"/>
-              <w:bottom w:w="55" w:type="dxa"/>
-              <w:end w:w="70" w:type="dxa"/>
-            </w:tcMar>
-          </w:tcPr>
-          <w:p>
-            <w:pPr>
-              <w:pStyle w:val="Compact"/>
-              <w:spacing w:before="0" w:after="30" w:line="240" w:lineRule="auto"/>
+        <w:tc>
+          <w:tcPr/>
+          <w:p>
+            <w:pPr>
+              <w:pStyle w:val="Compact"/>
             </w:pPr>
             <w:r>
               <w:t xml:space="preserve">Date, collection time, and weather</w:t>
@@ -5001,40 +4083,20 @@
           </w:p>
         </w:tc>
         <w:tc>
-          <w:tcPr>
-            <w:tcMar>
-              <w:top w:w="55" w:type="dxa"/>
-              <w:start w:w="70" w:type="dxa"/>
-              <w:bottom w:w="55" w:type="dxa"/>
-              <w:end w:w="70" w:type="dxa"/>
-            </w:tcMar>
-          </w:tcPr>
-          <w:p>
-            <w:pPr>
-              <w:pStyle w:val="Compact"/>
-              <w:spacing w:before="0" w:after="30" w:line="240" w:lineRule="auto"/>
+          <w:tcPr/>
+          <w:p>
+            <w:pPr>
+              <w:pStyle w:val="Compact"/>
             </w:pPr>
           </w:p>
         </w:tc>
       </w:tr>
       <w:tr>
-        <w:trPr>
-          <w:cantSplit/>
-          <w:trHeight w:val="403" w:hRule="atLeast"/>
-        </w:trPr>
-        <w:tc>
-          <w:tcPr>
-            <w:tcMar>
-              <w:top w:w="55" w:type="dxa"/>
-              <w:start w:w="70" w:type="dxa"/>
-              <w:bottom w:w="55" w:type="dxa"/>
-              <w:end w:w="70" w:type="dxa"/>
-            </w:tcMar>
-          </w:tcPr>
-          <w:p>
-            <w:pPr>
-              <w:pStyle w:val="Compact"/>
-              <w:spacing w:before="0" w:after="30" w:line="240" w:lineRule="auto"/>
+        <w:tc>
+          <w:tcPr/>
+          <w:p>
+            <w:pPr>
+              <w:pStyle w:val="Compact"/>
             </w:pPr>
             <w:r>
               <w:t xml:space="preserve">Collection depth, pattern, and scoop count</w:t>
@@ -5042,40 +4104,20 @@
           </w:p>
         </w:tc>
         <w:tc>
-          <w:tcPr>
-            <w:tcMar>
-              <w:top w:w="55" w:type="dxa"/>
-              <w:start w:w="70" w:type="dxa"/>
-              <w:bottom w:w="55" w:type="dxa"/>
-              <w:end w:w="70" w:type="dxa"/>
-            </w:tcMar>
-          </w:tcPr>
-          <w:p>
-            <w:pPr>
-              <w:pStyle w:val="Compact"/>
-              <w:spacing w:before="0" w:after="30" w:line="240" w:lineRule="auto"/>
+          <w:tcPr/>
+          <w:p>
+            <w:pPr>
+              <w:pStyle w:val="Compact"/>
             </w:pPr>
           </w:p>
         </w:tc>
       </w:tr>
       <w:tr>
-        <w:trPr>
-          <w:cantSplit/>
-          <w:trHeight w:val="403" w:hRule="atLeast"/>
-        </w:trPr>
-        <w:tc>
-          <w:tcPr>
-            <w:tcMar>
-              <w:top w:w="55" w:type="dxa"/>
-              <w:start w:w="70" w:type="dxa"/>
-              <w:bottom w:w="55" w:type="dxa"/>
-              <w:end w:w="70" w:type="dxa"/>
-            </w:tcMar>
-          </w:tcPr>
-          <w:p>
-            <w:pPr>
-              <w:pStyle w:val="Compact"/>
-              <w:spacing w:before="0" w:after="30" w:line="240" w:lineRule="auto"/>
+        <w:tc>
+          <w:tcPr/>
+          <w:p>
+            <w:pPr>
+              <w:pStyle w:val="Compact"/>
             </w:pPr>
             <w:r>
               <w:t xml:space="preserve">Wet, damp, or dry when sieved</w:t>
@@ -5083,40 +4125,20 @@
           </w:p>
         </w:tc>
         <w:tc>
-          <w:tcPr>
-            <w:tcMar>
-              <w:top w:w="55" w:type="dxa"/>
-              <w:start w:w="70" w:type="dxa"/>
-              <w:bottom w:w="55" w:type="dxa"/>
-              <w:end w:w="70" w:type="dxa"/>
-            </w:tcMar>
-          </w:tcPr>
-          <w:p>
-            <w:pPr>
-              <w:pStyle w:val="Compact"/>
-              <w:spacing w:before="0" w:after="30" w:line="240" w:lineRule="auto"/>
+          <w:tcPr/>
+          <w:p>
+            <w:pPr>
+              <w:pStyle w:val="Compact"/>
             </w:pPr>
           </w:p>
         </w:tc>
       </w:tr>
       <w:tr>
-        <w:trPr>
-          <w:cantSplit/>
-          <w:trHeight w:val="403" w:hRule="atLeast"/>
-        </w:trPr>
-        <w:tc>
-          <w:tcPr>
-            <w:tcMar>
-              <w:top w:w="55" w:type="dxa"/>
-              <w:start w:w="70" w:type="dxa"/>
-              <w:bottom w:w="55" w:type="dxa"/>
-              <w:end w:w="70" w:type="dxa"/>
-            </w:tcMar>
-          </w:tcPr>
-          <w:p>
-            <w:pPr>
-              <w:pStyle w:val="Compact"/>
-              <w:spacing w:before="0" w:after="30" w:line="240" w:lineRule="auto"/>
+        <w:tc>
+          <w:tcPr/>
+          <w:p>
+            <w:pPr>
+              <w:pStyle w:val="Compact"/>
             </w:pPr>
             <w:r>
               <w:t xml:space="preserve">Sieve mesh openings and</w:t>
@@ -5134,40 +4156,20 @@
           </w:p>
         </w:tc>
         <w:tc>
-          <w:tcPr>
-            <w:tcMar>
-              <w:top w:w="55" w:type="dxa"/>
-              <w:start w:w="70" w:type="dxa"/>
-              <w:bottom w:w="55" w:type="dxa"/>
-              <w:end w:w="70" w:type="dxa"/>
-            </w:tcMar>
-          </w:tcPr>
-          <w:p>
-            <w:pPr>
-              <w:pStyle w:val="Compact"/>
-              <w:spacing w:before="0" w:after="30" w:line="240" w:lineRule="auto"/>
+          <w:tcPr/>
+          <w:p>
+            <w:pPr>
+              <w:pStyle w:val="Compact"/>
             </w:pPr>
           </w:p>
         </w:tc>
       </w:tr>
       <w:tr>
-        <w:trPr>
-          <w:cantSplit/>
-          <w:trHeight w:val="403" w:hRule="atLeast"/>
-        </w:trPr>
-        <w:tc>
-          <w:tcPr>
-            <w:tcMar>
-              <w:top w:w="55" w:type="dxa"/>
-              <w:start w:w="70" w:type="dxa"/>
-              <w:bottom w:w="55" w:type="dxa"/>
-              <w:end w:w="70" w:type="dxa"/>
-            </w:tcMar>
-          </w:tcPr>
-          <w:p>
-            <w:pPr>
-              <w:pStyle w:val="Compact"/>
-              <w:spacing w:before="0" w:after="30" w:line="240" w:lineRule="auto"/>
+        <w:tc>
+          <w:tcPr/>
+          <w:p>
+            <w:pPr>
+              <w:pStyle w:val="Compact"/>
             </w:pPr>
             <w:r>
               <w:t xml:space="preserve">Sand amount processed</w:t>
@@ -5175,40 +4177,20 @@
           </w:p>
         </w:tc>
         <w:tc>
-          <w:tcPr>
-            <w:tcMar>
-              <w:top w:w="55" w:type="dxa"/>
-              <w:start w:w="70" w:type="dxa"/>
-              <w:bottom w:w="55" w:type="dxa"/>
-              <w:end w:w="70" w:type="dxa"/>
-            </w:tcMar>
-          </w:tcPr>
-          <w:p>
-            <w:pPr>
-              <w:pStyle w:val="Compact"/>
-              <w:spacing w:before="0" w:after="30" w:line="240" w:lineRule="auto"/>
+          <w:tcPr/>
+          <w:p>
+            <w:pPr>
+              <w:pStyle w:val="Compact"/>
             </w:pPr>
           </w:p>
         </w:tc>
       </w:tr>
       <w:tr>
-        <w:trPr>
-          <w:cantSplit/>
-          <w:trHeight w:val="403" w:hRule="atLeast"/>
-        </w:trPr>
-        <w:tc>
-          <w:tcPr>
-            <w:tcMar>
-              <w:top w:w="55" w:type="dxa"/>
-              <w:start w:w="70" w:type="dxa"/>
-              <w:bottom w:w="55" w:type="dxa"/>
-              <w:end w:w="70" w:type="dxa"/>
-            </w:tcMar>
-          </w:tcPr>
-          <w:p>
-            <w:pPr>
-              <w:pStyle w:val="Compact"/>
-              <w:spacing w:before="0" w:after="30" w:line="240" w:lineRule="auto"/>
+        <w:tc>
+          <w:tcPr/>
+          <w:p>
+            <w:pPr>
+              <w:pStyle w:val="Compact"/>
             </w:pPr>
             <w:r>
               <w:t xml:space="preserve">Salt mass and water volume in brine batch</w:t>
@@ -5216,40 +4198,20 @@
           </w:p>
         </w:tc>
         <w:tc>
-          <w:tcPr>
-            <w:tcMar>
-              <w:top w:w="55" w:type="dxa"/>
-              <w:start w:w="70" w:type="dxa"/>
-              <w:bottom w:w="55" w:type="dxa"/>
-              <w:end w:w="70" w:type="dxa"/>
-            </w:tcMar>
-          </w:tcPr>
-          <w:p>
-            <w:pPr>
-              <w:pStyle w:val="Compact"/>
-              <w:spacing w:before="0" w:after="30" w:line="240" w:lineRule="auto"/>
+          <w:tcPr/>
+          <w:p>
+            <w:pPr>
+              <w:pStyle w:val="Compact"/>
             </w:pPr>
           </w:p>
         </w:tc>
       </w:tr>
       <w:tr>
-        <w:trPr>
-          <w:cantSplit/>
-          <w:trHeight w:val="403" w:hRule="atLeast"/>
-        </w:trPr>
-        <w:tc>
-          <w:tcPr>
-            <w:tcMar>
-              <w:top w:w="55" w:type="dxa"/>
-              <w:start w:w="70" w:type="dxa"/>
-              <w:bottom w:w="55" w:type="dxa"/>
-              <w:end w:w="70" w:type="dxa"/>
-            </w:tcMar>
-          </w:tcPr>
-          <w:p>
-            <w:pPr>
-              <w:pStyle w:val="Compact"/>
-              <w:spacing w:before="0" w:after="30" w:line="240" w:lineRule="auto"/>
+        <w:tc>
+          <w:tcPr/>
+          <w:p>
+            <w:pPr>
+              <w:pStyle w:val="Compact"/>
             </w:pPr>
             <w:r>
               <w:t xml:space="preserve">Measured brine density, if checked</w:t>
@@ -5257,40 +4219,20 @@
           </w:p>
         </w:tc>
         <w:tc>
-          <w:tcPr>
-            <w:tcMar>
-              <w:top w:w="55" w:type="dxa"/>
-              <w:start w:w="70" w:type="dxa"/>
-              <w:bottom w:w="55" w:type="dxa"/>
-              <w:end w:w="70" w:type="dxa"/>
-            </w:tcMar>
-          </w:tcPr>
-          <w:p>
-            <w:pPr>
-              <w:pStyle w:val="Compact"/>
-              <w:spacing w:before="0" w:after="30" w:line="240" w:lineRule="auto"/>
+          <w:tcPr/>
+          <w:p>
+            <w:pPr>
+              <w:pStyle w:val="Compact"/>
             </w:pPr>
           </w:p>
         </w:tc>
       </w:tr>
       <w:tr>
-        <w:trPr>
-          <w:cantSplit/>
-          <w:trHeight w:val="403" w:hRule="atLeast"/>
-        </w:trPr>
-        <w:tc>
-          <w:tcPr>
-            <w:tcMar>
-              <w:top w:w="55" w:type="dxa"/>
-              <w:start w:w="70" w:type="dxa"/>
-              <w:bottom w:w="55" w:type="dxa"/>
-              <w:end w:w="70" w:type="dxa"/>
-            </w:tcMar>
-          </w:tcPr>
-          <w:p>
-            <w:pPr>
-              <w:pStyle w:val="Compact"/>
-              <w:spacing w:before="0" w:after="30" w:line="240" w:lineRule="auto"/>
+        <w:tc>
+          <w:tcPr/>
+          <w:p>
+            <w:pPr>
+              <w:pStyle w:val="Compact"/>
             </w:pPr>
             <w:r>
               <w:t xml:space="preserve">Brine volume added</w:t>
@@ -5298,40 +4240,20 @@
           </w:p>
         </w:tc>
         <w:tc>
-          <w:tcPr>
-            <w:tcMar>
-              <w:top w:w="55" w:type="dxa"/>
-              <w:start w:w="70" w:type="dxa"/>
-              <w:bottom w:w="55" w:type="dxa"/>
-              <w:end w:w="70" w:type="dxa"/>
-            </w:tcMar>
-          </w:tcPr>
-          <w:p>
-            <w:pPr>
-              <w:pStyle w:val="Compact"/>
-              <w:spacing w:before="0" w:after="30" w:line="240" w:lineRule="auto"/>
+          <w:tcPr/>
+          <w:p>
+            <w:pPr>
+              <w:pStyle w:val="Compact"/>
             </w:pPr>
           </w:p>
         </w:tc>
       </w:tr>
       <w:tr>
-        <w:trPr>
-          <w:cantSplit/>
-          <w:trHeight w:val="403" w:hRule="atLeast"/>
-        </w:trPr>
-        <w:tc>
-          <w:tcPr>
-            <w:tcMar>
-              <w:top w:w="55" w:type="dxa"/>
-              <w:start w:w="70" w:type="dxa"/>
-              <w:bottom w:w="55" w:type="dxa"/>
-              <w:end w:w="70" w:type="dxa"/>
-            </w:tcMar>
-          </w:tcPr>
-          <w:p>
-            <w:pPr>
-              <w:pStyle w:val="Compact"/>
-              <w:spacing w:before="0" w:after="30" w:line="240" w:lineRule="auto"/>
+        <w:tc>
+          <w:tcPr/>
+          <w:p>
+            <w:pPr>
+              <w:pStyle w:val="Compact"/>
             </w:pPr>
             <w:r>
               <w:t xml:space="preserve">Mixing method and duration</w:t>
@@ -5339,40 +4261,20 @@
           </w:p>
         </w:tc>
         <w:tc>
-          <w:tcPr>
-            <w:tcMar>
-              <w:top w:w="55" w:type="dxa"/>
-              <w:start w:w="70" w:type="dxa"/>
-              <w:bottom w:w="55" w:type="dxa"/>
-              <w:end w:w="70" w:type="dxa"/>
-            </w:tcMar>
-          </w:tcPr>
-          <w:p>
-            <w:pPr>
-              <w:pStyle w:val="Compact"/>
-              <w:spacing w:before="0" w:after="30" w:line="240" w:lineRule="auto"/>
+          <w:tcPr/>
+          <w:p>
+            <w:pPr>
+              <w:pStyle w:val="Compact"/>
             </w:pPr>
           </w:p>
         </w:tc>
       </w:tr>
       <w:tr>
-        <w:trPr>
-          <w:cantSplit/>
-          <w:trHeight w:val="403" w:hRule="atLeast"/>
-        </w:trPr>
-        <w:tc>
-          <w:tcPr>
-            <w:tcMar>
-              <w:top w:w="55" w:type="dxa"/>
-              <w:start w:w="70" w:type="dxa"/>
-              <w:bottom w:w="55" w:type="dxa"/>
-              <w:end w:w="70" w:type="dxa"/>
-            </w:tcMar>
-          </w:tcPr>
-          <w:p>
-            <w:pPr>
-              <w:pStyle w:val="Compact"/>
-              <w:spacing w:before="0" w:after="30" w:line="240" w:lineRule="auto"/>
+        <w:tc>
+          <w:tcPr/>
+          <w:p>
+            <w:pPr>
+              <w:pStyle w:val="Compact"/>
             </w:pPr>
             <w:r>
               <w:t xml:space="preserve">Settling start, stop, and total time</w:t>
@@ -5380,40 +4282,20 @@
           </w:p>
         </w:tc>
         <w:tc>
-          <w:tcPr>
-            <w:tcMar>
-              <w:top w:w="55" w:type="dxa"/>
-              <w:start w:w="70" w:type="dxa"/>
-              <w:bottom w:w="55" w:type="dxa"/>
-              <w:end w:w="70" w:type="dxa"/>
-            </w:tcMar>
-          </w:tcPr>
-          <w:p>
-            <w:pPr>
-              <w:pStyle w:val="Compact"/>
-              <w:spacing w:before="0" w:after="30" w:line="240" w:lineRule="auto"/>
+          <w:tcPr/>
+          <w:p>
+            <w:pPr>
+              <w:pStyle w:val="Compact"/>
             </w:pPr>
           </w:p>
         </w:tc>
       </w:tr>
       <w:tr>
-        <w:trPr>
-          <w:cantSplit/>
-          <w:trHeight w:val="403" w:hRule="atLeast"/>
-        </w:trPr>
-        <w:tc>
-          <w:tcPr>
-            <w:tcMar>
-              <w:top w:w="55" w:type="dxa"/>
-              <w:start w:w="70" w:type="dxa"/>
-              <w:bottom w:w="55" w:type="dxa"/>
-              <w:end w:w="70" w:type="dxa"/>
-            </w:tcMar>
-          </w:tcPr>
-          <w:p>
-            <w:pPr>
-              <w:pStyle w:val="Compact"/>
-              <w:spacing w:before="0" w:after="30" w:line="240" w:lineRule="auto"/>
+        <w:tc>
+          <w:tcPr/>
+          <w:p>
+            <w:pPr>
+              <w:pStyle w:val="Compact"/>
             </w:pPr>
             <w:r>
               <w:t xml:space="preserve">Filter ID and filter-paper type</w:t>
@@ -5421,40 +4303,20 @@
           </w:p>
         </w:tc>
         <w:tc>
-          <w:tcPr>
-            <w:tcMar>
-              <w:top w:w="55" w:type="dxa"/>
-              <w:start w:w="70" w:type="dxa"/>
-              <w:bottom w:w="55" w:type="dxa"/>
-              <w:end w:w="70" w:type="dxa"/>
-            </w:tcMar>
-          </w:tcPr>
-          <w:p>
-            <w:pPr>
-              <w:pStyle w:val="Compact"/>
-              <w:spacing w:before="0" w:after="30" w:line="240" w:lineRule="auto"/>
+          <w:tcPr/>
+          <w:p>
+            <w:pPr>
+              <w:pStyle w:val="Compact"/>
             </w:pPr>
           </w:p>
         </w:tc>
       </w:tr>
       <w:tr>
-        <w:trPr>
-          <w:cantSplit/>
-          <w:trHeight w:val="403" w:hRule="atLeast"/>
-        </w:trPr>
-        <w:tc>
-          <w:tcPr>
-            <w:tcMar>
-              <w:top w:w="55" w:type="dxa"/>
-              <w:start w:w="70" w:type="dxa"/>
-              <w:bottom w:w="55" w:type="dxa"/>
-              <w:end w:w="70" w:type="dxa"/>
-            </w:tcMar>
-          </w:tcPr>
-          <w:p>
-            <w:pPr>
-              <w:pStyle w:val="Compact"/>
-              <w:spacing w:before="0" w:after="30" w:line="240" w:lineRule="auto"/>
+        <w:tc>
+          <w:tcPr/>
+          <w:p>
+            <w:pPr>
+              <w:pStyle w:val="Compact"/>
             </w:pPr>
             <w:r>
               <w:t xml:space="preserve">Rinse volume, if used</w:t>
@@ -5462,40 +4324,20 @@
           </w:p>
         </w:tc>
         <w:tc>
-          <w:tcPr>
-            <w:tcMar>
-              <w:top w:w="55" w:type="dxa"/>
-              <w:start w:w="70" w:type="dxa"/>
-              <w:bottom w:w="55" w:type="dxa"/>
-              <w:end w:w="70" w:type="dxa"/>
-            </w:tcMar>
-          </w:tcPr>
-          <w:p>
-            <w:pPr>
-              <w:pStyle w:val="Compact"/>
-              <w:spacing w:before="0" w:after="30" w:line="240" w:lineRule="auto"/>
+          <w:tcPr/>
+          <w:p>
+            <w:pPr>
+              <w:pStyle w:val="Compact"/>
             </w:pPr>
           </w:p>
         </w:tc>
       </w:tr>
       <w:tr>
-        <w:trPr>
-          <w:cantSplit/>
-          <w:trHeight w:val="403" w:hRule="atLeast"/>
-        </w:trPr>
-        <w:tc>
-          <w:tcPr>
-            <w:tcMar>
-              <w:top w:w="55" w:type="dxa"/>
-              <w:start w:w="70" w:type="dxa"/>
-              <w:bottom w:w="55" w:type="dxa"/>
-              <w:end w:w="70" w:type="dxa"/>
-            </w:tcMar>
-          </w:tcPr>
-          <w:p>
-            <w:pPr>
-              <w:pStyle w:val="Compact"/>
-              <w:spacing w:before="0" w:after="30" w:line="240" w:lineRule="auto"/>
+        <w:tc>
+          <w:tcPr/>
+          <w:p>
+            <w:pPr>
+              <w:pStyle w:val="Compact"/>
             </w:pPr>
             <w:r>
               <w:t xml:space="preserve">Actual magnification</w:t>
@@ -5503,40 +4345,20 @@
           </w:p>
         </w:tc>
         <w:tc>
-          <w:tcPr>
-            <w:tcMar>
-              <w:top w:w="55" w:type="dxa"/>
-              <w:start w:w="70" w:type="dxa"/>
-              <w:bottom w:w="55" w:type="dxa"/>
-              <w:end w:w="70" w:type="dxa"/>
-            </w:tcMar>
-          </w:tcPr>
-          <w:p>
-            <w:pPr>
-              <w:pStyle w:val="Compact"/>
-              <w:spacing w:before="0" w:after="30" w:line="240" w:lineRule="auto"/>
+          <w:tcPr/>
+          <w:p>
+            <w:pPr>
+              <w:pStyle w:val="Compact"/>
             </w:pPr>
           </w:p>
         </w:tc>
       </w:tr>
       <w:tr>
-        <w:trPr>
-          <w:cantSplit/>
-          <w:trHeight w:val="403" w:hRule="atLeast"/>
-        </w:trPr>
-        <w:tc>
-          <w:tcPr>
-            <w:tcMar>
-              <w:top w:w="55" w:type="dxa"/>
-              <w:start w:w="70" w:type="dxa"/>
-              <w:bottom w:w="55" w:type="dxa"/>
-              <w:end w:w="70" w:type="dxa"/>
-            </w:tcMar>
-          </w:tcPr>
-          <w:p>
-            <w:pPr>
-              <w:pStyle w:val="Compact"/>
-              <w:spacing w:before="0" w:after="30" w:line="240" w:lineRule="auto"/>
+        <w:tc>
+          <w:tcPr/>
+          <w:p>
+            <w:pPr>
+              <w:pStyle w:val="Compact"/>
             </w:pPr>
             <w:r>
               <w:t xml:space="preserve">Suspected forms, colors, lengths, and counts</w:t>
@@ -5544,40 +4366,20 @@
           </w:p>
         </w:tc>
         <w:tc>
-          <w:tcPr>
-            <w:tcMar>
-              <w:top w:w="55" w:type="dxa"/>
-              <w:start w:w="70" w:type="dxa"/>
-              <w:bottom w:w="55" w:type="dxa"/>
-              <w:end w:w="70" w:type="dxa"/>
-            </w:tcMar>
-          </w:tcPr>
-          <w:p>
-            <w:pPr>
-              <w:pStyle w:val="Compact"/>
-              <w:spacing w:before="0" w:after="30" w:line="240" w:lineRule="auto"/>
+          <w:tcPr/>
+          <w:p>
+            <w:pPr>
+              <w:pStyle w:val="Compact"/>
             </w:pPr>
           </w:p>
         </w:tc>
       </w:tr>
       <w:tr>
-        <w:trPr>
-          <w:cantSplit/>
-          <w:trHeight w:val="403" w:hRule="atLeast"/>
-        </w:trPr>
-        <w:tc>
-          <w:tcPr>
-            <w:tcMar>
-              <w:top w:w="55" w:type="dxa"/>
-              <w:start w:w="70" w:type="dxa"/>
-              <w:bottom w:w="55" w:type="dxa"/>
-              <w:end w:w="70" w:type="dxa"/>
-            </w:tcMar>
-          </w:tcPr>
-          <w:p>
-            <w:pPr>
-              <w:pStyle w:val="Compact"/>
-              <w:spacing w:before="0" w:after="30" w:line="240" w:lineRule="auto"/>
+        <w:tc>
+          <w:tcPr/>
+          <w:p>
+            <w:pPr>
+              <w:pStyle w:val="Compact"/>
             </w:pPr>
             <w:r>
               <w:t xml:space="preserve">Blank observations</w:t>
@@ -5585,40 +4387,20 @@
           </w:p>
         </w:tc>
         <w:tc>
-          <w:tcPr>
-            <w:tcMar>
-              <w:top w:w="55" w:type="dxa"/>
-              <w:start w:w="70" w:type="dxa"/>
-              <w:bottom w:w="55" w:type="dxa"/>
-              <w:end w:w="70" w:type="dxa"/>
-            </w:tcMar>
-          </w:tcPr>
-          <w:p>
-            <w:pPr>
-              <w:pStyle w:val="Compact"/>
-              <w:spacing w:before="0" w:after="30" w:line="240" w:lineRule="auto"/>
+          <w:tcPr/>
+          <w:p>
+            <w:pPr>
+              <w:pStyle w:val="Compact"/>
             </w:pPr>
           </w:p>
         </w:tc>
       </w:tr>
       <w:tr>
-        <w:trPr>
-          <w:cantSplit/>
-          <w:trHeight w:val="403" w:hRule="atLeast"/>
-        </w:trPr>
-        <w:tc>
-          <w:tcPr>
-            <w:tcMar>
-              <w:top w:w="55" w:type="dxa"/>
-              <w:start w:w="70" w:type="dxa"/>
-              <w:bottom w:w="55" w:type="dxa"/>
-              <w:end w:w="70" w:type="dxa"/>
-            </w:tcMar>
-          </w:tcPr>
-          <w:p>
-            <w:pPr>
-              <w:pStyle w:val="Compact"/>
-              <w:spacing w:before="0" w:after="30" w:line="240" w:lineRule="auto"/>
+        <w:tc>
+          <w:tcPr/>
+          <w:p>
+            <w:pPr>
+              <w:pStyle w:val="Compact"/>
             </w:pPr>
             <w:r>
               <w:t xml:space="preserve">Possible contamination events</w:t>
@@ -5626,40 +4408,20 @@
           </w:p>
         </w:tc>
         <w:tc>
-          <w:tcPr>
-            <w:tcMar>
-              <w:top w:w="55" w:type="dxa"/>
-              <w:start w:w="70" w:type="dxa"/>
-              <w:bottom w:w="55" w:type="dxa"/>
-              <w:end w:w="70" w:type="dxa"/>
-            </w:tcMar>
-          </w:tcPr>
-          <w:p>
-            <w:pPr>
-              <w:pStyle w:val="Compact"/>
-              <w:spacing w:before="0" w:after="30" w:line="240" w:lineRule="auto"/>
+          <w:tcPr/>
+          <w:p>
+            <w:pPr>
+              <w:pStyle w:val="Compact"/>
             </w:pPr>
           </w:p>
         </w:tc>
       </w:tr>
       <w:tr>
-        <w:trPr>
-          <w:cantSplit/>
-          <w:trHeight w:val="403" w:hRule="atLeast"/>
-        </w:trPr>
-        <w:tc>
-          <w:tcPr>
-            <w:tcMar>
-              <w:top w:w="55" w:type="dxa"/>
-              <w:start w:w="70" w:type="dxa"/>
-              <w:bottom w:w="55" w:type="dxa"/>
-              <w:end w:w="70" w:type="dxa"/>
-            </w:tcMar>
-          </w:tcPr>
-          <w:p>
-            <w:pPr>
-              <w:pStyle w:val="Compact"/>
-              <w:spacing w:before="0" w:after="30" w:line="240" w:lineRule="auto"/>
+        <w:tc>
+          <w:tcPr/>
+          <w:p>
+            <w:pPr>
+              <w:pStyle w:val="Compact"/>
             </w:pPr>
             <w:r>
               <w:t xml:space="preserve">Claim</w:t>
@@ -5667,40 +4429,20 @@
           </w:p>
         </w:tc>
         <w:tc>
-          <w:tcPr>
-            <w:tcMar>
-              <w:top w:w="55" w:type="dxa"/>
-              <w:start w:w="70" w:type="dxa"/>
-              <w:bottom w:w="55" w:type="dxa"/>
-              <w:end w:w="70" w:type="dxa"/>
-            </w:tcMar>
-          </w:tcPr>
-          <w:p>
-            <w:pPr>
-              <w:pStyle w:val="Compact"/>
-              <w:spacing w:before="0" w:after="30" w:line="240" w:lineRule="auto"/>
+          <w:tcPr/>
+          <w:p>
+            <w:pPr>
+              <w:pStyle w:val="Compact"/>
             </w:pPr>
           </w:p>
         </w:tc>
       </w:tr>
       <w:tr>
-        <w:trPr>
-          <w:cantSplit/>
-          <w:trHeight w:val="403" w:hRule="atLeast"/>
-        </w:trPr>
-        <w:tc>
-          <w:tcPr>
-            <w:tcMar>
-              <w:top w:w="55" w:type="dxa"/>
-              <w:start w:w="70" w:type="dxa"/>
-              <w:bottom w:w="55" w:type="dxa"/>
-              <w:end w:w="70" w:type="dxa"/>
-            </w:tcMar>
-          </w:tcPr>
-          <w:p>
-            <w:pPr>
-              <w:pStyle w:val="Compact"/>
-              <w:spacing w:before="0" w:after="30" w:line="240" w:lineRule="auto"/>
+        <w:tc>
+          <w:tcPr/>
+          <w:p>
+            <w:pPr>
+              <w:pStyle w:val="Compact"/>
             </w:pPr>
             <w:r>
               <w:t xml:space="preserve">Evidence limit</w:t>
@@ -5708,40 +4450,20 @@
           </w:p>
         </w:tc>
         <w:tc>
-          <w:tcPr>
-            <w:tcMar>
-              <w:top w:w="55" w:type="dxa"/>
-              <w:start w:w="70" w:type="dxa"/>
-              <w:bottom w:w="55" w:type="dxa"/>
-              <w:end w:w="70" w:type="dxa"/>
-            </w:tcMar>
-          </w:tcPr>
-          <w:p>
-            <w:pPr>
-              <w:pStyle w:val="Compact"/>
-              <w:spacing w:before="0" w:after="30" w:line="240" w:lineRule="auto"/>
+          <w:tcPr/>
+          <w:p>
+            <w:pPr>
+              <w:pStyle w:val="Compact"/>
             </w:pPr>
           </w:p>
         </w:tc>
       </w:tr>
       <w:tr>
-        <w:trPr>
-          <w:cantSplit/>
-          <w:trHeight w:val="403" w:hRule="atLeast"/>
-        </w:trPr>
-        <w:tc>
-          <w:tcPr>
-            <w:tcMar>
-              <w:top w:w="55" w:type="dxa"/>
-              <w:start w:w="70" w:type="dxa"/>
-              <w:bottom w:w="55" w:type="dxa"/>
-              <w:end w:w="70" w:type="dxa"/>
-            </w:tcMar>
-          </w:tcPr>
-          <w:p>
-            <w:pPr>
-              <w:pStyle w:val="Compact"/>
-              <w:spacing w:before="0" w:after="30" w:line="240" w:lineRule="auto"/>
+        <w:tc>
+          <w:tcPr/>
+          <w:p>
+            <w:pPr>
+              <w:pStyle w:val="Compact"/>
             </w:pPr>
             <w:r>
               <w:t xml:space="preserve">Model change or new question</w:t>
@@ -5749,18 +4471,10 @@
           </w:p>
         </w:tc>
         <w:tc>
-          <w:tcPr>
-            <w:tcMar>
-              <w:top w:w="55" w:type="dxa"/>
-              <w:start w:w="70" w:type="dxa"/>
-              <w:bottom w:w="55" w:type="dxa"/>
-              <w:end w:w="70" w:type="dxa"/>
-            </w:tcMar>
-          </w:tcPr>
-          <w:p>
-            <w:pPr>
-              <w:pStyle w:val="Compact"/>
-              <w:spacing w:before="0" w:after="30" w:line="240" w:lineRule="auto"/>
+          <w:tcPr/>
+          <w:p>
+            <w:pPr>
+              <w:pStyle w:val="Compact"/>
             </w:pPr>
           </w:p>
         </w:tc>
@@ -5781,14 +4495,6 @@
         <w:tblStyle w:val="Table"/>
         <w:tblW w:type="auto" w:w="0"/>
         <w:tblLook w:firstRow="1" w:lastRow="0" w:firstColumn="0" w:lastColumn="0" w:noHBand="0" w:noVBand="0" w:val="0020"/>
-        <w:tblBorders>
-          <w:top w:val="single" w:sz="4" w:space="0" w:color="B7C4D2"/>
-          <w:left w:val="single" w:sz="4" w:space="0" w:color="B7C4D2"/>
-          <w:bottom w:val="single" w:sz="4" w:space="0" w:color="B7C4D2"/>
-          <w:right w:val="single" w:sz="4" w:space="0" w:color="B7C4D2"/>
-          <w:insideH w:val="single" w:sz="4" w:space="0" w:color="B7C4D2"/>
-          <w:insideV w:val="single" w:sz="4" w:space="0" w:color="B7C4D2"/>
-        </w:tblBorders>
       </w:tblPr>
       <w:tblGrid>
         <w:gridCol w:w="2640"/>
@@ -5798,99 +4504,47 @@
       <w:tr>
         <w:trPr>
           <w:tblHeader w:val="on"/>
-          <w:tblHeader w:val="true"/>
-          <w:cantSplit/>
         </w:trPr>
         <w:tc>
-          <w:tcPr>
-            <w:tcMar>
-              <w:top w:w="55" w:type="dxa"/>
-              <w:start w:w="70" w:type="dxa"/>
-              <w:bottom w:w="55" w:type="dxa"/>
-              <w:end w:w="70" w:type="dxa"/>
-            </w:tcMar>
-            <w:shd w:fill="D9EAF7"/>
-          </w:tcPr>
-          <w:p>
-            <w:pPr>
-              <w:pStyle w:val="Compact"/>
-              <w:spacing w:before="0" w:after="30" w:line="240" w:lineRule="auto"/>
-            </w:pPr>
-            <w:r>
-              <w:rPr>
-                <w:b/>
-                <w:color w:val="1F4E79"/>
-              </w:rPr>
+          <w:tcPr/>
+          <w:p>
+            <w:pPr>
+              <w:pStyle w:val="Compact"/>
+            </w:pPr>
+            <w:r>
               <w:t xml:space="preserve">Problem</w:t>
             </w:r>
           </w:p>
         </w:tc>
         <w:tc>
-          <w:tcPr>
-            <w:tcMar>
-              <w:top w:w="55" w:type="dxa"/>
-              <w:start w:w="70" w:type="dxa"/>
-              <w:bottom w:w="55" w:type="dxa"/>
-              <w:end w:w="70" w:type="dxa"/>
-            </w:tcMar>
-            <w:shd w:fill="D9EAF7"/>
-          </w:tcPr>
-          <w:p>
-            <w:pPr>
-              <w:pStyle w:val="Compact"/>
-              <w:spacing w:before="0" w:after="30" w:line="240" w:lineRule="auto"/>
-            </w:pPr>
-            <w:r>
-              <w:rPr>
-                <w:b/>
-                <w:color w:val="1F4E79"/>
-              </w:rPr>
+          <w:tcPr/>
+          <w:p>
+            <w:pPr>
+              <w:pStyle w:val="Compact"/>
+            </w:pPr>
+            <w:r>
               <w:t xml:space="preserve">Do this</w:t>
             </w:r>
           </w:p>
         </w:tc>
         <w:tc>
-          <w:tcPr>
-            <w:tcMar>
-              <w:top w:w="55" w:type="dxa"/>
-              <w:start w:w="70" w:type="dxa"/>
-              <w:bottom w:w="55" w:type="dxa"/>
-              <w:end w:w="70" w:type="dxa"/>
-            </w:tcMar>
-            <w:shd w:fill="D9EAF7"/>
-          </w:tcPr>
-          <w:p>
-            <w:pPr>
-              <w:pStyle w:val="Compact"/>
-              <w:spacing w:before="0" w:after="30" w:line="240" w:lineRule="auto"/>
-            </w:pPr>
-            <w:r>
-              <w:rPr>
-                <w:b/>
-                <w:color w:val="1F4E79"/>
-              </w:rPr>
+          <w:tcPr/>
+          <w:p>
+            <w:pPr>
+              <w:pStyle w:val="Compact"/>
+            </w:pPr>
+            <w:r>
               <w:t xml:space="preserve">Do not do this</w:t>
             </w:r>
           </w:p>
         </w:tc>
       </w:tr>
       <w:tr>
-        <w:trPr>
-          <w:cantSplit/>
-        </w:trPr>
-        <w:tc>
-          <w:tcPr>
-            <w:tcMar>
-              <w:top w:w="55" w:type="dxa"/>
-              <w:start w:w="70" w:type="dxa"/>
-              <w:bottom w:w="55" w:type="dxa"/>
-              <w:end w:w="70" w:type="dxa"/>
-            </w:tcMar>
-          </w:tcPr>
-          <w:p>
-            <w:pPr>
-              <w:pStyle w:val="Compact"/>
-              <w:spacing w:before="0" w:after="30" w:line="240" w:lineRule="auto"/>
+        <w:tc>
+          <w:tcPr/>
+          <w:p>
+            <w:pPr>
+              <w:pStyle w:val="Compact"/>
             </w:pPr>
             <w:r>
               <w:t xml:space="preserve">Wet sand clogs the sieve</w:t>
@@ -5898,18 +4552,10 @@
           </w:p>
         </w:tc>
         <w:tc>
-          <w:tcPr>
-            <w:tcMar>
-              <w:top w:w="55" w:type="dxa"/>
-              <w:start w:w="70" w:type="dxa"/>
-              <w:bottom w:w="55" w:type="dxa"/>
-              <w:end w:w="70" w:type="dxa"/>
-            </w:tcMar>
-          </w:tcPr>
-          <w:p>
-            <w:pPr>
-              <w:pStyle w:val="Compact"/>
-              <w:spacing w:before="0" w:after="30" w:line="240" w:lineRule="auto"/>
+          <w:tcPr/>
+          <w:p>
+            <w:pPr>
+              <w:pStyle w:val="Compact"/>
             </w:pPr>
             <w:r>
               <w:t xml:space="preserve">Cover and air-dry all comparable samples; record the change</w:t>
@@ -5917,18 +4563,10 @@
           </w:p>
         </w:tc>
         <w:tc>
-          <w:tcPr>
-            <w:tcMar>
-              <w:top w:w="55" w:type="dxa"/>
-              <w:start w:w="70" w:type="dxa"/>
-              <w:bottom w:w="55" w:type="dxa"/>
-              <w:end w:w="70" w:type="dxa"/>
-            </w:tcMar>
-          </w:tcPr>
-          <w:p>
-            <w:pPr>
-              <w:pStyle w:val="Compact"/>
-              <w:spacing w:before="0" w:after="30" w:line="240" w:lineRule="auto"/>
+          <w:tcPr/>
+          <w:p>
+            <w:pPr>
+              <w:pStyle w:val="Compact"/>
             </w:pPr>
             <w:r>
               <w:t xml:space="preserve">Force only one sample through or add unrecorded water</w:t>
@@ -5937,22 +4575,11 @@
         </w:tc>
       </w:tr>
       <w:tr>
-        <w:trPr>
-          <w:cantSplit/>
-        </w:trPr>
-        <w:tc>
-          <w:tcPr>
-            <w:tcMar>
-              <w:top w:w="55" w:type="dxa"/>
-              <w:start w:w="70" w:type="dxa"/>
-              <w:bottom w:w="55" w:type="dxa"/>
-              <w:end w:w="70" w:type="dxa"/>
-            </w:tcMar>
-          </w:tcPr>
-          <w:p>
-            <w:pPr>
-              <w:pStyle w:val="Compact"/>
-              <w:spacing w:before="0" w:after="30" w:line="240" w:lineRule="auto"/>
+        <w:tc>
+          <w:tcPr/>
+          <w:p>
+            <w:pPr>
+              <w:pStyle w:val="Compact"/>
             </w:pPr>
             <w:r>
               <w:t xml:space="preserve">Salt remains at the bottom of the brine container</w:t>
@@ -5960,18 +4587,10 @@
           </w:p>
         </w:tc>
         <w:tc>
-          <w:tcPr>
-            <w:tcMar>
-              <w:top w:w="55" w:type="dxa"/>
-              <w:start w:w="70" w:type="dxa"/>
-              <w:bottom w:w="55" w:type="dxa"/>
-              <w:end w:w="70" w:type="dxa"/>
-            </w:tcMar>
-          </w:tcPr>
-          <w:p>
-            <w:pPr>
-              <w:pStyle w:val="Compact"/>
-              <w:spacing w:before="0" w:after="30" w:line="240" w:lineRule="auto"/>
+          <w:tcPr/>
+          <w:p>
+            <w:pPr>
+              <w:pStyle w:val="Compact"/>
             </w:pPr>
             <w:r>
               <w:t xml:space="preserve">Let it settle and use the clear upper brine; record the recipe</w:t>
@@ -5979,18 +4598,10 @@
           </w:p>
         </w:tc>
         <w:tc>
-          <w:tcPr>
-            <w:tcMar>
-              <w:top w:w="55" w:type="dxa"/>
-              <w:start w:w="70" w:type="dxa"/>
-              <w:bottom w:w="55" w:type="dxa"/>
-              <w:end w:w="70" w:type="dxa"/>
-            </w:tcMar>
-          </w:tcPr>
-          <w:p>
-            <w:pPr>
-              <w:pStyle w:val="Compact"/>
-              <w:spacing w:before="0" w:after="30" w:line="240" w:lineRule="auto"/>
+          <w:tcPr/>
+          <w:p>
+            <w:pPr>
+              <w:pStyle w:val="Compact"/>
             </w:pPr>
             <w:r>
               <w:t xml:space="preserve">Pour salt crystals into one sample only</w:t>
@@ -5999,22 +4610,11 @@
         </w:tc>
       </w:tr>
       <w:tr>
-        <w:trPr>
-          <w:cantSplit/>
-        </w:trPr>
-        <w:tc>
-          <w:tcPr>
-            <w:tcMar>
-              <w:top w:w="55" w:type="dxa"/>
-              <w:start w:w="70" w:type="dxa"/>
-              <w:bottom w:w="55" w:type="dxa"/>
-              <w:end w:w="70" w:type="dxa"/>
-            </w:tcMar>
-          </w:tcPr>
-          <w:p>
-            <w:pPr>
-              <w:pStyle w:val="Compact"/>
-              <w:spacing w:before="0" w:after="30" w:line="240" w:lineRule="auto"/>
+        <w:tc>
+          <w:tcPr/>
+          <w:p>
+            <w:pPr>
+              <w:pStyle w:val="Compact"/>
             </w:pPr>
             <w:r>
               <w:t xml:space="preserve">Processing jar leaks</w:t>
@@ -6022,18 +4622,10 @@
           </w:p>
         </w:tc>
         <w:tc>
-          <w:tcPr>
-            <w:tcMar>
-              <w:top w:w="55" w:type="dxa"/>
-              <w:start w:w="70" w:type="dxa"/>
-              <w:bottom w:w="55" w:type="dxa"/>
-              <w:end w:w="70" w:type="dxa"/>
-            </w:tcMar>
-          </w:tcPr>
-          <w:p>
-            <w:pPr>
-              <w:pStyle w:val="Compact"/>
-              <w:spacing w:before="0" w:after="30" w:line="240" w:lineRule="auto"/>
+          <w:tcPr/>
+          <w:p>
+            <w:pPr>
+              <w:pStyle w:val="Compact"/>
             </w:pPr>
             <w:r>
               <w:t xml:space="preserve">Stop, contain the spill, transfer only with adult approval, and flag the sample</w:t>
@@ -6041,18 +4633,10 @@
           </w:p>
         </w:tc>
         <w:tc>
-          <w:tcPr>
-            <w:tcMar>
-              <w:top w:w="55" w:type="dxa"/>
-              <w:start w:w="70" w:type="dxa"/>
-              <w:bottom w:w="55" w:type="dxa"/>
-              <w:end w:w="70" w:type="dxa"/>
-            </w:tcMar>
-          </w:tcPr>
-          <w:p>
-            <w:pPr>
-              <w:pStyle w:val="Compact"/>
-              <w:spacing w:before="0" w:after="30" w:line="240" w:lineRule="auto"/>
+          <w:tcPr/>
+          <w:p>
+            <w:pPr>
+              <w:pStyle w:val="Compact"/>
             </w:pPr>
             <w:r>
               <w:t xml:space="preserve">Keep shaking or hide the loss</w:t>
@@ -6061,22 +4645,11 @@
         </w:tc>
       </w:tr>
       <w:tr>
-        <w:trPr>
-          <w:cantSplit/>
-        </w:trPr>
-        <w:tc>
-          <w:tcPr>
-            <w:tcMar>
-              <w:top w:w="55" w:type="dxa"/>
-              <w:start w:w="70" w:type="dxa"/>
-              <w:bottom w:w="55" w:type="dxa"/>
-              <w:end w:w="70" w:type="dxa"/>
-            </w:tcMar>
-          </w:tcPr>
-          <w:p>
-            <w:pPr>
-              <w:pStyle w:val="Compact"/>
-              <w:spacing w:before="0" w:after="30" w:line="240" w:lineRule="auto"/>
+        <w:tc>
+          <w:tcPr/>
+          <w:p>
+            <w:pPr>
+              <w:pStyle w:val="Compact"/>
             </w:pPr>
             <w:r>
               <w:t xml:space="preserve">Sand begins entering the funnel</w:t>
@@ -6084,18 +4657,10 @@
           </w:p>
         </w:tc>
         <w:tc>
-          <w:tcPr>
-            <w:tcMar>
-              <w:top w:w="55" w:type="dxa"/>
-              <w:start w:w="70" w:type="dxa"/>
-              <w:bottom w:w="55" w:type="dxa"/>
-              <w:end w:w="70" w:type="dxa"/>
-            </w:tcMar>
-          </w:tcPr>
-          <w:p>
-            <w:pPr>
-              <w:pStyle w:val="Compact"/>
-              <w:spacing w:before="0" w:after="30" w:line="240" w:lineRule="auto"/>
+          <w:tcPr/>
+          <w:p>
+            <w:pPr>
+              <w:pStyle w:val="Compact"/>
             </w:pPr>
             <w:r>
               <w:t xml:space="preserve">Stop pouring; record it; use a new filter if flow is blocked</w:t>
@@ -6103,18 +4668,10 @@
           </w:p>
         </w:tc>
         <w:tc>
-          <w:tcPr>
-            <w:tcMar>
-              <w:top w:w="55" w:type="dxa"/>
-              <w:start w:w="70" w:type="dxa"/>
-              <w:bottom w:w="55" w:type="dxa"/>
-              <w:end w:w="70" w:type="dxa"/>
-            </w:tcMar>
-          </w:tcPr>
-          <w:p>
-            <w:pPr>
-              <w:pStyle w:val="Compact"/>
-              <w:spacing w:before="0" w:after="30" w:line="240" w:lineRule="auto"/>
+          <w:tcPr/>
+          <w:p>
+            <w:pPr>
+              <w:pStyle w:val="Compact"/>
             </w:pPr>
             <w:r>
               <w:t xml:space="preserve">Scrape or squeeze the filter</w:t>
@@ -6123,22 +4680,11 @@
         </w:tc>
       </w:tr>
       <w:tr>
-        <w:trPr>
-          <w:cantSplit/>
-        </w:trPr>
-        <w:tc>
-          <w:tcPr>
-            <w:tcMar>
-              <w:top w:w="55" w:type="dxa"/>
-              <w:start w:w="70" w:type="dxa"/>
-              <w:bottom w:w="55" w:type="dxa"/>
-              <w:end w:w="70" w:type="dxa"/>
-            </w:tcMar>
-          </w:tcPr>
-          <w:p>
-            <w:pPr>
-              <w:pStyle w:val="Compact"/>
-              <w:spacing w:before="0" w:after="30" w:line="240" w:lineRule="auto"/>
+        <w:tc>
+          <w:tcPr/>
+          <w:p>
+            <w:pPr>
+              <w:pStyle w:val="Compact"/>
             </w:pPr>
             <w:r>
               <w:t xml:space="preserve">Filter flows very slowly</w:t>
@@ -6146,18 +4692,10 @@
           </w:p>
         </w:tc>
         <w:tc>
-          <w:tcPr>
-            <w:tcMar>
-              <w:top w:w="55" w:type="dxa"/>
-              <w:start w:w="70" w:type="dxa"/>
-              <w:bottom w:w="55" w:type="dxa"/>
-              <w:end w:w="70" w:type="dxa"/>
-            </w:tcMar>
-          </w:tcPr>
-          <w:p>
-            <w:pPr>
-              <w:pStyle w:val="Compact"/>
-              <w:spacing w:before="0" w:after="30" w:line="240" w:lineRule="auto"/>
+          <w:tcPr/>
+          <w:p>
+            <w:pPr>
+              <w:pStyle w:val="Compact"/>
             </w:pPr>
             <w:r>
               <w:t xml:space="preserve">Let gravity work; cover the setup; use the same filter type for all samples</w:t>
@@ -6165,18 +4703,10 @@
           </w:p>
         </w:tc>
         <w:tc>
-          <w:tcPr>
-            <w:tcMar>
-              <w:top w:w="55" w:type="dxa"/>
-              <w:start w:w="70" w:type="dxa"/>
-              <w:bottom w:w="55" w:type="dxa"/>
-              <w:end w:w="70" w:type="dxa"/>
-            </w:tcMar>
-          </w:tcPr>
-          <w:p>
-            <w:pPr>
-              <w:pStyle w:val="Compact"/>
-              <w:spacing w:before="0" w:after="30" w:line="240" w:lineRule="auto"/>
+          <w:tcPr/>
+          <w:p>
+            <w:pPr>
+              <w:pStyle w:val="Compact"/>
             </w:pPr>
             <w:r>
               <w:t xml:space="preserve">Poke holes or press material through</w:t>
@@ -6185,22 +4715,11 @@
         </w:tc>
       </w:tr>
       <w:tr>
-        <w:trPr>
-          <w:cantSplit/>
-        </w:trPr>
-        <w:tc>
-          <w:tcPr>
-            <w:tcMar>
-              <w:top w:w="55" w:type="dxa"/>
-              <w:start w:w="70" w:type="dxa"/>
-              <w:bottom w:w="55" w:type="dxa"/>
-              <w:end w:w="70" w:type="dxa"/>
-            </w:tcMar>
-          </w:tcPr>
-          <w:p>
-            <w:pPr>
-              <w:pStyle w:val="Compact"/>
-              <w:spacing w:before="0" w:after="30" w:line="240" w:lineRule="auto"/>
+        <w:tc>
+          <w:tcPr/>
+          <w:p>
+            <w:pPr>
+              <w:pStyle w:val="Compact"/>
             </w:pPr>
             <w:r>
               <w:t xml:space="preserve">Filter is still wet</w:t>
@@ -6208,18 +4727,10 @@
           </w:p>
         </w:tc>
         <w:tc>
-          <w:tcPr>
-            <w:tcMar>
-              <w:top w:w="55" w:type="dxa"/>
-              <w:start w:w="70" w:type="dxa"/>
-              <w:bottom w:w="55" w:type="dxa"/>
-              <w:end w:w="70" w:type="dxa"/>
-            </w:tcMar>
-          </w:tcPr>
-          <w:p>
-            <w:pPr>
-              <w:pStyle w:val="Compact"/>
-              <w:spacing w:before="0" w:after="30" w:line="240" w:lineRule="auto"/>
+          <w:tcPr/>
+          <w:p>
+            <w:pPr>
+              <w:pStyle w:val="Compact"/>
             </w:pPr>
             <w:r>
               <w:t xml:space="preserve">Keep it covered and wait, or use a clearly labeled practice slide</w:t>
@@ -6227,18 +4738,10 @@
           </w:p>
         </w:tc>
         <w:tc>
-          <w:tcPr>
-            <w:tcMar>
-              <w:top w:w="55" w:type="dxa"/>
-              <w:start w:w="70" w:type="dxa"/>
-              <w:bottom w:w="55" w:type="dxa"/>
-              <w:end w:w="70" w:type="dxa"/>
-            </w:tcMar>
-          </w:tcPr>
-          <w:p>
-            <w:pPr>
-              <w:pStyle w:val="Compact"/>
-              <w:spacing w:before="0" w:after="30" w:line="240" w:lineRule="auto"/>
+          <w:tcPr/>
+          <w:p>
+            <w:pPr>
+              <w:pStyle w:val="Compact"/>
             </w:pPr>
             <w:r>
               <w:t xml:space="preserve">Apply tape and pretend the poor transfer is sample evidence</w:t>
@@ -6247,22 +4750,11 @@
         </w:tc>
       </w:tr>
       <w:tr>
-        <w:trPr>
-          <w:cantSplit/>
-        </w:trPr>
-        <w:tc>
-          <w:tcPr>
-            <w:tcMar>
-              <w:top w:w="55" w:type="dxa"/>
-              <w:start w:w="70" w:type="dxa"/>
-              <w:bottom w:w="55" w:type="dxa"/>
-              <w:end w:w="70" w:type="dxa"/>
-            </w:tcMar>
-          </w:tcPr>
-          <w:p>
-            <w:pPr>
-              <w:pStyle w:val="Compact"/>
-              <w:spacing w:before="0" w:after="30" w:line="240" w:lineRule="auto"/>
+        <w:tc>
+          <w:tcPr/>
+          <w:p>
+            <w:pPr>
+              <w:pStyle w:val="Compact"/>
             </w:pPr>
             <w:r>
               <w:t xml:space="preserve">Fibers appear in the blank</w:t>
@@ -6270,18 +4762,10 @@
           </w:p>
         </w:tc>
         <w:tc>
-          <w:tcPr>
-            <w:tcMar>
-              <w:top w:w="55" w:type="dxa"/>
-              <w:start w:w="70" w:type="dxa"/>
-              <w:bottom w:w="55" w:type="dxa"/>
-              <w:end w:w="70" w:type="dxa"/>
-            </w:tcMar>
-          </w:tcPr>
-          <w:p>
-            <w:pPr>
-              <w:pStyle w:val="Compact"/>
-              <w:spacing w:before="0" w:after="30" w:line="240" w:lineRule="auto"/>
+          <w:tcPr/>
+          <w:p>
+            <w:pPr>
+              <w:pStyle w:val="Compact"/>
             </w:pPr>
             <w:r>
               <w:t xml:space="preserve">Report them and lower confidence in similar sample fibers</w:t>
@@ -6289,18 +4773,10 @@
           </w:p>
         </w:tc>
         <w:tc>
-          <w:tcPr>
-            <w:tcMar>
-              <w:top w:w="55" w:type="dxa"/>
-              <w:start w:w="70" w:type="dxa"/>
-              <w:bottom w:w="55" w:type="dxa"/>
-              <w:end w:w="70" w:type="dxa"/>
-            </w:tcMar>
-          </w:tcPr>
-          <w:p>
-            <w:pPr>
-              <w:pStyle w:val="Compact"/>
-              <w:spacing w:before="0" w:after="30" w:line="240" w:lineRule="auto"/>
+          <w:tcPr/>
+          <w:p>
+            <w:pPr>
+              <w:pStyle w:val="Compact"/>
             </w:pPr>
             <w:r>
               <w:t xml:space="preserve">Delete the blank or automatically subtract counts</w:t>
@@ -6309,22 +4785,11 @@
         </w:tc>
       </w:tr>
       <w:tr>
-        <w:trPr>
-          <w:cantSplit/>
-        </w:trPr>
-        <w:tc>
-          <w:tcPr>
-            <w:tcMar>
-              <w:top w:w="55" w:type="dxa"/>
-              <w:start w:w="70" w:type="dxa"/>
-              <w:bottom w:w="55" w:type="dxa"/>
-              <w:end w:w="70" w:type="dxa"/>
-            </w:tcMar>
-          </w:tcPr>
-          <w:p>
-            <w:pPr>
-              <w:pStyle w:val="Compact"/>
-              <w:spacing w:before="0" w:after="30" w:line="240" w:lineRule="auto"/>
+        <w:tc>
+          <w:tcPr/>
+          <w:p>
+            <w:pPr>
+              <w:pStyle w:val="Compact"/>
             </w:pPr>
             <w:r>
               <w:t xml:space="preserve">Microscope cannot connect</w:t>
@@ -6332,18 +4797,10 @@
           </w:p>
         </w:tc>
         <w:tc>
-          <w:tcPr>
-            <w:tcMar>
-              <w:top w:w="55" w:type="dxa"/>
-              <w:start w:w="70" w:type="dxa"/>
-              <w:bottom w:w="55" w:type="dxa"/>
-              <w:end w:w="70" w:type="dxa"/>
-            </w:tcMar>
-          </w:tcPr>
-          <w:p>
-            <w:pPr>
-              <w:pStyle w:val="Compact"/>
-              <w:spacing w:before="0" w:after="30" w:line="240" w:lineRule="auto"/>
+          <w:tcPr/>
+          <w:p>
+            <w:pPr>
+              <w:pStyle w:val="Compact"/>
             </w:pPr>
             <w:r>
               <w:t xml:space="preserve">Use a hand lens, enlarged still image, drawing, and preserved filter</w:t>
@@ -6351,18 +4808,10 @@
           </w:p>
         </w:tc>
         <w:tc>
-          <w:tcPr>
-            <w:tcMar>
-              <w:top w:w="55" w:type="dxa"/>
-              <w:start w:w="70" w:type="dxa"/>
-              <w:bottom w:w="55" w:type="dxa"/>
-              <w:end w:w="70" w:type="dxa"/>
-            </w:tcMar>
-          </w:tcPr>
-          <w:p>
-            <w:pPr>
-              <w:pStyle w:val="Compact"/>
-              <w:spacing w:before="0" w:after="30" w:line="240" w:lineRule="auto"/>
+          <w:tcPr/>
+          <w:p>
+            <w:pPr>
+              <w:pStyle w:val="Compact"/>
             </w:pPr>
             <w:r>
               <w:t xml:space="preserve">Treat technology failure as learner failure</w:t>
@@ -6371,22 +4820,11 @@
         </w:tc>
       </w:tr>
       <w:tr>
-        <w:trPr>
-          <w:cantSplit/>
-        </w:trPr>
-        <w:tc>
-          <w:tcPr>
-            <w:tcMar>
-              <w:top w:w="55" w:type="dxa"/>
-              <w:start w:w="70" w:type="dxa"/>
-              <w:bottom w:w="55" w:type="dxa"/>
-              <w:end w:w="70" w:type="dxa"/>
-            </w:tcMar>
-          </w:tcPr>
-          <w:p>
-            <w:pPr>
-              <w:pStyle w:val="Compact"/>
-              <w:spacing w:before="0" w:after="30" w:line="240" w:lineRule="auto"/>
+        <w:tc>
+          <w:tcPr/>
+          <w:p>
+            <w:pPr>
+              <w:pStyle w:val="Compact"/>
             </w:pPr>
             <w:r>
               <w:t xml:space="preserve">Campers disagree about a particle</w:t>
@@ -6394,18 +4832,10 @@
           </w:p>
         </w:tc>
         <w:tc>
-          <w:tcPr>
-            <w:tcMar>
-              <w:top w:w="55" w:type="dxa"/>
-              <w:start w:w="70" w:type="dxa"/>
-              <w:bottom w:w="55" w:type="dxa"/>
-              <w:end w:w="70" w:type="dxa"/>
-            </w:tcMar>
-          </w:tcPr>
-          <w:p>
-            <w:pPr>
-              <w:pStyle w:val="Compact"/>
-              <w:spacing w:before="0" w:after="30" w:line="240" w:lineRule="auto"/>
+          <w:tcPr/>
+          <w:p>
+            <w:pPr>
+              <w:pStyle w:val="Compact"/>
             </w:pPr>
             <w:r>
               <w:t xml:space="preserve">Record both classifications and the evidence for each</w:t>
@@ -6413,18 +4843,10 @@
           </w:p>
         </w:tc>
         <w:tc>
-          <w:tcPr>
-            <w:tcMar>
-              <w:top w:w="55" w:type="dxa"/>
-              <w:start w:w="70" w:type="dxa"/>
-              <w:bottom w:w="55" w:type="dxa"/>
-              <w:end w:w="70" w:type="dxa"/>
-            </w:tcMar>
-          </w:tcPr>
-          <w:p>
-            <w:pPr>
-              <w:pStyle w:val="Compact"/>
-              <w:spacing w:before="0" w:after="30" w:line="240" w:lineRule="auto"/>
+          <w:tcPr/>
+          <w:p>
+            <w:pPr>
+              <w:pStyle w:val="Compact"/>
             </w:pPr>
             <w:r>
               <w:t xml:space="preserve">Let the fastest or loudest answer become fact</w:t>
@@ -6450,7 +4872,6 @@
           <w:ilvl w:val="0"/>
           <w:numId w:val="1021"/>
         </w:numPr>
-        <w:spacing w:line="240" w:lineRule="auto" w:after="30" w:before="100"/>
       </w:pPr>
       <w:r>
         <w:t xml:space="preserve">Keep every filter, tape lift, and suspected particle labeled and covered.</w:t>
@@ -6463,7 +4884,6 @@
           <w:ilvl w:val="0"/>
           <w:numId w:val="1021"/>
         </w:numPr>
-        <w:spacing w:line="240" w:lineRule="auto" w:after="30"/>
       </w:pPr>
       <w:r>
         <w:t xml:space="preserve">Place used filters and tape in a labeled sealed solid-waste container or archive envelope.</w:t>
@@ -6476,7 +4896,6 @@
           <w:ilvl w:val="0"/>
           <w:numId w:val="1021"/>
         </w:numPr>
-        <w:spacing w:line="240" w:lineRule="auto" w:after="30"/>
       </w:pPr>
       <w:r>
         <w:t xml:space="preserve">Do not pour unfiltered sample liquid, sand, or captured solids down a drain.</w:t>
@@ -6489,7 +4908,6 @@
           <w:ilvl w:val="0"/>
           <w:numId w:val="1021"/>
         </w:numPr>
-        <w:spacing w:line="240" w:lineRule="auto" w:after="30"/>
       </w:pPr>
       <w:r>
         <w:t xml:space="preserve">Follow Dr. April's or the lab's approved disposal route for filtered brine, environmental sand, and glassware wash water.</w:t>
@@ -6502,7 +4920,6 @@
           <w:ilvl w:val="0"/>
           <w:numId w:val="1021"/>
         </w:numPr>
-        <w:spacing w:line="240" w:lineRule="auto" w:after="30"/>
       </w:pPr>
       <w:r>
         <w:t xml:space="preserve">Wash reusable glass, porcelain, and metal tools with the approved laboratory method; rinse with distilled water; air-dry covered.</w:t>
@@ -6515,7 +4932,6 @@
           <w:ilvl w:val="0"/>
           <w:numId w:val="1021"/>
         </w:numPr>
-        <w:spacing w:line="240" w:lineRule="auto" w:after="30"/>
       </w:pPr>
       <w:r>
         <w:t xml:space="preserve">Clean one sample station at a time to prevent label swaps.</w:t>
@@ -6528,7 +4944,6 @@
           <w:ilvl w:val="0"/>
           <w:numId w:val="1021"/>
         </w:numPr>
-        <w:spacing w:line="240" w:lineRule="auto" w:after="30"/>
       </w:pPr>
       <w:r>
         <w:t xml:space="preserve">Photograph completed data sheets and preserve the original sheets.</w:t>
@@ -6541,7 +4956,6 @@
           <w:ilvl w:val="0"/>
           <w:numId w:val="1021"/>
         </w:numPr>
-        <w:spacing w:line="240" w:lineRule="auto" w:after="100"/>
       </w:pPr>
       <w:r>
         <w:t xml:space="preserve">Wash hands after gloves are removed and before eating.</w:t>
@@ -6564,7 +4978,6 @@
           <w:ilvl w:val="0"/>
           <w:numId w:val="1022"/>
         </w:numPr>
-        <w:spacing w:line="240" w:lineRule="auto" w:after="30" w:before="100"/>
       </w:pPr>
       <w:r>
         <w:t xml:space="preserve">Every jar, filter, slide, and data sheet has a matching written ID.</w:t>
@@ -6577,10 +4990,9 @@
           <w:ilvl w:val="0"/>
           <w:numId w:val="1023"/>
         </w:numPr>
-        <w:spacing w:line="240" w:lineRule="auto" w:after="30"/>
-      </w:pPr>
-      <w:r>
-        <w:t xml:space="preserve">SAMPLE 1-3 and BLANK used the same documented procedure.</w:t>
+      </w:pPr>
+      <w:r>
+        <w:t xml:space="preserve">SAMPLE 1-6 and BLANK used the same documented procedure.</w:t>
       </w:r>
     </w:p>
     <w:p>
@@ -6590,7 +5002,6 @@
           <w:ilvl w:val="0"/>
           <w:numId w:val="1024"/>
         </w:numPr>
-        <w:spacing w:line="240" w:lineRule="auto" w:after="30"/>
       </w:pPr>
       <w:r>
         <w:t xml:space="preserve">Sample amount, brine amount, mixing time, and settling time are recorded.</w:t>
@@ -6603,7 +5014,6 @@
           <w:ilvl w:val="0"/>
           <w:numId w:val="1025"/>
         </w:numPr>
-        <w:spacing w:line="240" w:lineRule="auto" w:after="30"/>
       </w:pPr>
       <w:r>
         <w:t xml:space="preserve">Samples stayed covered except during required handling.</w:t>
@@ -6616,7 +5026,6 @@
           <w:ilvl w:val="0"/>
           <w:numId w:val="1026"/>
         </w:numPr>
-        <w:spacing w:line="240" w:lineRule="auto" w:after="30"/>
       </w:pPr>
       <w:r>
         <w:t xml:space="preserve">The blank was examined before claims were written.</w:t>
@@ -6629,7 +5038,6 @@
           <w:ilvl w:val="0"/>
           <w:numId w:val="1027"/>
         </w:numPr>
-        <w:spacing w:line="240" w:lineRule="auto" w:after="30"/>
       </w:pPr>
       <w:r>
         <w:t xml:space="preserve">Campers used</w:t>
@@ -6684,7 +5092,6 @@
           <w:ilvl w:val="0"/>
           <w:numId w:val="1028"/>
         </w:numPr>
-        <w:spacing w:line="240" w:lineRule="auto" w:after="30"/>
       </w:pPr>
       <w:r>
         <w:t xml:space="preserve">Nobody claimed visual confirmation, exact beach prevalence, a source, exposure, or harm.</w:t>
@@ -6697,7 +5104,6 @@
           <w:ilvl w:val="0"/>
           <w:numId w:val="1029"/>
         </w:numPr>
-        <w:spacing w:line="240" w:lineRule="auto" w:after="30"/>
       </w:pPr>
       <w:r>
         <w:t xml:space="preserve">At least one seated, touch-free, quiet, and shared-screen route remained available.</w:t>
@@ -6710,7 +5116,6 @@
           <w:ilvl w:val="0"/>
           <w:numId w:val="1030"/>
         </w:numPr>
-        <w:spacing w:line="240" w:lineRule="auto" w:after="30"/>
       </w:pPr>
       <w:r>
         <w:t xml:space="preserve">All sample material and liquid followed the approved containment and disposal plan.</w:t>
@@ -6723,7 +5128,6 @@
           <w:ilvl w:val="0"/>
           <w:numId w:val="1031"/>
         </w:numPr>
-        <w:spacing w:line="240" w:lineRule="auto" w:after="100"/>
       </w:pPr>
       <w:r>
         <w:t xml:space="preserve">Campers added one evidence-supported relationship, limitation, or question to the Invisible Invaders model.</w:t>
@@ -6734,7 +5138,6 @@
     <w:p>
       <w:pPr>
         <w:pStyle w:val="Heading2"/>
-        <w:pageBreakBefore/>
       </w:pPr>
       <w:r>
         <w:t xml:space="preserve">Camper Quick Guide</w:t>
@@ -6756,7 +5159,6 @@
           <w:ilvl w:val="0"/>
           <w:numId w:val="1032"/>
         </w:numPr>
-        <w:spacing w:line="240" w:lineRule="auto" w:after="30" w:before="100"/>
       </w:pPr>
       <w:r>
         <w:rPr>
@@ -6779,7 +5181,6 @@
           <w:ilvl w:val="0"/>
           <w:numId w:val="1032"/>
         </w:numPr>
-        <w:spacing w:line="240" w:lineRule="auto" w:after="30"/>
       </w:pPr>
       <w:r>
         <w:rPr>
@@ -6802,7 +5203,6 @@
           <w:ilvl w:val="0"/>
           <w:numId w:val="1032"/>
         </w:numPr>
-        <w:spacing w:line="240" w:lineRule="auto" w:after="30"/>
       </w:pPr>
       <w:r>
         <w:rPr>
@@ -6825,7 +5225,6 @@
           <w:ilvl w:val="0"/>
           <w:numId w:val="1032"/>
         </w:numPr>
-        <w:spacing w:line="240" w:lineRule="auto" w:after="30"/>
       </w:pPr>
       <w:r>
         <w:rPr>
@@ -6848,7 +5247,6 @@
           <w:ilvl w:val="0"/>
           <w:numId w:val="1032"/>
         </w:numPr>
-        <w:spacing w:line="240" w:lineRule="auto" w:after="30"/>
       </w:pPr>
       <w:r>
         <w:rPr>
@@ -6871,7 +5269,6 @@
           <w:ilvl w:val="0"/>
           <w:numId w:val="1032"/>
         </w:numPr>
-        <w:spacing w:line="240" w:lineRule="auto" w:after="30"/>
       </w:pPr>
       <w:r>
         <w:rPr>
@@ -6894,7 +5291,6 @@
           <w:ilvl w:val="0"/>
           <w:numId w:val="1032"/>
         </w:numPr>
-        <w:spacing w:line="240" w:lineRule="auto" w:after="30"/>
       </w:pPr>
       <w:r>
         <w:rPr>
@@ -6917,7 +5313,6 @@
           <w:ilvl w:val="0"/>
           <w:numId w:val="1032"/>
         </w:numPr>
-        <w:spacing w:line="240" w:lineRule="auto" w:after="100"/>
       </w:pPr>
       <w:r>
         <w:rPr>
@@ -6950,7 +5345,6 @@
           <w:ilvl w:val="0"/>
           <w:numId w:val="1033"/>
         </w:numPr>
-        <w:spacing w:line="240" w:lineRule="auto" w:after="30" w:before="100"/>
       </w:pPr>
       <w:r>
         <w:rPr>
@@ -6973,7 +5367,6 @@
           <w:ilvl w:val="0"/>
           <w:numId w:val="1033"/>
         </w:numPr>
-        <w:spacing w:line="240" w:lineRule="auto" w:after="30"/>
       </w:pPr>
       <w:r>
         <w:rPr>
@@ -6996,7 +5389,6 @@
           <w:ilvl w:val="0"/>
           <w:numId w:val="1033"/>
         </w:numPr>
-        <w:spacing w:line="240" w:lineRule="auto" w:after="30"/>
       </w:pPr>
       <w:r>
         <w:rPr>
@@ -7019,7 +5411,6 @@
           <w:ilvl w:val="0"/>
           <w:numId w:val="1033"/>
         </w:numPr>
-        <w:spacing w:line="240" w:lineRule="auto" w:after="100"/>
       </w:pPr>
       <w:r>
         <w:rPr>
@@ -7052,7 +5443,6 @@
           <w:ilvl w:val="0"/>
           <w:numId w:val="1034"/>
         </w:numPr>
-        <w:spacing w:line="240" w:lineRule="auto" w:after="30" w:before="100"/>
       </w:pPr>
       <w:r>
         <w:rPr>
@@ -7075,7 +5465,6 @@
           <w:ilvl w:val="0"/>
           <w:numId w:val="1034"/>
         </w:numPr>
-        <w:spacing w:line="240" w:lineRule="auto" w:after="30"/>
       </w:pPr>
       <w:r>
         <w:rPr>
@@ -7098,7 +5487,6 @@
           <w:ilvl w:val="0"/>
           <w:numId w:val="1034"/>
         </w:numPr>
-        <w:spacing w:line="240" w:lineRule="auto" w:after="30"/>
       </w:pPr>
       <w:r>
         <w:rPr>
@@ -7121,7 +5509,6 @@
           <w:ilvl w:val="0"/>
           <w:numId w:val="1034"/>
         </w:numPr>
-        <w:spacing w:line="240" w:lineRule="auto" w:after="30"/>
       </w:pPr>
       <w:r>
         <w:rPr>
@@ -7144,7 +5531,6 @@
           <w:ilvl w:val="0"/>
           <w:numId w:val="1034"/>
         </w:numPr>
-        <w:spacing w:line="240" w:lineRule="auto" w:after="30"/>
       </w:pPr>
       <w:r>
         <w:rPr>
@@ -7167,7 +5553,6 @@
           <w:ilvl w:val="0"/>
           <w:numId w:val="1034"/>
         </w:numPr>
-        <w:spacing w:line="240" w:lineRule="auto" w:after="30"/>
       </w:pPr>
       <w:r>
         <w:rPr>
@@ -7190,7 +5575,6 @@
           <w:ilvl w:val="0"/>
           <w:numId w:val="1034"/>
         </w:numPr>
-        <w:spacing w:line="240" w:lineRule="auto" w:after="30"/>
       </w:pPr>
       <w:r>
         <w:rPr>
@@ -7213,7 +5597,6 @@
           <w:ilvl w:val="0"/>
           <w:numId w:val="1034"/>
         </w:numPr>
-        <w:spacing w:line="240" w:lineRule="auto" w:after="100"/>
       </w:pPr>
       <w:r>
         <w:rPr>
@@ -7247,7 +5630,6 @@
           <w:ilvl w:val="0"/>
           <w:numId w:val="1035"/>
         </w:numPr>
-        <w:spacing w:line="240" w:lineRule="auto" w:after="30" w:before="100"/>
       </w:pPr>
       <w:hyperlink r:id="rId54">
         <w:r>
@@ -7284,7 +5666,6 @@
           <w:ilvl w:val="0"/>
           <w:numId w:val="1035"/>
         </w:numPr>
-        <w:spacing w:line="240" w:lineRule="auto" w:after="30"/>
       </w:pPr>
       <w:hyperlink r:id="rId55">
         <w:r>
@@ -7308,7 +5689,6 @@
           <w:ilvl w:val="0"/>
           <w:numId w:val="1035"/>
         </w:numPr>
-        <w:spacing w:line="240" w:lineRule="auto" w:after="100"/>
       </w:pPr>
       <w:hyperlink r:id="rId56">
         <w:r>
